--- a/backend/templates/report_template.docx
+++ b/backend/templates/report_template.docx
@@ -563,9 +563,9 @@
         <w:p>
           <w:pPr>
             <w:pStyle w:val="TOC1"/>
-            <w:ind w:right="168" w:firstLine="0"/>
+            <w:ind w:right="-12" w:firstLine="0"/>
             <w:rPr>
-              <w:rFonts w:eastAsiaTheme="minorEastAsia"/>
+              <w:rFonts w:asciiTheme="minorHAnsi" w:eastAsiaTheme="minorEastAsia" w:hAnsiTheme="minorHAnsi" w:cstheme="minorBidi"/>
               <w:b w:val="0"/>
               <w:bCs w:val="0"/>
               <w:noProof/>
@@ -585,7 +585,7 @@
           <w:r>
             <w:fldChar w:fldCharType="separate"/>
           </w:r>
-          <w:hyperlink w:anchor="_Toc216005715" w:history="1">
+          <w:hyperlink w:anchor="_Toc227670200" w:history="1">
             <w:r>
               <w:rPr>
                 <w:rStyle w:val="Hyperlink"/>
@@ -612,7 +612,7 @@
                 <w:noProof/>
                 <w:webHidden/>
               </w:rPr>
-              <w:instrText xml:space="preserve"> PAGEREF _Toc216005715 \h </w:instrText>
+              <w:instrText xml:space="preserve"> PAGEREF _Toc227670200 \h </w:instrText>
             </w:r>
             <w:r>
               <w:rPr>
@@ -646,9 +646,9 @@
         <w:p>
           <w:pPr>
             <w:pStyle w:val="TOC1"/>
-            <w:ind w:right="168" w:firstLine="0"/>
+            <w:ind w:right="-12" w:firstLine="0"/>
             <w:rPr>
-              <w:rFonts w:eastAsiaTheme="minorEastAsia"/>
+              <w:rFonts w:asciiTheme="minorHAnsi" w:eastAsiaTheme="minorEastAsia" w:hAnsiTheme="minorHAnsi" w:cstheme="minorBidi"/>
               <w:b w:val="0"/>
               <w:bCs w:val="0"/>
               <w:noProof/>
@@ -659,7 +659,7 @@
               <w14:ligatures w14:val="standardContextual"/>
             </w:rPr>
           </w:pPr>
-          <w:hyperlink w:anchor="_Toc216005716" w:history="1">
+          <w:hyperlink w:anchor="_Toc227670201" w:history="1">
             <w:r>
               <w:rPr>
                 <w:rStyle w:val="Hyperlink"/>
@@ -686,7 +686,7 @@
                 <w:noProof/>
                 <w:webHidden/>
               </w:rPr>
-              <w:instrText xml:space="preserve"> PAGEREF _Toc216005716 \h </w:instrText>
+              <w:instrText xml:space="preserve"> PAGEREF _Toc227670201 \h </w:instrText>
             </w:r>
             <w:r>
               <w:rPr>
@@ -720,9 +720,9 @@
         <w:p>
           <w:pPr>
             <w:pStyle w:val="TOC1"/>
-            <w:ind w:right="168" w:firstLine="0"/>
+            <w:ind w:right="-12" w:firstLine="0"/>
             <w:rPr>
-              <w:rFonts w:eastAsiaTheme="minorEastAsia"/>
+              <w:rFonts w:asciiTheme="minorHAnsi" w:eastAsiaTheme="minorEastAsia" w:hAnsiTheme="minorHAnsi" w:cstheme="minorBidi"/>
               <w:b w:val="0"/>
               <w:bCs w:val="0"/>
               <w:noProof/>
@@ -733,7 +733,7 @@
               <w14:ligatures w14:val="standardContextual"/>
             </w:rPr>
           </w:pPr>
-          <w:hyperlink w:anchor="_Toc216005717" w:history="1">
+          <w:hyperlink w:anchor="_Toc227670202" w:history="1">
             <w:r>
               <w:rPr>
                 <w:rStyle w:val="Hyperlink"/>
@@ -760,7 +760,7 @@
                 <w:noProof/>
                 <w:webHidden/>
               </w:rPr>
-              <w:instrText xml:space="preserve"> PAGEREF _Toc216005717 \h </w:instrText>
+              <w:instrText xml:space="preserve"> PAGEREF _Toc227670202 \h </w:instrText>
             </w:r>
             <w:r>
               <w:rPr>
@@ -794,9 +794,9 @@
         <w:p>
           <w:pPr>
             <w:pStyle w:val="TOC1"/>
-            <w:ind w:right="168" w:firstLine="0"/>
+            <w:ind w:right="-12" w:firstLine="0"/>
             <w:rPr>
-              <w:rFonts w:eastAsiaTheme="minorEastAsia"/>
+              <w:rFonts w:asciiTheme="minorHAnsi" w:eastAsiaTheme="minorEastAsia" w:hAnsiTheme="minorHAnsi" w:cstheme="minorBidi"/>
               <w:b w:val="0"/>
               <w:bCs w:val="0"/>
               <w:noProof/>
@@ -807,7 +807,7 @@
               <w14:ligatures w14:val="standardContextual"/>
             </w:rPr>
           </w:pPr>
-          <w:hyperlink w:anchor="_Toc216005718" w:history="1">
+          <w:hyperlink w:anchor="_Toc227670203" w:history="1">
             <w:r>
               <w:rPr>
                 <w:rStyle w:val="Hyperlink"/>
@@ -834,7 +834,7 @@
                 <w:noProof/>
                 <w:webHidden/>
               </w:rPr>
-              <w:instrText xml:space="preserve"> PAGEREF _Toc216005718 \h </w:instrText>
+              <w:instrText xml:space="preserve"> PAGEREF _Toc227670203 \h </w:instrText>
             </w:r>
             <w:r>
               <w:rPr>
@@ -868,9 +868,9 @@
         <w:p>
           <w:pPr>
             <w:pStyle w:val="TOC1"/>
-            <w:ind w:right="168" w:firstLine="0"/>
+            <w:ind w:right="-12" w:firstLine="0"/>
             <w:rPr>
-              <w:rFonts w:eastAsiaTheme="minorEastAsia"/>
+              <w:rFonts w:asciiTheme="minorHAnsi" w:eastAsiaTheme="minorEastAsia" w:hAnsiTheme="minorHAnsi" w:cstheme="minorBidi"/>
               <w:b w:val="0"/>
               <w:bCs w:val="0"/>
               <w:noProof/>
@@ -881,7 +881,7 @@
               <w14:ligatures w14:val="standardContextual"/>
             </w:rPr>
           </w:pPr>
-          <w:hyperlink w:anchor="_Toc216005719" w:history="1">
+          <w:hyperlink w:anchor="_Toc227670204" w:history="1">
             <w:r>
               <w:rPr>
                 <w:rStyle w:val="Hyperlink"/>
@@ -908,7 +908,7 @@
                 <w:noProof/>
                 <w:webHidden/>
               </w:rPr>
-              <w:instrText xml:space="preserve"> PAGEREF _Toc216005719 \h </w:instrText>
+              <w:instrText xml:space="preserve"> PAGEREF _Toc227670204 \h </w:instrText>
             </w:r>
             <w:r>
               <w:rPr>
@@ -942,9 +942,9 @@
         <w:p>
           <w:pPr>
             <w:pStyle w:val="TOC1"/>
-            <w:ind w:right="168" w:firstLine="0"/>
+            <w:ind w:right="-12" w:firstLine="0"/>
             <w:rPr>
-              <w:rFonts w:eastAsiaTheme="minorEastAsia"/>
+              <w:rFonts w:asciiTheme="minorHAnsi" w:eastAsiaTheme="minorEastAsia" w:hAnsiTheme="minorHAnsi" w:cstheme="minorBidi"/>
               <w:b w:val="0"/>
               <w:bCs w:val="0"/>
               <w:noProof/>
@@ -955,7 +955,7 @@
               <w14:ligatures w14:val="standardContextual"/>
             </w:rPr>
           </w:pPr>
-          <w:hyperlink w:anchor="_Toc216005720" w:history="1">
+          <w:hyperlink w:anchor="_Toc227670205" w:history="1">
             <w:r>
               <w:rPr>
                 <w:rStyle w:val="Hyperlink"/>
@@ -982,7 +982,7 @@
                 <w:noProof/>
                 <w:webHidden/>
               </w:rPr>
-              <w:instrText xml:space="preserve"> PAGEREF _Toc216005720 \h </w:instrText>
+              <w:instrText xml:space="preserve"> PAGEREF _Toc227670205 \h </w:instrText>
             </w:r>
             <w:r>
               <w:rPr>
@@ -1016,9 +1016,9 @@
         <w:p>
           <w:pPr>
             <w:pStyle w:val="TOC1"/>
-            <w:ind w:right="168" w:firstLine="0"/>
+            <w:ind w:right="-12" w:firstLine="0"/>
             <w:rPr>
-              <w:rFonts w:eastAsiaTheme="minorEastAsia"/>
+              <w:rFonts w:asciiTheme="minorHAnsi" w:eastAsiaTheme="minorEastAsia" w:hAnsiTheme="minorHAnsi" w:cstheme="minorBidi"/>
               <w:b w:val="0"/>
               <w:bCs w:val="0"/>
               <w:noProof/>
@@ -1029,7 +1029,7 @@
               <w14:ligatures w14:val="standardContextual"/>
             </w:rPr>
           </w:pPr>
-          <w:hyperlink w:anchor="_Toc216005721" w:history="1">
+          <w:hyperlink w:anchor="_Toc227670206" w:history="1">
             <w:r>
               <w:rPr>
                 <w:rStyle w:val="Hyperlink"/>
@@ -1056,7 +1056,7 @@
                 <w:noProof/>
                 <w:webHidden/>
               </w:rPr>
-              <w:instrText xml:space="preserve"> PAGEREF _Toc216005721 \h </w:instrText>
+              <w:instrText xml:space="preserve"> PAGEREF _Toc227670206 \h </w:instrText>
             </w:r>
             <w:r>
               <w:rPr>
@@ -1090,9 +1090,9 @@
         <w:p>
           <w:pPr>
             <w:pStyle w:val="TOC1"/>
-            <w:ind w:right="168" w:firstLine="0"/>
+            <w:ind w:right="-12" w:firstLine="0"/>
             <w:rPr>
-              <w:rFonts w:eastAsiaTheme="minorEastAsia"/>
+              <w:rFonts w:asciiTheme="minorHAnsi" w:eastAsiaTheme="minorEastAsia" w:hAnsiTheme="minorHAnsi" w:cstheme="minorBidi"/>
               <w:b w:val="0"/>
               <w:bCs w:val="0"/>
               <w:noProof/>
@@ -1103,7 +1103,7 @@
               <w14:ligatures w14:val="standardContextual"/>
             </w:rPr>
           </w:pPr>
-          <w:hyperlink w:anchor="_Toc216005722" w:history="1">
+          <w:hyperlink w:anchor="_Toc227670207" w:history="1">
             <w:r>
               <w:rPr>
                 <w:rStyle w:val="Hyperlink"/>
@@ -1130,7 +1130,7 @@
                 <w:noProof/>
                 <w:webHidden/>
               </w:rPr>
-              <w:instrText xml:space="preserve"> PAGEREF _Toc216005722 \h </w:instrText>
+              <w:instrText xml:space="preserve"> PAGEREF _Toc227670207 \h </w:instrText>
             </w:r>
             <w:r>
               <w:rPr>
@@ -1164,9 +1164,9 @@
         <w:p>
           <w:pPr>
             <w:pStyle w:val="TOC1"/>
-            <w:ind w:right="168" w:firstLine="0"/>
+            <w:ind w:right="-12" w:firstLine="0"/>
             <w:rPr>
-              <w:rFonts w:eastAsiaTheme="minorEastAsia"/>
+              <w:rFonts w:asciiTheme="minorHAnsi" w:eastAsiaTheme="minorEastAsia" w:hAnsiTheme="minorHAnsi" w:cstheme="minorBidi"/>
               <w:b w:val="0"/>
               <w:bCs w:val="0"/>
               <w:noProof/>
@@ -1177,13 +1177,13 @@
               <w14:ligatures w14:val="standardContextual"/>
             </w:rPr>
           </w:pPr>
-          <w:hyperlink w:anchor="_Toc216005723" w:history="1">
+          <w:hyperlink w:anchor="_Toc227670208" w:history="1">
             <w:r>
               <w:rPr>
                 <w:rStyle w:val="Hyperlink"/>
                 <w:noProof/>
               </w:rPr>
-              <w:t>SITE DETAILS</w:t>
+              <w:t>RECOMMENDATIONS</w:t>
             </w:r>
             <w:r>
               <w:rPr>
@@ -1204,7 +1204,7 @@
                 <w:noProof/>
                 <w:webHidden/>
               </w:rPr>
-              <w:instrText xml:space="preserve"> PAGEREF _Toc216005723 \h </w:instrText>
+              <w:instrText xml:space="preserve"> PAGEREF _Toc227670208 \h </w:instrText>
             </w:r>
             <w:r>
               <w:rPr>
@@ -1224,7 +1224,7 @@
                 <w:noProof/>
                 <w:webHidden/>
               </w:rPr>
-              <w:t>12</w:t>
+              <w:t>13</w:t>
             </w:r>
             <w:r>
               <w:rPr>
@@ -1238,9 +1238,9 @@
         <w:p>
           <w:pPr>
             <w:pStyle w:val="TOC1"/>
-            <w:ind w:right="168" w:firstLine="0"/>
+            <w:ind w:right="-12" w:firstLine="0"/>
             <w:rPr>
-              <w:rFonts w:eastAsiaTheme="minorEastAsia"/>
+              <w:rFonts w:asciiTheme="minorHAnsi" w:eastAsiaTheme="minorEastAsia" w:hAnsiTheme="minorHAnsi" w:cstheme="minorBidi"/>
               <w:b w:val="0"/>
               <w:bCs w:val="0"/>
               <w:noProof/>
@@ -1251,13 +1251,13 @@
               <w14:ligatures w14:val="standardContextual"/>
             </w:rPr>
           </w:pPr>
-          <w:hyperlink w:anchor="_Toc216005724" w:history="1">
+          <w:hyperlink w:anchor="_Toc227670209" w:history="1">
             <w:r>
               <w:rPr>
                 <w:rStyle w:val="Hyperlink"/>
                 <w:noProof/>
               </w:rPr>
-              <w:t>DEFECTIVE ITEMS</w:t>
+              <w:t>SITE DETAILS</w:t>
             </w:r>
             <w:r>
               <w:rPr>
@@ -1278,7 +1278,7 @@
                 <w:noProof/>
                 <w:webHidden/>
               </w:rPr>
-              <w:instrText xml:space="preserve"> PAGEREF _Toc216005724 \h </w:instrText>
+              <w:instrText xml:space="preserve"> PAGEREF _Toc227670209 \h </w:instrText>
             </w:r>
             <w:r>
               <w:rPr>
@@ -1298,7 +1298,7 @@
                 <w:noProof/>
                 <w:webHidden/>
               </w:rPr>
-              <w:t>12</w:t>
+              <w:t>15</w:t>
             </w:r>
             <w:r>
               <w:rPr>
@@ -1310,6 +1310,157 @@
           </w:hyperlink>
         </w:p>
         <w:p>
+          <w:pPr>
+            <w:pStyle w:val="TOC1"/>
+            <w:ind w:right="-12" w:firstLine="0"/>
+            <w:rPr>
+              <w:rFonts w:asciiTheme="minorHAnsi" w:eastAsiaTheme="minorEastAsia" w:hAnsiTheme="minorHAnsi" w:cstheme="minorBidi"/>
+              <w:b w:val="0"/>
+              <w:bCs w:val="0"/>
+              <w:noProof/>
+              <w:kern w:val="2"/>
+              <w:sz w:val="24"/>
+              <w:szCs w:val="24"/>
+              <w:lang w:val="en-US" w:eastAsia="en-US"/>
+              <w14:ligatures w14:val="standardContextual"/>
+            </w:rPr>
+          </w:pPr>
+          <w:hyperlink w:anchor="_Toc227670210" w:history="1">
+            <w:r>
+              <w:rPr>
+                <w:rStyle w:val="Hyperlink"/>
+                <w:noProof/>
+              </w:rPr>
+              <w:t>DEFECTIVE ITEMS</w:t>
+            </w:r>
+            <w:r>
+              <w:rPr>
+                <w:noProof/>
+                <w:webHidden/>
+              </w:rPr>
+              <w:tab/>
+            </w:r>
+            <w:r>
+              <w:rPr>
+                <w:noProof/>
+                <w:webHidden/>
+              </w:rPr>
+              <w:fldChar w:fldCharType="begin"/>
+            </w:r>
+            <w:r>
+              <w:rPr>
+                <w:noProof/>
+                <w:webHidden/>
+              </w:rPr>
+              <w:instrText xml:space="preserve"> PAGEREF _Toc227670210 \h </w:instrText>
+            </w:r>
+            <w:r>
+              <w:rPr>
+                <w:noProof/>
+                <w:webHidden/>
+              </w:rPr>
+            </w:r>
+            <w:r>
+              <w:rPr>
+                <w:noProof/>
+                <w:webHidden/>
+              </w:rPr>
+              <w:fldChar w:fldCharType="separate"/>
+            </w:r>
+            <w:r>
+              <w:rPr>
+                <w:noProof/>
+                <w:webHidden/>
+              </w:rPr>
+              <w:t>15</w:t>
+            </w:r>
+            <w:r>
+              <w:rPr>
+                <w:noProof/>
+                <w:webHidden/>
+              </w:rPr>
+              <w:fldChar w:fldCharType="end"/>
+            </w:r>
+          </w:hyperlink>
+        </w:p>
+        <w:p>
+          <w:pPr>
+            <w:pStyle w:val="TOC1"/>
+            <w:ind w:right="-12" w:firstLine="0"/>
+            <w:rPr>
+              <w:rFonts w:asciiTheme="minorHAnsi" w:eastAsiaTheme="minorEastAsia" w:hAnsiTheme="minorHAnsi" w:cstheme="minorBidi"/>
+              <w:b w:val="0"/>
+              <w:bCs w:val="0"/>
+              <w:noProof/>
+              <w:kern w:val="2"/>
+              <w:sz w:val="24"/>
+              <w:szCs w:val="24"/>
+              <w:lang w:val="en-US" w:eastAsia="en-US"/>
+              <w14:ligatures w14:val="standardContextual"/>
+            </w:rPr>
+          </w:pPr>
+          <w:hyperlink w:anchor="_Toc227670211" w:history="1">
+            <w:r>
+              <w:rPr>
+                <w:rStyle w:val="Hyperlink"/>
+                <w:noProof/>
+              </w:rPr>
+              <w:t>SITE IMAGES</w:t>
+            </w:r>
+            <w:r>
+              <w:rPr>
+                <w:noProof/>
+                <w:webHidden/>
+              </w:rPr>
+              <w:tab/>
+            </w:r>
+            <w:r>
+              <w:rPr>
+                <w:noProof/>
+                <w:webHidden/>
+              </w:rPr>
+              <w:fldChar w:fldCharType="begin"/>
+            </w:r>
+            <w:r>
+              <w:rPr>
+                <w:noProof/>
+                <w:webHidden/>
+              </w:rPr>
+              <w:instrText xml:space="preserve"> PAGEREF _Toc227670211 \h </w:instrText>
+            </w:r>
+            <w:r>
+              <w:rPr>
+                <w:noProof/>
+                <w:webHidden/>
+              </w:rPr>
+            </w:r>
+            <w:r>
+              <w:rPr>
+                <w:noProof/>
+                <w:webHidden/>
+              </w:rPr>
+              <w:fldChar w:fldCharType="separate"/>
+            </w:r>
+            <w:r>
+              <w:rPr>
+                <w:noProof/>
+                <w:webHidden/>
+              </w:rPr>
+              <w:t>15</w:t>
+            </w:r>
+            <w:r>
+              <w:rPr>
+                <w:noProof/>
+                <w:webHidden/>
+              </w:rPr>
+              <w:fldChar w:fldCharType="end"/>
+            </w:r>
+          </w:hyperlink>
+        </w:p>
+        <w:p>
+          <w:pPr>
+            <w:ind w:right="-12"/>
+          </w:pPr>
           <w:r>
             <w:rPr>
               <w:b/>
@@ -1360,7 +1511,7 @@
       </w:pPr>
       <w:bookmarkStart w:id="0" w:name="_heading=h.gjdgxs" w:colFirst="0" w:colLast="0"/>
       <w:bookmarkStart w:id="1" w:name="_Toc215868110"/>
-      <w:bookmarkStart w:id="2" w:name="_Toc216005715"/>
+      <w:bookmarkStart w:id="2" w:name="_Toc227670200"/>
       <w:bookmarkEnd w:id="0"/>
       <w:r>
         <w:rPr>
@@ -1439,12 +1590,26 @@
           <w:rFonts w:eastAsia="Arial"/>
           <w:color w:val="000000" w:themeColor="text1"/>
         </w:rPr>
-        <w:t xml:space="preserve">CMG Elevator Management (CMG) were engaged by </w:t>
-      </w:r>
-      <w:r>
-        <w:rPr>
+        <w:t xml:space="preserve">CMG Elevator Management (CMG) </w:t>
+      </w:r>
+      <w:r>
+        <w:rPr>
+          <w:rFonts w:eastAsia="Arial"/>
           <w:color w:val="000000" w:themeColor="text1"/>
         </w:rPr>
+        <w:t>was</w:t>
+      </w:r>
+      <w:r>
+        <w:rPr>
+          <w:rFonts w:eastAsia="Arial"/>
+          <w:color w:val="000000" w:themeColor="text1"/>
+        </w:rPr>
+        <w:t xml:space="preserve"> engaged by </w:t>
+      </w:r>
+      <w:r>
+        <w:rPr>
+          <w:color w:val="000000" w:themeColor="text1"/>
+        </w:rPr>
         <w:t>{{</w:t>
       </w:r>
       <w:r>
@@ -1464,7 +1629,21 @@
           <w:rFonts w:eastAsia="Arial"/>
           <w:color w:val="000000" w:themeColor="text1"/>
         </w:rPr>
-        <w:t xml:space="preserve"> to conduct an inspection and provide a report of the vertical transportation equipment for </w:t>
+        <w:t xml:space="preserve"> to conduct an inspection and provide a report o</w:t>
+      </w:r>
+      <w:r>
+        <w:rPr>
+          <w:rFonts w:eastAsia="Arial"/>
+          <w:color w:val="000000" w:themeColor="text1"/>
+        </w:rPr>
+        <w:t>n</w:t>
+      </w:r>
+      <w:r>
+        <w:rPr>
+          <w:rFonts w:eastAsia="Arial"/>
+          <w:color w:val="000000" w:themeColor="text1"/>
+        </w:rPr>
+        <w:t xml:space="preserve"> the vertical transportation equipment for </w:t>
       </w:r>
       <w:r>
         <w:rPr>
@@ -3424,27 +3603,7 @@
           <w:bCs/>
           <w:color w:val="EE0000"/>
         </w:rPr>
-        <w:t xml:space="preserve">no major obsolescence risks / minor obsolescence risk / significant </w:t>
-      </w:r>
-      <w:proofErr w:type="spellStart"/>
-      <w:r>
-        <w:rPr>
-          <w:rFonts w:eastAsia="Arial"/>
-          <w:b/>
-          <w:bCs/>
-          <w:color w:val="EE0000"/>
-        </w:rPr>
-        <w:t>obsdolescence</w:t>
-      </w:r>
-      <w:proofErr w:type="spellEnd"/>
-      <w:r>
-        <w:rPr>
-          <w:rFonts w:eastAsia="Arial"/>
-          <w:b/>
-          <w:bCs/>
-          <w:color w:val="EE0000"/>
-        </w:rPr>
-        <w:t xml:space="preserve"> risk with the main control equipment, doors, landing buttons, car buttons or indicators</w:t>
+        <w:t>no major obsolescence risks / minor obsolescence risk / significant obsdolescence risk with the main control equipment, doors, landing buttons, car buttons or indicators</w:t>
       </w:r>
       <w:r>
         <w:rPr>
@@ -3490,7 +3649,21 @@
           <w:rFonts w:eastAsia="Calibri"/>
           <w:color w:val="000000" w:themeColor="text1"/>
         </w:rPr>
-        <w:t>Beyond code compliance at the time of installation, we have assessed the installed equipment for further risk with compliance with the latest codes, National Work Health and Safety (WH&amp;S) Act 2011 and corresponding Regulation. There are several items that require attention, these would be included within any upgrade scope to further protect the owners, users and maintenance contractors.</w:t>
+        <w:t xml:space="preserve">Beyond code compliance at the time of installation, we have assessed the installed equipment for further risk with compliance with the latest codes, National Work Health and Safety (WH&amp;S) Act 2011 and corresponding </w:t>
+      </w:r>
+      <w:r>
+        <w:rPr>
+          <w:rFonts w:eastAsia="Calibri"/>
+          <w:color w:val="000000" w:themeColor="text1"/>
+        </w:rPr>
+        <w:t>r</w:t>
+      </w:r>
+      <w:r>
+        <w:rPr>
+          <w:rFonts w:eastAsia="Calibri"/>
+          <w:color w:val="000000" w:themeColor="text1"/>
+        </w:rPr>
+        <w:t>egulation. There are several items that require attention, these would be included within any upgrade scope to further protect the owners, users and maintenance contractors.</w:t>
       </w:r>
     </w:p>
     <w:p>
@@ -3545,6 +3718,13 @@
         </w:rPr>
         <w:t>.</w:t>
       </w:r>
+      <w:r>
+        <w:rPr>
+          <w:rFonts w:eastAsia="Arial"/>
+          <w:color w:val="000000"/>
+        </w:rPr>
+        <w:t xml:space="preserve"> Further details are provided in the recommendations section of this report.</w:t>
+      </w:r>
     </w:p>
     <w:p>
       <w:pPr>
@@ -3615,7 +3795,7 @@
         <w:t xml:space="preserve"> </w:t>
       </w:r>
       <w:bookmarkStart w:id="3" w:name="_Toc215868111"/>
-      <w:bookmarkStart w:id="4" w:name="_Toc216005716"/>
+      <w:bookmarkStart w:id="4" w:name="_Toc227670201"/>
       <w:r>
         <w:rPr>
           <w:i w:val="0"/>
@@ -3709,7 +3889,7 @@
           <w:rFonts w:eastAsia="Arial"/>
           <w:color w:val="000000"/>
         </w:rPr>
-        <w:t xml:space="preserve">in our opinion, is considered to be of an </w:t>
+        <w:t xml:space="preserve">in our opinion, is of an </w:t>
       </w:r>
       <w:r>
         <w:rPr>
@@ -3861,7 +4041,31 @@
         <w:rPr>
           <w:rFonts w:eastAsia="Arial"/>
         </w:rPr>
-        <w:t>Additional to the noted items above, the following items require the attention of Building Management:</w:t>
+        <w:t xml:space="preserve">Additional to the noted items above, the following items require the attention of </w:t>
+      </w:r>
+      <w:r>
+        <w:rPr>
+          <w:rFonts w:eastAsia="Arial"/>
+        </w:rPr>
+        <w:t>b</w:t>
+      </w:r>
+      <w:r>
+        <w:rPr>
+          <w:rFonts w:eastAsia="Arial"/>
+        </w:rPr>
+        <w:t xml:space="preserve">uilding </w:t>
+      </w:r>
+      <w:r>
+        <w:rPr>
+          <w:rFonts w:eastAsia="Arial"/>
+        </w:rPr>
+        <w:t>m</w:t>
+      </w:r>
+      <w:r>
+        <w:rPr>
+          <w:rFonts w:eastAsia="Arial"/>
+        </w:rPr>
+        <w:t>anagement:</w:t>
       </w:r>
     </w:p>
     <w:p>
@@ -3955,7 +4159,7 @@
       </w:pPr>
       <w:bookmarkStart w:id="5" w:name="_heading=h.30j0zll" w:colFirst="0" w:colLast="0"/>
       <w:bookmarkStart w:id="6" w:name="_Toc215868112"/>
-      <w:bookmarkStart w:id="7" w:name="_Toc216005717"/>
+      <w:bookmarkStart w:id="7" w:name="_Toc227670202"/>
       <w:bookmarkEnd w:id="5"/>
       <w:r>
         <w:rPr>
@@ -4011,7 +4215,7 @@
           <w:rFonts w:eastAsia="Arial"/>
           <w:color w:val="000000"/>
         </w:rPr>
-        <w:t>All of the</w:t>
+        <w:t>All the</w:t>
       </w:r>
       <w:r>
         <w:rPr>
@@ -4376,7 +4580,7 @@
         </w:rPr>
       </w:pPr>
       <w:bookmarkStart w:id="8" w:name="_Toc215868113"/>
-      <w:bookmarkStart w:id="9" w:name="_Toc216005718"/>
+      <w:bookmarkStart w:id="9" w:name="_Toc227670203"/>
       <w:r>
         <w:rPr>
           <w:i w:val="0"/>
@@ -4432,7 +4636,21 @@
           <w:rFonts w:eastAsia="Arial"/>
           <w:color w:val="000000"/>
         </w:rPr>
-        <w:t>The identification of items that present significant risk to the availability of the equipment have been reviewed in our inspection. When conducting the inspection we reviewed items that are likely to cause ongoing reliability issues and items that may lead to lengthy outage times. The main contributors to these are component wear / fatigue, spare part availability, obsolescence and major repairs requiring additional labour.</w:t>
+        <w:t>The identification of items that present significant risk to the availability of the equipment have been reviewed in our inspection. When conducting the inspection</w:t>
+      </w:r>
+      <w:r>
+        <w:rPr>
+          <w:rFonts w:eastAsia="Arial"/>
+          <w:color w:val="000000"/>
+        </w:rPr>
+        <w:t>,</w:t>
+      </w:r>
+      <w:r>
+        <w:rPr>
+          <w:rFonts w:eastAsia="Arial"/>
+          <w:color w:val="000000"/>
+        </w:rPr>
+        <w:t xml:space="preserve"> we reviewed items that are likely to cause ongoing reliability issues and items that may lead to lengthy outage times. The main contributors to these are component wear / fatigue, spare part availability, obsolescence and major repairs requiring additional labour.</w:t>
       </w:r>
     </w:p>
     <w:p>
@@ -4457,7 +4675,49 @@
           <w:rFonts w:eastAsia="Arial"/>
           <w:color w:val="000000"/>
         </w:rPr>
-        <w:t xml:space="preserve">The items identified under this Reliability and Outage Risk category are noted below. </w:t>
+        <w:t xml:space="preserve">The items identified under this </w:t>
+      </w:r>
+      <w:r>
+        <w:rPr>
+          <w:rFonts w:eastAsia="Arial"/>
+          <w:color w:val="000000"/>
+        </w:rPr>
+        <w:t>r</w:t>
+      </w:r>
+      <w:r>
+        <w:rPr>
+          <w:rFonts w:eastAsia="Arial"/>
+          <w:color w:val="000000"/>
+        </w:rPr>
+        <w:t xml:space="preserve">eliability and </w:t>
+      </w:r>
+      <w:r>
+        <w:rPr>
+          <w:rFonts w:eastAsia="Arial"/>
+          <w:color w:val="000000"/>
+        </w:rPr>
+        <w:t>o</w:t>
+      </w:r>
+      <w:r>
+        <w:rPr>
+          <w:rFonts w:eastAsia="Arial"/>
+          <w:color w:val="000000"/>
+        </w:rPr>
+        <w:t xml:space="preserve">utage </w:t>
+      </w:r>
+      <w:r>
+        <w:rPr>
+          <w:rFonts w:eastAsia="Arial"/>
+          <w:color w:val="000000"/>
+        </w:rPr>
+        <w:t>r</w:t>
+      </w:r>
+      <w:r>
+        <w:rPr>
+          <w:rFonts w:eastAsia="Arial"/>
+          <w:color w:val="000000"/>
+        </w:rPr>
+        <w:t xml:space="preserve">isk category are noted below. </w:t>
       </w:r>
     </w:p>
     <w:p>
@@ -4616,7 +4876,31 @@
         <w:rPr>
           <w:rFonts w:eastAsia="Arial"/>
         </w:rPr>
-        <w:t>Additional to the noted items above, the following items require the attention of Building Management:</w:t>
+        <w:t xml:space="preserve">Additional to the noted items above, the following items require the attention of </w:t>
+      </w:r>
+      <w:r>
+        <w:rPr>
+          <w:rFonts w:eastAsia="Arial"/>
+        </w:rPr>
+        <w:t>b</w:t>
+      </w:r>
+      <w:r>
+        <w:rPr>
+          <w:rFonts w:eastAsia="Arial"/>
+        </w:rPr>
+        <w:t xml:space="preserve">uilding </w:t>
+      </w:r>
+      <w:r>
+        <w:rPr>
+          <w:rFonts w:eastAsia="Arial"/>
+        </w:rPr>
+        <w:t>m</w:t>
+      </w:r>
+      <w:r>
+        <w:rPr>
+          <w:rFonts w:eastAsia="Arial"/>
+        </w:rPr>
+        <w:t>anagement:</w:t>
       </w:r>
     </w:p>
     <w:p>
@@ -4668,7 +4952,7 @@
         </w:rPr>
       </w:pPr>
       <w:bookmarkStart w:id="10" w:name="_Toc215868114"/>
-      <w:bookmarkStart w:id="11" w:name="_Toc216005719"/>
+      <w:bookmarkStart w:id="11" w:name="_Toc227670204"/>
       <w:r>
         <w:rPr>
           <w:i w:val="0"/>
@@ -4766,7 +5050,35 @@
           <w:rFonts w:eastAsia="Arial"/>
           <w:color w:val="000000"/>
         </w:rPr>
-        <w:t xml:space="preserve">The current maintenance Agreement specifies the following Maintenance frequencies: </w:t>
+        <w:t xml:space="preserve">The current maintenance </w:t>
+      </w:r>
+      <w:r>
+        <w:rPr>
+          <w:rFonts w:eastAsia="Arial"/>
+          <w:color w:val="000000"/>
+        </w:rPr>
+        <w:t>a</w:t>
+      </w:r>
+      <w:r>
+        <w:rPr>
+          <w:rFonts w:eastAsia="Arial"/>
+          <w:color w:val="000000"/>
+        </w:rPr>
+        <w:t xml:space="preserve">greement specifies the following </w:t>
+      </w:r>
+      <w:r>
+        <w:rPr>
+          <w:rFonts w:eastAsia="Arial"/>
+          <w:color w:val="000000"/>
+        </w:rPr>
+        <w:t>m</w:t>
+      </w:r>
+      <w:r>
+        <w:rPr>
+          <w:rFonts w:eastAsia="Arial"/>
+          <w:color w:val="000000"/>
+        </w:rPr>
+        <w:t xml:space="preserve">aintenance frequencies: </w:t>
       </w:r>
     </w:p>
     <w:p>
@@ -4856,22 +5168,7 @@
           <w:color w:val="FF0000"/>
         </w:rPr>
         <w:tab/>
-      </w:r>
-      <w:proofErr w:type="spellStart"/>
-      <w:r>
-        <w:rPr>
-          <w:rFonts w:eastAsia="Arial"/>
-          <w:color w:val="FF0000"/>
-        </w:rPr>
-        <w:t>Xxxxxxxx</w:t>
-      </w:r>
-      <w:proofErr w:type="spellEnd"/>
-      <w:r>
-        <w:rPr>
-          <w:rFonts w:eastAsia="Arial"/>
-          <w:color w:val="FF0000"/>
-        </w:rPr>
-        <w:t xml:space="preserve"> (4)</w:t>
+        <w:t>Xxxxxxxx (4)</w:t>
       </w:r>
     </w:p>
     <w:p>
@@ -5449,16 +5746,16 @@
           <w:sz w:val="22"/>
           <w:szCs w:val="22"/>
         </w:rPr>
-        <w:t xml:space="preserve">, with the following analysis based solely upon the records provided by the </w:t>
+        <w:t>, with the following analysis based solely upon the</w:t>
       </w:r>
       <w:r>
         <w:rPr>
           <w:rFonts w:eastAsia="Calibri"/>
-          <w:color w:val="FF0000"/>
+          <w:color w:val="000000"/>
           <w:sz w:val="22"/>
           <w:szCs w:val="22"/>
         </w:rPr>
-        <w:t>Contractor</w:t>
+        <w:t>se records</w:t>
       </w:r>
       <w:r>
         <w:rPr>
@@ -5578,7 +5875,7 @@
           <w:rFonts w:eastAsia="Arial"/>
           <w:color w:val="000000"/>
         </w:rPr>
-        <w:t xml:space="preserve">, which averages at approximately </w:t>
+        <w:t xml:space="preserve">, which averages at </w:t>
       </w:r>
       <w:r>
         <w:rPr>
@@ -5606,7 +5903,21 @@
           <w:rFonts w:eastAsia="Arial"/>
           <w:color w:val="000000"/>
         </w:rPr>
-        <w:t xml:space="preserve">per annum. This is considered to be an </w:t>
+        <w:t xml:space="preserve">per annum. This </w:t>
+      </w:r>
+      <w:r>
+        <w:rPr>
+          <w:rFonts w:eastAsia="Arial"/>
+          <w:color w:val="000000"/>
+        </w:rPr>
+        <w:t>is</w:t>
+      </w:r>
+      <w:r>
+        <w:rPr>
+          <w:rFonts w:eastAsia="Arial"/>
+          <w:color w:val="000000"/>
+        </w:rPr>
+        <w:t xml:space="preserve"> an </w:t>
       </w:r>
       <w:r>
         <w:rPr>
@@ -5757,7 +6068,119 @@
           <w:rFonts w:eastAsia="Arial"/>
           <w:color w:val="FF0000"/>
         </w:rPr>
-        <w:t>Landing doors/ Signalisation (Buttons and Indicators)  / Controller and Drive / shaft equipment / pit equipment / Step band / Handrail system</w:t>
+        <w:t>l</w:t>
+      </w:r>
+      <w:r>
+        <w:rPr>
+          <w:rFonts w:eastAsia="Arial"/>
+          <w:color w:val="FF0000"/>
+        </w:rPr>
+        <w:t xml:space="preserve">anding doors/ </w:t>
+      </w:r>
+      <w:r>
+        <w:rPr>
+          <w:rFonts w:eastAsia="Arial"/>
+          <w:color w:val="FF0000"/>
+        </w:rPr>
+        <w:t>s</w:t>
+      </w:r>
+      <w:r>
+        <w:rPr>
+          <w:rFonts w:eastAsia="Arial"/>
+          <w:color w:val="FF0000"/>
+        </w:rPr>
+        <w:t>ignalisation (</w:t>
+      </w:r>
+      <w:r>
+        <w:rPr>
+          <w:rFonts w:eastAsia="Arial"/>
+          <w:color w:val="FF0000"/>
+        </w:rPr>
+        <w:t>b</w:t>
+      </w:r>
+      <w:r>
+        <w:rPr>
+          <w:rFonts w:eastAsia="Arial"/>
+          <w:color w:val="FF0000"/>
+        </w:rPr>
+        <w:t xml:space="preserve">uttons and </w:t>
+      </w:r>
+      <w:r>
+        <w:rPr>
+          <w:rFonts w:eastAsia="Arial"/>
+          <w:color w:val="FF0000"/>
+        </w:rPr>
+        <w:t>i</w:t>
+      </w:r>
+      <w:r>
+        <w:rPr>
+          <w:rFonts w:eastAsia="Arial"/>
+          <w:color w:val="FF0000"/>
+        </w:rPr>
+        <w:t>ndicators) /</w:t>
+      </w:r>
+      <w:r>
+        <w:rPr>
+          <w:rFonts w:eastAsia="Arial"/>
+          <w:color w:val="FF0000"/>
+        </w:rPr>
+        <w:t xml:space="preserve"> </w:t>
+      </w:r>
+      <w:r>
+        <w:rPr>
+          <w:rFonts w:eastAsia="Arial"/>
+          <w:color w:val="FF0000"/>
+        </w:rPr>
+        <w:t>c</w:t>
+      </w:r>
+      <w:r>
+        <w:rPr>
+          <w:rFonts w:eastAsia="Arial"/>
+          <w:color w:val="FF0000"/>
+        </w:rPr>
+        <w:t xml:space="preserve">ontroller and </w:t>
+      </w:r>
+      <w:r>
+        <w:rPr>
+          <w:rFonts w:eastAsia="Arial"/>
+          <w:color w:val="FF0000"/>
+        </w:rPr>
+        <w:t>d</w:t>
+      </w:r>
+      <w:r>
+        <w:rPr>
+          <w:rFonts w:eastAsia="Arial"/>
+          <w:color w:val="FF0000"/>
+        </w:rPr>
+        <w:t xml:space="preserve">rive / shaft equipment / pit equipment / </w:t>
+      </w:r>
+      <w:r>
+        <w:rPr>
+          <w:rFonts w:eastAsia="Arial"/>
+          <w:color w:val="FF0000"/>
+        </w:rPr>
+        <w:t>s</w:t>
+      </w:r>
+      <w:r>
+        <w:rPr>
+          <w:rFonts w:eastAsia="Arial"/>
+          <w:color w:val="FF0000"/>
+        </w:rPr>
+        <w:t xml:space="preserve">tep band / </w:t>
+      </w:r>
+      <w:r>
+        <w:rPr>
+          <w:rFonts w:eastAsia="Arial"/>
+          <w:color w:val="FF0000"/>
+        </w:rPr>
+        <w:t>h</w:t>
+      </w:r>
+      <w:r>
+        <w:rPr>
+          <w:rFonts w:eastAsia="Arial"/>
+          <w:color w:val="FF0000"/>
+        </w:rPr>
+        <w:t>andrail system</w:t>
       </w:r>
       <w:r>
         <w:rPr>
@@ -5789,7 +6212,6 @@
           <w:rFonts w:eastAsia="Arial"/>
           <w:color w:val="000000"/>
         </w:rPr>
-        <w:lastRenderedPageBreak/>
         <w:t xml:space="preserve">In summary, reliability is expected to </w:t>
       </w:r>
       <w:r>
@@ -5797,21 +6219,35 @@
           <w:rFonts w:eastAsia="Arial"/>
           <w:color w:val="FF0000"/>
         </w:rPr>
-        <w:t xml:space="preserve">decline / remain unchanged / improve </w:t>
-      </w:r>
-      <w:r>
-        <w:rPr>
-          <w:rFonts w:eastAsia="Arial"/>
-          <w:color w:val="000000"/>
-        </w:rPr>
-        <w:t xml:space="preserve">, based on  </w:t>
+        <w:t xml:space="preserve">decline / remain unchanged / </w:t>
       </w:r>
       <w:r>
         <w:rPr>
           <w:rFonts w:eastAsia="Arial"/>
           <w:color w:val="FF0000"/>
         </w:rPr>
-        <w:t>Passenger usage, current maintenance provided, equipment age, parts availability</w:t>
+        <w:t>improve,</w:t>
+      </w:r>
+      <w:r>
+        <w:rPr>
+          <w:rFonts w:eastAsia="Arial"/>
+          <w:color w:val="000000"/>
+        </w:rPr>
+        <w:t xml:space="preserve"> based </w:t>
+      </w:r>
+      <w:r>
+        <w:rPr>
+          <w:rFonts w:eastAsia="Arial"/>
+          <w:color w:val="000000"/>
+        </w:rPr>
+        <w:t>on Passenger</w:t>
+      </w:r>
+      <w:r>
+        <w:rPr>
+          <w:rFonts w:eastAsia="Arial"/>
+          <w:color w:val="FF0000"/>
+        </w:rPr>
+        <w:t xml:space="preserve"> usage, current maintenance provided, equipment age, parts availability</w:t>
       </w:r>
       <w:r>
         <w:rPr>
@@ -6102,7 +6538,7 @@
         </w:rPr>
       </w:pPr>
       <w:bookmarkStart w:id="12" w:name="_Toc215868115"/>
-      <w:bookmarkStart w:id="13" w:name="_Toc216005720"/>
+      <w:bookmarkStart w:id="13" w:name="_Toc227670205"/>
       <w:r>
         <w:rPr>
           <w:i w:val="0"/>
@@ -6187,14 +6623,56 @@
           <w:rFonts w:eastAsia="Arial"/>
           <w:color w:val="000000"/>
         </w:rPr>
-        <w:t xml:space="preserve">Performance parameters of the elevators were measured and the results of these measurements were compared with </w:t>
+        <w:t xml:space="preserve">Performance parameters of the </w:t>
+      </w:r>
+      <w:r>
+        <w:rPr>
+          <w:rFonts w:eastAsia="Arial"/>
+          <w:color w:val="000000"/>
+        </w:rPr>
+        <w:t>equipment</w:t>
+      </w:r>
+      <w:r>
+        <w:rPr>
+          <w:rFonts w:eastAsia="Arial"/>
+          <w:color w:val="000000"/>
+        </w:rPr>
+        <w:t xml:space="preserve"> were </w:t>
+      </w:r>
+      <w:r>
+        <w:rPr>
+          <w:rFonts w:eastAsia="Arial"/>
+          <w:color w:val="000000"/>
+        </w:rPr>
+        <w:t>measured,</w:t>
+      </w:r>
+      <w:r>
+        <w:rPr>
+          <w:rFonts w:eastAsia="Arial"/>
+          <w:color w:val="000000"/>
+        </w:rPr>
+        <w:t xml:space="preserve"> and the results were compared with </w:t>
       </w:r>
       <w:r>
         <w:rPr>
           <w:rFonts w:eastAsia="Arial"/>
           <w:color w:val="FF0000"/>
         </w:rPr>
-        <w:t>the values specified in the Comprehensive Maintenance Contract / Industry standard.</w:t>
+        <w:t xml:space="preserve">the values specified in the Comprehensive Maintenance Contract / </w:t>
+      </w:r>
+      <w:r>
+        <w:rPr>
+          <w:rFonts w:eastAsia="Arial"/>
+          <w:color w:val="FF0000"/>
+        </w:rPr>
+        <w:t>i</w:t>
+      </w:r>
+      <w:r>
+        <w:rPr>
+          <w:rFonts w:eastAsia="Arial"/>
+          <w:color w:val="FF0000"/>
+        </w:rPr>
+        <w:t>ndustry standard.</w:t>
       </w:r>
     </w:p>
     <w:p>
@@ -6250,7 +6728,21 @@
           <w:rFonts w:eastAsia="Arial"/>
           <w:color w:val="000000"/>
         </w:rPr>
-        <w:t>The parameters needing attention are as follows:</w:t>
+        <w:t xml:space="preserve">The </w:t>
+      </w:r>
+      <w:r>
+        <w:rPr>
+          <w:rFonts w:eastAsia="Arial"/>
+          <w:color w:val="000000"/>
+        </w:rPr>
+        <w:t>items</w:t>
+      </w:r>
+      <w:r>
+        <w:rPr>
+          <w:rFonts w:eastAsia="Arial"/>
+          <w:color w:val="000000"/>
+        </w:rPr>
+        <w:t xml:space="preserve"> needing attention are as follows:</w:t>
       </w:r>
     </w:p>
     <w:p>
@@ -6825,6 +7317,14 @@
           <w:b/>
           <w:color w:val="000000"/>
         </w:rPr>
+        <w:t xml:space="preserve">Passenger </w:t>
+      </w:r>
+      <w:r>
+        <w:rPr>
+          <w:rFonts w:eastAsia="Arial"/>
+          <w:b/>
+          <w:color w:val="000000"/>
+        </w:rPr>
         <w:t xml:space="preserve">Safety and Security </w:t>
       </w:r>
     </w:p>
@@ -6850,23 +7350,7 @@
           <w:rFonts w:eastAsia="Arial"/>
           <w:color w:val="000000"/>
         </w:rPr>
-        <w:t xml:space="preserve">At CMG Elevator Management Safety forms one of our foundational pillars. The safety and </w:t>
-      </w:r>
-      <w:proofErr w:type="spellStart"/>
-      <w:r>
-        <w:rPr>
-          <w:rFonts w:eastAsia="Arial"/>
-          <w:color w:val="000000"/>
-        </w:rPr>
-        <w:t>well being</w:t>
-      </w:r>
-      <w:proofErr w:type="spellEnd"/>
-      <w:r>
-        <w:rPr>
-          <w:rFonts w:eastAsia="Arial"/>
-          <w:color w:val="000000"/>
-        </w:rPr>
-        <w:t xml:space="preserve"> of passengers whilst travelling within the elevator must be considered in any inspection. During our inspection we tested the following items to ensure all passengers are safe whilst journeying through your building:</w:t>
+        <w:t>At CMG Elevator Management Safety forms one of our foundational pillars. The safety and well being of passengers whilst travelling within the elevator must be considered in any inspection. During our inspection we tested the following items to ensure all passengers are safe whilst journeying through your building:</w:t>
       </w:r>
     </w:p>
     <w:p>
@@ -6905,7 +7389,21 @@
           <w:rFonts w:eastAsia="Arial"/>
           <w:color w:val="000000"/>
         </w:rPr>
-        <w:t xml:space="preserve"> Lux during normal power conditions, this </w:t>
+        <w:t xml:space="preserve"> </w:t>
+      </w:r>
+      <w:r>
+        <w:rPr>
+          <w:rFonts w:eastAsia="Arial"/>
+          <w:color w:val="000000"/>
+        </w:rPr>
+        <w:t>l</w:t>
+      </w:r>
+      <w:r>
+        <w:rPr>
+          <w:rFonts w:eastAsia="Arial"/>
+          <w:color w:val="000000"/>
+        </w:rPr>
+        <w:t xml:space="preserve">ux during normal power conditions, this </w:t>
       </w:r>
       <w:r>
         <w:rPr>
@@ -6919,21 +7417,49 @@
           <w:rFonts w:eastAsia="Arial"/>
           <w:color w:val="000000"/>
         </w:rPr>
-        <w:t xml:space="preserve">the minimum required Lux level of </w:t>
+        <w:t xml:space="preserve">the minimum required </w:t>
+      </w:r>
+      <w:r>
+        <w:rPr>
+          <w:rFonts w:eastAsia="Arial"/>
+          <w:color w:val="000000"/>
+        </w:rPr>
+        <w:t>l</w:t>
+      </w:r>
+      <w:r>
+        <w:rPr>
+          <w:rFonts w:eastAsia="Arial"/>
+          <w:color w:val="000000"/>
+        </w:rPr>
+        <w:t>ux level of</w:t>
+      </w:r>
+      <w:r>
+        <w:rPr>
+          <w:rFonts w:eastAsia="Arial"/>
+          <w:color w:val="000000"/>
+        </w:rPr>
+        <w:t xml:space="preserve"> 100</w:t>
       </w:r>
       <w:r>
         <w:rPr>
           <w:rFonts w:eastAsia="Arial"/>
           <w:color w:val="FF0000"/>
         </w:rPr>
-        <w:t>XX</w:t>
-      </w:r>
-      <w:r>
-        <w:rPr>
-          <w:rFonts w:eastAsia="Arial"/>
-          <w:color w:val="000000"/>
-        </w:rPr>
-        <w:t xml:space="preserve"> Lux. </w:t>
+        <w:t xml:space="preserve"> </w:t>
+      </w:r>
+      <w:r>
+        <w:rPr>
+          <w:rFonts w:eastAsia="Arial"/>
+          <w:color w:val="000000"/>
+        </w:rPr>
+        <w:t>l</w:t>
+      </w:r>
+      <w:r>
+        <w:rPr>
+          <w:rFonts w:eastAsia="Arial"/>
+          <w:color w:val="000000"/>
+        </w:rPr>
+        <w:t xml:space="preserve">ux. </w:t>
       </w:r>
     </w:p>
     <w:p>
@@ -6973,7 +7499,21 @@
           <w:rFonts w:eastAsia="Arial"/>
           <w:color w:val="000000"/>
         </w:rPr>
-        <w:t xml:space="preserve"> Lux during emergency power conditions, this </w:t>
+        <w:t xml:space="preserve"> </w:t>
+      </w:r>
+      <w:r>
+        <w:rPr>
+          <w:rFonts w:eastAsia="Arial"/>
+          <w:color w:val="000000"/>
+        </w:rPr>
+        <w:t>l</w:t>
+      </w:r>
+      <w:r>
+        <w:rPr>
+          <w:rFonts w:eastAsia="Arial"/>
+          <w:color w:val="000000"/>
+        </w:rPr>
+        <w:t xml:space="preserve">ux during emergency power conditions, this </w:t>
       </w:r>
       <w:r>
         <w:rPr>
@@ -6987,21 +7527,49 @@
           <w:rFonts w:eastAsia="Arial"/>
           <w:color w:val="000000"/>
         </w:rPr>
-        <w:t xml:space="preserve">the required Lux level of </w:t>
-      </w:r>
-      <w:r>
-        <w:rPr>
-          <w:rFonts w:eastAsia="Arial"/>
-          <w:color w:val="FF0000"/>
-        </w:rPr>
-        <w:t>XX</w:t>
-      </w:r>
-      <w:r>
-        <w:rPr>
-          <w:rFonts w:eastAsia="Arial"/>
-          <w:color w:val="000000"/>
-        </w:rPr>
-        <w:t xml:space="preserve"> Lux. </w:t>
+        <w:t xml:space="preserve">the required </w:t>
+      </w:r>
+      <w:r>
+        <w:rPr>
+          <w:rFonts w:eastAsia="Arial"/>
+          <w:color w:val="000000"/>
+        </w:rPr>
+        <w:t>l</w:t>
+      </w:r>
+      <w:r>
+        <w:rPr>
+          <w:rFonts w:eastAsia="Arial"/>
+          <w:color w:val="000000"/>
+        </w:rPr>
+        <w:t>ux level of</w:t>
+      </w:r>
+      <w:r>
+        <w:rPr>
+          <w:rFonts w:eastAsia="Arial"/>
+          <w:color w:val="000000"/>
+        </w:rPr>
+        <w:t xml:space="preserve"> 5</w:t>
+      </w:r>
+      <w:r>
+        <w:rPr>
+          <w:rFonts w:eastAsia="Arial"/>
+          <w:color w:val="000000"/>
+        </w:rPr>
+        <w:t xml:space="preserve"> </w:t>
+      </w:r>
+      <w:r>
+        <w:rPr>
+          <w:rFonts w:eastAsia="Arial"/>
+          <w:color w:val="000000"/>
+        </w:rPr>
+        <w:t>l</w:t>
+      </w:r>
+      <w:r>
+        <w:rPr>
+          <w:rFonts w:eastAsia="Arial"/>
+          <w:color w:val="000000"/>
+        </w:rPr>
+        <w:t xml:space="preserve">ux. </w:t>
       </w:r>
     </w:p>
     <w:p>
@@ -7161,7 +7729,21 @@
           <w:rFonts w:eastAsia="Arial"/>
           <w:color w:val="000000"/>
         </w:rPr>
-        <w:t xml:space="preserve">levator alarm and 2 way voice communication </w:t>
+        <w:t xml:space="preserve">levator alarm and </w:t>
+      </w:r>
+      <w:r>
+        <w:rPr>
+          <w:rFonts w:eastAsia="Arial"/>
+          <w:color w:val="000000"/>
+        </w:rPr>
+        <w:t>2-way</w:t>
+      </w:r>
+      <w:r>
+        <w:rPr>
+          <w:rFonts w:eastAsia="Arial"/>
+          <w:color w:val="000000"/>
+        </w:rPr>
+        <w:t xml:space="preserve"> voice communication </w:t>
       </w:r>
       <w:r>
         <w:t>were</w:t>
@@ -7185,14 +7767,28 @@
           <w:rFonts w:eastAsia="Arial"/>
           <w:color w:val="000000"/>
         </w:rPr>
-        <w:t xml:space="preserve">The 2 way communication is </w:t>
+        <w:t xml:space="preserve">The </w:t>
+      </w:r>
+      <w:r>
+        <w:rPr>
+          <w:rFonts w:eastAsia="Arial"/>
+          <w:color w:val="000000"/>
+        </w:rPr>
+        <w:t>2-way</w:t>
+      </w:r>
+      <w:r>
+        <w:rPr>
+          <w:rFonts w:eastAsia="Arial"/>
+          <w:color w:val="000000"/>
+        </w:rPr>
+        <w:t xml:space="preserve"> communication is </w:t>
       </w:r>
       <w:r>
         <w:rPr>
           <w:rFonts w:eastAsia="Arial"/>
           <w:color w:val="FF0000"/>
         </w:rPr>
-        <w:t xml:space="preserve">GSM (3G / 4G) / </w:t>
+        <w:t xml:space="preserve">GSM (4G) / </w:t>
       </w:r>
       <w:r>
         <w:rPr>
@@ -7348,7 +7944,21 @@
           <w:rFonts w:eastAsia="Arial"/>
           <w:color w:val="000000"/>
         </w:rPr>
-        <w:t>The Passenger door protection device is designed to prevent the doors from closing on passengers as they enter and depart the elevator car. The installed detector type is</w:t>
+        <w:t xml:space="preserve">The </w:t>
+      </w:r>
+      <w:r>
+        <w:rPr>
+          <w:rFonts w:eastAsia="Arial"/>
+          <w:color w:val="000000"/>
+        </w:rPr>
+        <w:t>p</w:t>
+      </w:r>
+      <w:r>
+        <w:rPr>
+          <w:rFonts w:eastAsia="Arial"/>
+          <w:color w:val="000000"/>
+        </w:rPr>
+        <w:t>assenger door protection device is designed to prevent the doors from closing on passengers as they enter and depart the elevator car. The installed detector type is</w:t>
       </w:r>
       <w:r>
         <w:rPr>
@@ -7683,13 +8293,13 @@
       </w:r>
       <w:r>
         <w:rPr>
-          <w:rFonts w:eastAsia="Noto Sans Symbols"/>
           <w:b/>
-          <w:color w:val="000000"/>
+          <w:bCs/>
+          <w:color w:val="FF0000"/>
           <w:sz w:val="18"/>
           <w:szCs w:val="18"/>
         </w:rPr>
-        <w:t>🞪</w:t>
+        <w:t>✖</w:t>
       </w:r>
       <w:r>
         <w:rPr>
@@ -7741,7 +8351,7 @@
         </w:rPr>
       </w:pPr>
       <w:bookmarkStart w:id="15" w:name="_Toc215868116"/>
-      <w:bookmarkStart w:id="16" w:name="_Toc216005721"/>
+      <w:bookmarkStart w:id="16" w:name="_Toc227670206"/>
       <w:r>
         <w:rPr>
           <w:color w:val="000000"/>
@@ -7789,7 +8399,35 @@
           <w:rFonts w:eastAsia="Calibri"/>
           <w:color w:val="000000" w:themeColor="text1"/>
         </w:rPr>
-        <w:t xml:space="preserve">The lifts are assessed to the latest requirements of the Lift Code AS 1735 together with the Work Health and Safety Act and DDA. </w:t>
+        <w:t xml:space="preserve">The lifts are assessed to the latest requirements of the </w:t>
+      </w:r>
+      <w:r>
+        <w:rPr>
+          <w:rFonts w:eastAsia="Calibri"/>
+          <w:color w:val="000000" w:themeColor="text1"/>
+        </w:rPr>
+        <w:t>l</w:t>
+      </w:r>
+      <w:r>
+        <w:rPr>
+          <w:rFonts w:eastAsia="Calibri"/>
+          <w:color w:val="000000" w:themeColor="text1"/>
+        </w:rPr>
+        <w:t xml:space="preserve">ift </w:t>
+      </w:r>
+      <w:r>
+        <w:rPr>
+          <w:rFonts w:eastAsia="Calibri"/>
+          <w:color w:val="000000" w:themeColor="text1"/>
+        </w:rPr>
+        <w:t>c</w:t>
+      </w:r>
+      <w:r>
+        <w:rPr>
+          <w:rFonts w:eastAsia="Calibri"/>
+          <w:color w:val="000000" w:themeColor="text1"/>
+        </w:rPr>
+        <w:t xml:space="preserve">ode AS 1735 together with the Work Health and Safety Act and DDA. </w:t>
       </w:r>
     </w:p>
     <w:p>
@@ -7807,7 +8445,35 @@
           <w:rFonts w:eastAsia="Calibri"/>
           <w:color w:val="000000" w:themeColor="text1"/>
         </w:rPr>
-        <w:t>Beyond code compliance we have assessed the installed equipment for further risk with compliance with the National Work Health and Safety (WH&amp;S) Act 2011 and corresponding Regulation.</w:t>
+        <w:t>Beyond code compliance</w:t>
+      </w:r>
+      <w:r>
+        <w:rPr>
+          <w:rFonts w:eastAsia="Calibri"/>
+          <w:color w:val="000000" w:themeColor="text1"/>
+        </w:rPr>
+        <w:t>,</w:t>
+      </w:r>
+      <w:r>
+        <w:rPr>
+          <w:rFonts w:eastAsia="Calibri"/>
+          <w:color w:val="000000" w:themeColor="text1"/>
+        </w:rPr>
+        <w:t xml:space="preserve"> we have assessed the installed equipment for further risk with compliance with the National Work Health and Safety (WH&amp;S) Act 2011 </w:t>
+      </w:r>
+      <w:r>
+        <w:rPr>
+          <w:rFonts w:eastAsia="Calibri"/>
+          <w:color w:val="000000" w:themeColor="text1"/>
+        </w:rPr>
+        <w:t>r</w:t>
+      </w:r>
+      <w:r>
+        <w:rPr>
+          <w:rFonts w:eastAsia="Calibri"/>
+          <w:color w:val="000000" w:themeColor="text1"/>
+        </w:rPr>
+        <w:t>egulation.</w:t>
       </w:r>
     </w:p>
     <w:p>
@@ -7893,7 +8559,35 @@
           <w:rFonts w:eastAsia="Calibri"/>
           <w:color w:val="000000" w:themeColor="text1"/>
         </w:rPr>
-        <w:t>The below items do not comply with Lift Code AS 1735.12 and DDA requirements:</w:t>
+        <w:t xml:space="preserve">The below items do not comply with </w:t>
+      </w:r>
+      <w:r>
+        <w:rPr>
+          <w:rFonts w:eastAsia="Calibri"/>
+          <w:color w:val="000000" w:themeColor="text1"/>
+        </w:rPr>
+        <w:t>l</w:t>
+      </w:r>
+      <w:r>
+        <w:rPr>
+          <w:rFonts w:eastAsia="Calibri"/>
+          <w:color w:val="000000" w:themeColor="text1"/>
+        </w:rPr>
+        <w:t xml:space="preserve">ift </w:t>
+      </w:r>
+      <w:r>
+        <w:rPr>
+          <w:rFonts w:eastAsia="Calibri"/>
+          <w:color w:val="000000" w:themeColor="text1"/>
+        </w:rPr>
+        <w:t>c</w:t>
+      </w:r>
+      <w:r>
+        <w:rPr>
+          <w:rFonts w:eastAsia="Calibri"/>
+          <w:color w:val="000000" w:themeColor="text1"/>
+        </w:rPr>
+        <w:t>ode AS 1735.12 and DDA requirements:</w:t>
       </w:r>
     </w:p>
     <w:p>
@@ -7983,7 +8677,7 @@
         </w:rPr>
       </w:pPr>
       <w:bookmarkStart w:id="17" w:name="_Toc215868117"/>
-      <w:bookmarkStart w:id="18" w:name="_Toc216005722"/>
+      <w:bookmarkStart w:id="18" w:name="_Toc227670207"/>
       <w:r>
         <w:rPr>
           <w:color w:val="000000"/>
@@ -8222,6 +8916,7 @@
         </w:rPr>
       </w:pPr>
       <w:bookmarkStart w:id="19" w:name="_Toc223977559"/>
+      <w:bookmarkStart w:id="20" w:name="_Toc227670208"/>
       <w:r>
         <w:rPr>
           <w:color w:val="000000"/>
@@ -8232,6 +8927,7 @@
         <w:t>RECOMMENDATIONS</w:t>
       </w:r>
       <w:bookmarkEnd w:id="19"/>
+      <w:bookmarkEnd w:id="20"/>
     </w:p>
     <w:p>
       <w:pPr>
@@ -8799,7 +9495,7 @@
                 <w:lang w:eastAsia="en-AU"/>
               </w:rPr>
             </w:pPr>
-            <w:bookmarkStart w:id="20" w:name="_Hlk215066351"/>
+            <w:bookmarkStart w:id="21" w:name="_Hlk215066351"/>
             <w:r>
               <w:rPr>
                 <w:b/>
@@ -9712,7 +10408,7 @@
         </w:tc>
       </w:tr>
     </w:tbl>
-    <w:bookmarkEnd w:id="20"/>
+    <w:bookmarkEnd w:id="21"/>
     <w:p>
       <w:pPr>
         <w:jc w:val="both"/>
@@ -10971,7 +11667,7 @@
           <w:szCs w:val="20"/>
         </w:rPr>
       </w:pPr>
-      <w:bookmarkStart w:id="21" w:name="_Toc216005723"/>
+      <w:bookmarkStart w:id="22" w:name="_Toc227670209"/>
       <w:r>
         <w:rPr>
           <w:color w:val="000000"/>
@@ -10980,7 +11676,7 @@
         </w:rPr>
         <w:t>SITE DETAILS</w:t>
       </w:r>
-      <w:bookmarkEnd w:id="21"/>
+      <w:bookmarkEnd w:id="22"/>
     </w:p>
     <w:p>
       <w:pPr>
@@ -11057,8 +11753,8 @@
           <w:szCs w:val="20"/>
         </w:rPr>
       </w:pPr>
-      <w:bookmarkStart w:id="22" w:name="_Toc215868118"/>
-      <w:bookmarkStart w:id="23" w:name="_Toc216005724"/>
+      <w:bookmarkStart w:id="23" w:name="_Toc215868118"/>
+      <w:bookmarkStart w:id="24" w:name="_Toc227670210"/>
       <w:r>
         <w:rPr>
           <w:color w:val="000000"/>
@@ -11067,8 +11763,8 @@
         </w:rPr>
         <w:t>DEFECTIVE ITEMS</w:t>
       </w:r>
-      <w:bookmarkEnd w:id="22"/>
       <w:bookmarkEnd w:id="23"/>
+      <w:bookmarkEnd w:id="24"/>
     </w:p>
     <w:p>
       <w:pPr>
@@ -11152,9 +11848,9 @@
         </w:rPr>
         <w:t>The Lift Contractor must complete these defects as a priority and must continue maintaining the equipment in safe working order and in accordance with current maintenance contract.</w:t>
       </w:r>
-      <w:bookmarkStart w:id="24" w:name="_Hlk162468892"/>
-    </w:p>
-    <w:bookmarkEnd w:id="24"/>
+      <w:bookmarkStart w:id="25" w:name="_Hlk162468892"/>
+    </w:p>
+    <w:bookmarkEnd w:id="25"/>
     <w:p>
       <w:pPr>
         <w:rPr>
@@ -11207,8 +11903,9 @@
           <w:szCs w:val="20"/>
         </w:rPr>
       </w:pPr>
-      <w:bookmarkStart w:id="25" w:name="_Toc223977562"/>
-      <w:bookmarkStart w:id="26" w:name="_Toc215077776"/>
+      <w:bookmarkStart w:id="26" w:name="_Toc223977562"/>
+      <w:bookmarkStart w:id="27" w:name="_Toc227670211"/>
+      <w:bookmarkStart w:id="28" w:name="_Toc215077776"/>
       <w:r>
         <w:rPr>
           <w:color w:val="000000"/>
@@ -11217,7 +11914,8 @@
         </w:rPr>
         <w:t>SITE IMAGES</w:t>
       </w:r>
-      <w:bookmarkEnd w:id="25"/>
+      <w:bookmarkEnd w:id="26"/>
+      <w:bookmarkEnd w:id="27"/>
     </w:p>
     <w:p>
       <w:pPr>
@@ -11239,7 +11937,7 @@
         </w:rPr>
       </w:pPr>
     </w:p>
-    <w:bookmarkEnd w:id="26"/>
+    <w:bookmarkEnd w:id="28"/>
     <w:p>
       <w:pPr>
         <w:spacing w:after="160" w:line="259" w:lineRule="auto"/>
@@ -12111,7 +12809,7 @@
         <v:path o:extrusionok="f" gradientshapeok="t" o:connecttype="rect"/>
         <o:lock v:ext="edit" aspectratio="t"/>
       </v:shapetype>
-      <v:shape id="_x0000_i1025" type="#_x0000_t75" style="width:100.5pt;height:47.5pt" o:bullet="t">
+      <v:shape id="_x0000_i1025" type="#_x0000_t75" style="width:100.65pt;height:47.35pt" o:bullet="t">
         <v:imagedata r:id="rId1" o:title="CMG Arrow"/>
       </v:shape>
     </w:pict>
@@ -14608,6 +15306,7 @@
   <w:style w:type="character" w:default="1" w:styleId="DefaultParagraphFont">
     <w:name w:val="Default Paragraph Font"/>
     <w:uiPriority w:val="1"/>
+    <w:semiHidden/>
     <w:unhideWhenUsed/>
   </w:style>
   <w:style w:type="table" w:default="1" w:styleId="TableNormal">
@@ -16111,6 +16810,25 @@
 </file>
 
 <file path=customXml/item1.xml><?xml version="1.0" encoding="utf-8"?>
+<b:Sources xmlns:b="http://schemas.openxmlformats.org/officeDocument/2006/bibliography" xmlns="http://schemas.openxmlformats.org/officeDocument/2006/bibliography" SelectedStyle="\APASixthEditionOfficeOnline.xsl" StyleName="APA" Version="6"/>
+</file>
+
+<file path=customXml/item2.xml><?xml version="1.0" encoding="utf-8"?>
+<go:gDocsCustomXmlDataStorage xmlns:go="http://customooxmlschemas.google.com/" xmlns:r="http://schemas.openxmlformats.org/officeDocument/2006/relationships" uri="GoogleDocsCustomDataVersion2">
+  <go:docsCustomData xmlns:go="http://customooxmlschemas.google.com/" roundtripDataSignature="AMtx7mjT00KyiMpCMVtmI0iilXRVRo+qBw==">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</go:docsCustomData>
+</go:gDocsCustomXmlDataStorage>
+</file>
+
+<file path=customXml/item3.xml><?xml version="1.0" encoding="utf-8"?>
+<?mso-contentType ?>
+<FormTemplates xmlns="http://schemas.microsoft.com/sharepoint/v3/contenttype/forms">
+  <Display>DocumentLibraryForm</Display>
+  <Edit>DocumentLibraryForm</Edit>
+  <New>DocumentLibraryForm</New>
+</FormTemplates>
+</file>
+
+<file path=customXml/item4.xml><?xml version="1.0" encoding="utf-8"?>
 <p:properties xmlns:p="http://schemas.microsoft.com/office/2006/metadata/properties" xmlns:xsi="http://www.w3.org/2001/XMLSchema-instance" xmlns:pc="http://schemas.microsoft.com/office/infopath/2007/PartnerControls">
   <documentManagement>
     <TaxCatchAll xmlns="e7e5e8d9-3acf-499a-b2ec-caee31267ae3" xsi:nil="true"/>
@@ -16121,7 +16839,7 @@
 </p:properties>
 </file>
 
-<file path=customXml/item2.xml><?xml version="1.0" encoding="utf-8"?>
+<file path=customXml/item5.xml><?xml version="1.0" encoding="utf-8"?>
 <ct:contentTypeSchema xmlns:ct="http://schemas.microsoft.com/office/2006/metadata/contentType" xmlns:ma="http://schemas.microsoft.com/office/2006/metadata/properties/metaAttributes" ct:_="" ma:_="" ma:contentTypeName="Document" ma:contentTypeID="0x0101001CACF5B7A58D554795A28E7DF1D45FB2" ma:contentTypeVersion="12" ma:contentTypeDescription="Create a new document." ma:contentTypeScope="" ma:versionID="5cfadec9bccf68338cdb162740d64a99">
   <xsd:schema xmlns:xsd="http://www.w3.org/2001/XMLSchema" xmlns:xs="http://www.w3.org/2001/XMLSchema" xmlns:p="http://schemas.microsoft.com/office/2006/metadata/properties" xmlns:ns2="63f055bc-48c0-461c-a5ed-e9ee69fac0bb" xmlns:ns3="e7e5e8d9-3acf-499a-b2ec-caee31267ae3" targetNamespace="http://schemas.microsoft.com/office/2006/metadata/properties" ma:root="true" ma:fieldsID="4484a2026f246cebba8b36372c5f3c56" ns2:_="" ns3:_="">
     <xsd:import namespace="63f055bc-48c0-461c-a5ed-e9ee69fac0bb"/>
@@ -16338,26 +17056,32 @@
 </ct:contentTypeSchema>
 </file>
 
-<file path=customXml/item3.xml><?xml version="1.0" encoding="utf-8"?>
-<b:Sources xmlns:b="http://schemas.openxmlformats.org/officeDocument/2006/bibliography" xmlns="http://schemas.openxmlformats.org/officeDocument/2006/bibliography" SelectedStyle="\APASixthEditionOfficeOnline.xsl" StyleName="APA" Version="6"/>
+<file path=customXml/itemProps1.xml><?xml version="1.0" encoding="utf-8"?>
+<ds:datastoreItem xmlns:ds="http://schemas.openxmlformats.org/officeDocument/2006/customXml" ds:itemID="{EB0E3FAB-D9C3-42C7-901A-DB2BE2C5D495}">
+  <ds:schemaRefs>
+    <ds:schemaRef ds:uri="http://schemas.openxmlformats.org/officeDocument/2006/bibliography"/>
+  </ds:schemaRefs>
+</ds:datastoreItem>
 </file>
 
-<file path=customXml/item4.xml><?xml version="1.0" encoding="utf-8"?>
-<go:gDocsCustomXmlDataStorage xmlns:go="http://customooxmlschemas.google.com/" xmlns:r="http://schemas.openxmlformats.org/officeDocument/2006/relationships" uri="GoogleDocsCustomDataVersion2">
-  <go:docsCustomData xmlns:go="http://customooxmlschemas.google.com/" roundtripDataSignature="AMtx7mjT00KyiMpCMVtmI0iilXRVRo+qBw==">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</go:docsCustomData>
-</go:gDocsCustomXmlDataStorage>
+<file path=customXml/itemProps2.xml><?xml version="1.0" encoding="utf-8"?>
+<ds:datastoreItem xmlns:ds="http://schemas.openxmlformats.org/officeDocument/2006/customXml" ds:itemID="{11111111-1234-1234-1234-123412341234}">
+  <ds:schemaRefs>
+    <ds:schemaRef ds:uri="http://customooxmlschemas.google.com/"/>
+    <ds:schemaRef ds:uri="http://schemas.openxmlformats.org/officeDocument/2006/relationships"/>
+  </ds:schemaRefs>
+</ds:datastoreItem>
 </file>
 
-<file path=customXml/item5.xml><?xml version="1.0" encoding="utf-8"?>
-<?mso-contentType ?>
-<FormTemplates xmlns="http://schemas.microsoft.com/sharepoint/v3/contenttype/forms">
-  <Display>DocumentLibraryForm</Display>
-  <Edit>DocumentLibraryForm</Edit>
-  <New>DocumentLibraryForm</New>
-</FormTemplates>
+<file path=customXml/itemProps3.xml><?xml version="1.0" encoding="utf-8"?>
+<ds:datastoreItem xmlns:ds="http://schemas.openxmlformats.org/officeDocument/2006/customXml" ds:itemID="{1A921F40-AE61-4521-8537-7B1DC1998BF7}">
+  <ds:schemaRefs>
+    <ds:schemaRef ds:uri="http://schemas.microsoft.com/sharepoint/v3/contenttype/forms"/>
+  </ds:schemaRefs>
+</ds:datastoreItem>
 </file>
 
-<file path=customXml/itemProps1.xml><?xml version="1.0" encoding="utf-8"?>
+<file path=customXml/itemProps4.xml><?xml version="1.0" encoding="utf-8"?>
 <ds:datastoreItem xmlns:ds="http://schemas.openxmlformats.org/officeDocument/2006/customXml" ds:itemID="{472B01B0-FA0C-4C92-BCA7-6F8FA7D66B27}">
   <ds:schemaRefs>
     <ds:schemaRef ds:uri="http://schemas.microsoft.com/office/2006/metadata/properties"/>
@@ -16368,7 +17092,7 @@
 </ds:datastoreItem>
 </file>
 
-<file path=customXml/itemProps2.xml><?xml version="1.0" encoding="utf-8"?>
+<file path=customXml/itemProps5.xml><?xml version="1.0" encoding="utf-8"?>
 <ds:datastoreItem xmlns:ds="http://schemas.openxmlformats.org/officeDocument/2006/customXml" ds:itemID="{FB1D13B2-4AB7-465A-859F-397A717B121C}">
   <ds:schemaRefs>
     <ds:schemaRef ds:uri="http://schemas.microsoft.com/office/2006/metadata/contentType"/>
@@ -16385,29 +17109,4 @@
     <ds:schemaRef ds:uri="http://schemas.microsoft.com/internal/obd"/>
   </ds:schemaRefs>
 </ds:datastoreItem>
-</file>
-
-<file path=customXml/itemProps3.xml><?xml version="1.0" encoding="utf-8"?>
-<ds:datastoreItem xmlns:ds="http://schemas.openxmlformats.org/officeDocument/2006/customXml" ds:itemID="{EB0E3FAB-D9C3-42C7-901A-DB2BE2C5D495}">
-  <ds:schemaRefs>
-    <ds:schemaRef ds:uri="http://schemas.openxmlformats.org/officeDocument/2006/bibliography"/>
-  </ds:schemaRefs>
-</ds:datastoreItem>
-</file>
-
-<file path=customXml/itemProps4.xml><?xml version="1.0" encoding="utf-8"?>
-<ds:datastoreItem xmlns:ds="http://schemas.openxmlformats.org/officeDocument/2006/customXml" ds:itemID="{11111111-1234-1234-1234-123412341234}">
-  <ds:schemaRefs>
-    <ds:schemaRef ds:uri="http://customooxmlschemas.google.com/"/>
-    <ds:schemaRef ds:uri="http://schemas.openxmlformats.org/officeDocument/2006/relationships"/>
-  </ds:schemaRefs>
-</ds:datastoreItem>
-</file>
-
-<file path=customXml/itemProps5.xml><?xml version="1.0" encoding="utf-8"?>
-<ds:datastoreItem xmlns:ds="http://schemas.openxmlformats.org/officeDocument/2006/customXml" ds:itemID="{1A921F40-AE61-4521-8537-7B1DC1998BF7}">
-  <ds:schemaRefs>
-    <ds:schemaRef ds:uri="http://schemas.microsoft.com/sharepoint/v3/contenttype/forms"/>
-  </ds:schemaRefs>
-</ds:datastoreItem>
 </file>
--- a/backend/templates/report_template.docx
+++ b/backend/templates/report_template.docx
@@ -1,6 +1,6 @@
 
 <file path=word/document.xml><?xml version="1.0" encoding="utf-8"?>
-<w:document xmlns:wpc="http://schemas.microsoft.com/office/word/2010/wordprocessingCanvas" xmlns:cx="http://schemas.microsoft.com/office/drawing/2014/chartex" xmlns:cx1="http://schemas.microsoft.com/office/drawing/2015/9/8/chartex" xmlns:cx2="http://schemas.microsoft.com/office/drawing/2015/10/21/chartex" xmlns:cx3="http://schemas.microsoft.com/office/drawing/2016/5/9/chartex" xmlns:cx4="http://schemas.microsoft.com/office/drawing/2016/5/10/chartex" xmlns:cx5="http://schemas.microsoft.com/office/drawing/2016/5/11/chartex" xmlns:cx6="http://schemas.microsoft.com/office/drawing/2016/5/12/chartex" xmlns:cx7="http://schemas.microsoft.com/office/drawing/2016/5/13/chartex" xmlns:cx8="http://schemas.microsoft.com/office/drawing/2016/5/14/chartex" xmlns:mc="http://schemas.openxmlformats.org/markup-compatibility/2006" xmlns:aink="http://schemas.microsoft.com/office/drawing/2016/ink" xmlns:am3d="http://schemas.microsoft.com/office/drawing/2017/model3d" xmlns:o="urn:schemas-microsoft-com:office:office" xmlns:oel="http://schemas.microsoft.com/office/2019/extlst" xmlns:r="http://schemas.openxmlformats.org/officeDocument/2006/relationships" xmlns:m="http://schemas.openxmlformats.org/officeDocument/2006/math" xmlns:v="urn:schemas-microsoft-com:vml" xmlns:wp14="http://schemas.microsoft.com/office/word/2010/wordprocessingDrawing" xmlns:wp="http://schemas.openxmlformats.org/drawingml/2006/wordprocessingDrawing" xmlns:w10="urn:schemas-microsoft-com:office:word" xmlns:w="http://schemas.openxmlformats.org/wordprocessingml/2006/main" xmlns:w14="http://schemas.microsoft.com/office/word/2010/wordml" xmlns:w15="http://schemas.microsoft.com/office/word/2012/wordml" xmlns:w16cex="http://schemas.microsoft.com/office/word/2018/wordml/cex" xmlns:w16cid="http://schemas.microsoft.com/office/word/2016/wordml/cid" xmlns:w16="http://schemas.microsoft.com/office/word/2018/wordml" xmlns:w16du="http://schemas.microsoft.com/office/word/2023/wordml/word16du" xmlns:w16sdtdh="http://schemas.microsoft.com/office/word/2020/wordml/sdtdatahash" xmlns:w16sdtfl="http://schemas.microsoft.com/office/word/2024/wordml/sdtformatlock" xmlns:w16se="http://schemas.microsoft.com/office/word/2015/wordml/symex" xmlns:wpg="http://schemas.microsoft.com/office/word/2010/wordprocessingGroup" xmlns:wpi="http://schemas.microsoft.com/office/word/2010/wordprocessingInk" xmlns:wne="http://schemas.microsoft.com/office/word/2006/wordml" xmlns:wps="http://schemas.microsoft.com/office/word/2010/wordprocessingShape" mc:Ignorable="w14 w15 w16se w16cid w16 w16cex w16sdtdh w16sdtfl w16du wp14">
+<w:document xmlns:wpc="http://schemas.microsoft.com/office/word/2010/wordprocessingCanvas" xmlns:cx="http://schemas.microsoft.com/office/drawing/2014/chartex" xmlns:cx1="http://schemas.microsoft.com/office/drawing/2015/9/8/chartex" xmlns:cx2="http://schemas.microsoft.com/office/drawing/2015/10/21/chartex" xmlns:cx3="http://schemas.microsoft.com/office/drawing/2016/5/9/chartex" xmlns:cx4="http://schemas.microsoft.com/office/drawing/2016/5/10/chartex" xmlns:cx5="http://schemas.microsoft.com/office/drawing/2016/5/11/chartex" xmlns:cx6="http://schemas.microsoft.com/office/drawing/2016/5/12/chartex" xmlns:cx7="http://schemas.microsoft.com/office/drawing/2016/5/13/chartex" xmlns:cx8="http://schemas.microsoft.com/office/drawing/2016/5/14/chartex" xmlns:mc="http://schemas.openxmlformats.org/markup-compatibility/2006" xmlns:aink="http://schemas.microsoft.com/office/drawing/2016/ink" xmlns:am3d="http://schemas.microsoft.com/office/drawing/2017/model3d" xmlns:o="urn:schemas-microsoft-com:office:office" xmlns:oel="http://schemas.microsoft.com/office/2019/extlst" xmlns:r="http://schemas.openxmlformats.org/officeDocument/2006/relationships" xmlns:m="http://schemas.openxmlformats.org/officeDocument/2006/math" xmlns:v="urn:schemas-microsoft-com:vml" xmlns:wp14="http://schemas.microsoft.com/office/word/2010/wordprocessingDrawing" xmlns:wp="http://schemas.openxmlformats.org/drawingml/2006/wordprocessingDrawing" xmlns:w10="urn:schemas-microsoft-com:office:word" xmlns:w="http://schemas.openxmlformats.org/wordprocessingml/2006/main" xmlns:w14="http://schemas.microsoft.com/office/word/2010/wordml" xmlns:w15="http://schemas.microsoft.com/office/word/2012/wordml" xmlns:w16cei="http://schemas.microsoft.com/office/word/2026/wordml/cei" xmlns:w16cex="http://schemas.microsoft.com/office/word/2018/wordml/cex" xmlns:w16cid="http://schemas.microsoft.com/office/word/2016/wordml/cid" xmlns:w16="http://schemas.microsoft.com/office/word/2018/wordml" xmlns:w16du="http://schemas.microsoft.com/office/word/2023/wordml/word16du" xmlns:w16sdtdh="http://schemas.microsoft.com/office/word/2020/wordml/sdtdatahash" xmlns:w16sdtfl="http://schemas.microsoft.com/office/word/2024/wordml/sdtformatlock" xmlns:w16se="http://schemas.microsoft.com/office/word/2015/wordml/symex" xmlns:wpg="http://schemas.microsoft.com/office/word/2010/wordprocessingGroup" xmlns:wpi="http://schemas.microsoft.com/office/word/2010/wordprocessingInk" xmlns:wne="http://schemas.microsoft.com/office/word/2006/wordml" xmlns:wps="http://schemas.microsoft.com/office/word/2010/wordprocessingShape" mc:Ignorable="w14 w15 w16se w16cid w16 w16cex w16sdtdh w16sdtfl w16du wp14">
   <w:body>
     <w:tbl>
       <w:tblPr>
@@ -1760,62 +1760,62 @@
       <w:r>
         <w:rPr>
           <w:b/>
-          <w:color w:val="0070C0"/>
+          <w:color w:val="EE0000"/>
         </w:rPr>
         <w:t>(Maintenance - Premium, Class A, B &amp; C Buildings)</w:t>
       </w:r>
       <w:r>
         <w:rPr>
-          <w:color w:val="0070C0"/>
+          <w:color w:val="EE0000"/>
         </w:rPr>
         <w:t xml:space="preserve"> </w:t>
       </w:r>
       <w:r>
         <w:rPr>
           <w:rFonts w:eastAsia="Arial"/>
-          <w:color w:val="0070C0"/>
+          <w:color w:val="EE0000"/>
         </w:rPr>
         <w:t>determine the equipment condition and level of maintenance being provided by</w:t>
       </w:r>
       <w:r>
         <w:rPr>
           <w:rFonts w:eastAsia="Arial"/>
-          <w:color w:val="0070C0"/>
+          <w:color w:val="EE0000"/>
         </w:rPr>
         <w:t xml:space="preserve"> </w:t>
       </w:r>
       <w:r>
         <w:rPr>
           <w:rFonts w:eastAsia="Arial"/>
-          <w:color w:val="0070C0"/>
+          <w:color w:val="EE0000"/>
         </w:rPr>
         <w:t>{{</w:t>
       </w:r>
       <w:r>
         <w:rPr>
           <w:rFonts w:eastAsia="Arial"/>
-          <w:color w:val="0070C0"/>
+          <w:color w:val="EE0000"/>
         </w:rPr>
         <w:t>CONTRACTOR_NAME</w:t>
       </w:r>
       <w:r>
         <w:rPr>
           <w:rFonts w:eastAsia="Arial"/>
-          <w:color w:val="0070C0"/>
+          <w:color w:val="EE0000"/>
         </w:rPr>
         <w:t>}}</w:t>
       </w:r>
       <w:r>
         <w:rPr>
           <w:rFonts w:eastAsia="Arial"/>
-          <w:color w:val="0070C0"/>
+          <w:color w:val="EE0000"/>
         </w:rPr>
         <w:t>.</w:t>
       </w:r>
       <w:r>
         <w:rPr>
           <w:rFonts w:eastAsia="Arial"/>
-          <w:color w:val="0070C0"/>
+          <w:color w:val="EE0000"/>
         </w:rPr>
         <w:t xml:space="preserve">  Our inspection also included the testing of safety devices to evaluate reliability as well as the measurement of performance parameters against the contract and industry standards.</w:t>
       </w:r>
@@ -1829,55 +1829,55 @@
         <w:ind w:right="-57"/>
         <w:jc w:val="both"/>
         <w:rPr>
-          <w:color w:val="00B050"/>
+          <w:color w:val="EE0000"/>
         </w:rPr>
       </w:pPr>
       <w:r>
         <w:rPr>
           <w:b/>
-          <w:color w:val="00B050"/>
+          <w:color w:val="EE0000"/>
         </w:rPr>
         <w:t>(Construction / Mod - Handover and DLP)</w:t>
       </w:r>
       <w:r>
         <w:rPr>
-          <w:color w:val="00B050"/>
+          <w:color w:val="EE0000"/>
         </w:rPr>
         <w:t xml:space="preserve"> determine the installed equipment condition provided by </w:t>
       </w:r>
       <w:r>
         <w:rPr>
-          <w:color w:val="00B050"/>
+          <w:color w:val="EE0000"/>
         </w:rPr>
         <w:t xml:space="preserve">the </w:t>
       </w:r>
       <w:r>
         <w:rPr>
-          <w:color w:val="00B050"/>
+          <w:color w:val="EE0000"/>
         </w:rPr>
         <w:t>{{</w:t>
       </w:r>
       <w:r>
         <w:rPr>
-          <w:color w:val="00B050"/>
+          <w:color w:val="EE0000"/>
         </w:rPr>
         <w:t>CONTRACTOR_NAME</w:t>
       </w:r>
       <w:r>
         <w:rPr>
-          <w:color w:val="00B050"/>
+          <w:color w:val="EE0000"/>
         </w:rPr>
         <w:t>}}</w:t>
       </w:r>
       <w:r>
         <w:rPr>
-          <w:color w:val="00B050"/>
+          <w:color w:val="EE0000"/>
         </w:rPr>
         <w:t xml:space="preserve">. </w:t>
       </w:r>
       <w:r>
         <w:rPr>
-          <w:color w:val="00B050"/>
+          <w:color w:val="EE0000"/>
         </w:rPr>
         <w:t>Our inspection included validation of the testing of safety devices, quality of installation as well as the measurement of performance parameters against the contract and industry standards.</w:t>
       </w:r>
@@ -2388,7 +2388,16 @@
                 <w:bCs/>
                 <w:color w:val="0070C0"/>
               </w:rPr>
-              <w:t>Lifts X and X</w:t>
+              <w:t xml:space="preserve">Lifts </w:t>
+            </w:r>
+            <w:r>
+              <w:rPr>
+                <w:rFonts w:eastAsia="Arial"/>
+                <w:b/>
+                <w:bCs/>
+                <w:color w:val="EE0000"/>
+              </w:rPr>
+              <w:t>X and X</w:t>
             </w:r>
           </w:p>
         </w:tc>
@@ -3255,7 +3264,37 @@
               <w:rPr>
                 <w:rFonts w:eastAsia="Arial"/>
               </w:rPr>
-              <w:t>Compliance with latest codes and WHS.</w:t>
+              <w:t xml:space="preserve">Compliance with latest codes and </w:t>
+            </w:r>
+            <w:r>
+              <w:rPr>
+                <w:rFonts w:eastAsia="Arial"/>
+              </w:rPr>
+              <w:t xml:space="preserve">Work Health and Safety </w:t>
+            </w:r>
+            <w:r>
+              <w:rPr>
+                <w:rFonts w:eastAsia="Arial"/>
+              </w:rPr>
+              <w:t>(</w:t>
+            </w:r>
+            <w:r>
+              <w:rPr>
+                <w:rFonts w:eastAsia="Arial"/>
+              </w:rPr>
+              <w:t>WHS</w:t>
+            </w:r>
+            <w:r>
+              <w:rPr>
+                <w:rFonts w:eastAsia="Arial"/>
+              </w:rPr>
+              <w:t>)</w:t>
+            </w:r>
+            <w:r>
+              <w:rPr>
+                <w:rFonts w:eastAsia="Arial"/>
+              </w:rPr>
+              <w:t>.</w:t>
             </w:r>
           </w:p>
         </w:tc>
@@ -3499,74 +3538,40 @@
           <w:right w:val="nil"/>
           <w:between w:val="nil"/>
         </w:pBdr>
-        <w:spacing w:after="240"/>
-        <w:ind w:right="-57"/>
+        <w:tabs>
+          <w:tab w:val="center" w:pos="4153"/>
+          <w:tab w:val="right" w:pos="8306"/>
+        </w:tabs>
+        <w:spacing w:after="120"/>
+        <w:contextualSpacing/>
         <w:jc w:val="both"/>
-        <w:rPr>
-          <w:rFonts w:eastAsia="Arial"/>
-          <w:color w:val="000000" w:themeColor="text1"/>
-        </w:rPr>
-      </w:pPr>
-      <w:r>
-        <w:t>In our opinion, t</w:t>
-      </w:r>
-      <w:r>
-        <w:rPr>
-          <w:rFonts w:eastAsia="Arial"/>
-          <w:color w:val="000000" w:themeColor="text1"/>
-        </w:rPr>
-        <w:t>he quality of maintenance being delivered by</w:t>
-      </w:r>
-      <w:r>
-        <w:rPr>
-          <w:rFonts w:eastAsia="Arial"/>
-        </w:rPr>
-        <w:t xml:space="preserve"> </w:t>
-      </w:r>
-      <w:r>
-        <w:rPr>
-          <w:rFonts w:eastAsia="Arial"/>
-        </w:rPr>
-        <w:t>{{</w:t>
-      </w:r>
-      <w:r>
-        <w:rPr>
-          <w:rFonts w:eastAsia="Arial"/>
-        </w:rPr>
-        <w:t>CONTRACTOR_NAME</w:t>
-      </w:r>
-      <w:r>
-        <w:rPr>
-          <w:rFonts w:eastAsia="Arial"/>
-        </w:rPr>
-        <w:t>}}</w:t>
-      </w:r>
-      <w:r>
-        <w:rPr>
-          <w:rFonts w:eastAsia="Arial"/>
-        </w:rPr>
-        <w:t xml:space="preserve"> </w:t>
-      </w:r>
-      <w:r>
-        <w:rPr>
-          <w:rFonts w:eastAsia="Arial"/>
-          <w:color w:val="000000" w:themeColor="text1"/>
-        </w:rPr>
-        <w:t xml:space="preserve">considered to be of an </w:t>
-      </w:r>
-      <w:r>
-        <w:rPr>
-          <w:rFonts w:eastAsia="Arial"/>
-          <w:color w:val="FF0000"/>
-        </w:rPr>
-        <w:t>acceptable</w:t>
-      </w:r>
-      <w:r>
-        <w:rPr>
-          <w:rFonts w:eastAsia="Arial"/>
-          <w:color w:val="000000" w:themeColor="text1"/>
-        </w:rPr>
-        <w:t xml:space="preserve"> standard, with some noted exceptions that need to be addressed.</w:t>
+      </w:pPr>
+      <w:r>
+        <w:t xml:space="preserve">The standard of maintenance being delivered by </w:t>
+      </w:r>
+      <w:r>
+        <w:rPr>
+          <w:rFonts w:eastAsia="Arial"/>
+        </w:rPr>
+        <w:t>{{CONTRACTOR_NAME}}</w:t>
+      </w:r>
+      <w:r>
+        <w:t xml:space="preserve"> is considered </w:t>
+      </w:r>
+      <w:r>
+        <w:rPr>
+          <w:b/>
+          <w:bCs/>
+          <w:color w:val="EE0000"/>
+        </w:rPr>
+        <w:t>Acceptable / Unsatisfactory</w:t>
+      </w:r>
+      <w:r>
+        <w:rPr>
+          <w:b/>
+          <w:bCs/>
+        </w:rPr>
+        <w:t>.</w:t>
       </w:r>
     </w:p>
     <w:p>
@@ -3584,34 +3589,7 @@
         </w:tabs>
         <w:spacing w:after="120"/>
         <w:contextualSpacing/>
-        <w:rPr>
-          <w:rFonts w:eastAsia="Arial"/>
-          <w:color w:val="000000"/>
-        </w:rPr>
-      </w:pPr>
-      <w:r>
-        <w:rPr>
-          <w:rFonts w:eastAsia="Arial"/>
-          <w:color w:val="000000"/>
-        </w:rPr>
-        <w:t xml:space="preserve">Upon reviewing items that are likely to cause ongoing reliability issues and items that may lead to lengthy outage times, we identified </w:t>
-      </w:r>
-      <w:r>
-        <w:rPr>
-          <w:rFonts w:eastAsia="Arial"/>
-          <w:b/>
-          <w:bCs/>
-          <w:color w:val="EE0000"/>
-        </w:rPr>
-        <w:t>no major obsolescence risks / minor obsolescence risk / significant obsdolescence risk with the main control equipment, doors, landing buttons, car buttons or indicators</w:t>
-      </w:r>
-      <w:r>
-        <w:rPr>
-          <w:rFonts w:eastAsia="Arial"/>
-          <w:color w:val="000000"/>
-        </w:rPr>
-        <w:t>, this has been confirmed by the original equipment manufacturer.</w:t>
-      </w:r>
+      </w:pPr>
     </w:p>
     <w:p>
       <w:pPr>
@@ -3628,42 +3606,52 @@
         </w:tabs>
         <w:spacing w:after="120"/>
         <w:contextualSpacing/>
-        <w:rPr>
-          <w:rFonts w:eastAsia="Arial"/>
-          <w:color w:val="000000"/>
-        </w:rPr>
-      </w:pPr>
-    </w:p>
-    <w:p>
-      <w:pPr>
-        <w:spacing w:after="240"/>
-        <w:ind w:right="-57"/>
         <w:jc w:val="both"/>
         <w:rPr>
-          <w:rFonts w:eastAsia="Calibri"/>
-          <w:color w:val="000000" w:themeColor="text1"/>
-        </w:rPr>
-      </w:pPr>
-      <w:r>
-        <w:rPr>
-          <w:rFonts w:eastAsia="Calibri"/>
-          <w:color w:val="000000" w:themeColor="text1"/>
-        </w:rPr>
-        <w:t xml:space="preserve">Beyond code compliance at the time of installation, we have assessed the installed equipment for further risk with compliance with the latest codes, National Work Health and Safety (WH&amp;S) Act 2011 and corresponding </w:t>
-      </w:r>
-      <w:r>
-        <w:rPr>
-          <w:rFonts w:eastAsia="Calibri"/>
-          <w:color w:val="000000" w:themeColor="text1"/>
-        </w:rPr>
-        <w:t>r</w:t>
-      </w:r>
-      <w:r>
-        <w:rPr>
-          <w:rFonts w:eastAsia="Calibri"/>
-          <w:color w:val="000000" w:themeColor="text1"/>
-        </w:rPr>
-        <w:t>egulation. There are several items that require attention, these would be included within any upgrade scope to further protect the owners, users and maintenance contractors.</w:t>
+          <w:rFonts w:eastAsia="Arial"/>
+          <w:color w:val="000000"/>
+        </w:rPr>
+      </w:pPr>
+      <w:r>
+        <w:rPr>
+          <w:rFonts w:eastAsia="Arial"/>
+          <w:color w:val="000000"/>
+        </w:rPr>
+        <w:t xml:space="preserve">Upon reviewing items that are likely to cause ongoing reliability issues and items that may lead to lengthy outage times, we identified </w:t>
+      </w:r>
+      <w:r>
+        <w:rPr>
+          <w:rFonts w:eastAsia="Arial"/>
+          <w:b/>
+          <w:bCs/>
+          <w:color w:val="EE0000"/>
+        </w:rPr>
+        <w:t xml:space="preserve">no major obsolescence risks / minor obsolescence risk / significant </w:t>
+      </w:r>
+      <w:r>
+        <w:rPr>
+          <w:rFonts w:eastAsia="Arial"/>
+          <w:b/>
+          <w:bCs/>
+          <w:color w:val="EE0000"/>
+        </w:rPr>
+        <w:t>obsolescence</w:t>
+      </w:r>
+      <w:r>
+        <w:rPr>
+          <w:rFonts w:eastAsia="Arial"/>
+          <w:b/>
+          <w:bCs/>
+          <w:color w:val="EE0000"/>
+        </w:rPr>
+        <w:t xml:space="preserve"> risk with the main control equipment, doors, landing buttons, car buttons or indicators</w:t>
+      </w:r>
+      <w:r>
+        <w:rPr>
+          <w:rFonts w:eastAsia="Arial"/>
+          <w:color w:val="000000"/>
+        </w:rPr>
+        <w:t>, this has been confirmed by the original equipment manufacturer.</w:t>
       </w:r>
     </w:p>
     <w:p>
@@ -3686,63 +3674,38 @@
           <w:color w:val="000000"/>
         </w:rPr>
       </w:pPr>
-      <w:r>
-        <w:rPr>
-          <w:rFonts w:eastAsia="Arial"/>
-          <w:color w:val="000000"/>
-        </w:rPr>
-        <w:t xml:space="preserve">It is our recommendation that an upgrade be considered </w:t>
-      </w:r>
-      <w:r>
-        <w:rPr>
-          <w:rFonts w:eastAsia="Arial"/>
-          <w:b/>
-          <w:bCs/>
-          <w:color w:val="000000"/>
-        </w:rPr>
-        <w:t xml:space="preserve">within </w:t>
-      </w:r>
-      <w:r>
-        <w:rPr>
-          <w:rFonts w:eastAsia="Arial"/>
-          <w:b/>
-          <w:bCs/>
-          <w:color w:val="EE0000"/>
-        </w:rPr>
-        <w:t>3-5 years</w:t>
-      </w:r>
-      <w:r>
-        <w:rPr>
-          <w:rFonts w:eastAsia="Arial"/>
-          <w:color w:val="000000"/>
-        </w:rPr>
-        <w:t>.</w:t>
-      </w:r>
-      <w:r>
-        <w:rPr>
-          <w:rFonts w:eastAsia="Arial"/>
-          <w:color w:val="000000"/>
-        </w:rPr>
-        <w:t xml:space="preserve"> Further details are provided in the recommendations section of this report.</w:t>
-      </w:r>
-    </w:p>
-    <w:p>
-      <w:pPr>
-        <w:pBdr>
-          <w:top w:val="nil"/>
-          <w:left w:val="nil"/>
-          <w:bottom w:val="nil"/>
-          <w:right w:val="nil"/>
-          <w:between w:val="nil"/>
-        </w:pBdr>
+    </w:p>
+    <w:p>
+      <w:pPr>
         <w:spacing w:after="240"/>
         <w:ind w:right="-57"/>
         <w:jc w:val="both"/>
         <w:rPr>
-          <w:rFonts w:eastAsia="Arial"/>
-          <w:color w:val="000000"/>
-        </w:rPr>
-      </w:pPr>
+          <w:rFonts w:eastAsia="Calibri"/>
+          <w:color w:val="000000" w:themeColor="text1"/>
+        </w:rPr>
+      </w:pPr>
+      <w:r>
+        <w:rPr>
+          <w:rFonts w:eastAsia="Calibri"/>
+          <w:color w:val="000000" w:themeColor="text1"/>
+        </w:rPr>
+        <w:t xml:space="preserve">Beyond code compliance at the time of installation, we have assessed the installed equipment for further risk with compliance with the latest codes, National Work Health and Safety (WHS) Act 2011 and corresponding </w:t>
+      </w:r>
+      <w:r>
+        <w:rPr>
+          <w:rFonts w:eastAsia="Calibri"/>
+          <w:color w:val="000000" w:themeColor="text1"/>
+        </w:rPr>
+        <w:t>r</w:t>
+      </w:r>
+      <w:r>
+        <w:rPr>
+          <w:rFonts w:eastAsia="Calibri"/>
+          <w:color w:val="000000" w:themeColor="text1"/>
+        </w:rPr>
+        <w:t>egulation. There are several items that require attention, these would be included within any upgrade scope to further protect the owners, users and maintenance contractors.</w:t>
+      </w:r>
     </w:p>
     <w:p>
       <w:pPr>
@@ -3758,73 +3721,68 @@
           <w:tab w:val="right" w:pos="8306"/>
         </w:tabs>
         <w:spacing w:after="120"/>
-        <w:rPr>
-          <w:rFonts w:eastAsia="Arial"/>
-          <w:color w:val="0070C0"/>
-          <w:sz w:val="18"/>
-          <w:szCs w:val="18"/>
-        </w:rPr>
-      </w:pPr>
-    </w:p>
-    <w:p>
-      <w:pPr>
-        <w:pStyle w:val="Heading1"/>
-        <w:spacing w:after="0"/>
-        <w:ind w:left="709" w:right="-57" w:hanging="709"/>
-        <w:rPr>
-          <w:i w:val="0"/>
-          <w:color w:val="000000"/>
-          <w:sz w:val="20"/>
-          <w:szCs w:val="20"/>
-        </w:rPr>
-      </w:pPr>
-      <w:r>
-        <w:rPr>
-          <w:sz w:val="24"/>
-          <w:szCs w:val="24"/>
-        </w:rPr>
-        <w:br w:type="page"/>
-      </w:r>
-      <w:r>
-        <w:rPr>
-          <w:color w:val="000000"/>
-          <w:sz w:val="24"/>
-          <w:szCs w:val="24"/>
-        </w:rPr>
-        <w:lastRenderedPageBreak/>
-        <w:t xml:space="preserve"> </w:t>
-      </w:r>
-      <w:bookmarkStart w:id="3" w:name="_Toc215868111"/>
-      <w:bookmarkStart w:id="4" w:name="_Toc227670201"/>
-      <w:r>
-        <w:rPr>
-          <w:i w:val="0"/>
-          <w:color w:val="000000"/>
-          <w:sz w:val="20"/>
-          <w:szCs w:val="20"/>
-        </w:rPr>
-        <w:t>GENERAL MAINTENANCE AND HOUSEKEEPING</w:t>
-      </w:r>
-      <w:bookmarkEnd w:id="3"/>
-      <w:bookmarkEnd w:id="4"/>
+        <w:contextualSpacing/>
+        <w:jc w:val="both"/>
+        <w:rPr>
+          <w:rFonts w:eastAsia="Arial"/>
+          <w:color w:val="000000"/>
+        </w:rPr>
+      </w:pPr>
+      <w:r>
+        <w:rPr>
+          <w:rFonts w:eastAsia="Arial"/>
+          <w:color w:val="000000"/>
+        </w:rPr>
+        <w:t xml:space="preserve">It is our recommendation that an upgrade be considered </w:t>
+      </w:r>
+      <w:r>
+        <w:rPr>
+          <w:rFonts w:eastAsia="Arial"/>
+          <w:b/>
+          <w:bCs/>
+          <w:color w:val="000000"/>
+        </w:rPr>
+        <w:t xml:space="preserve">within </w:t>
+      </w:r>
+      <w:r>
+        <w:rPr>
+          <w:rFonts w:eastAsia="Arial"/>
+          <w:b/>
+          <w:bCs/>
+          <w:color w:val="EE0000"/>
+        </w:rPr>
+        <w:t>3-5 years</w:t>
+      </w:r>
+      <w:r>
+        <w:rPr>
+          <w:rFonts w:eastAsia="Arial"/>
+          <w:color w:val="000000"/>
+        </w:rPr>
+        <w:t>.</w:t>
+      </w:r>
+      <w:r>
+        <w:rPr>
+          <w:rFonts w:eastAsia="Arial"/>
+          <w:color w:val="000000"/>
+        </w:rPr>
+        <w:t xml:space="preserve"> Further details are provided in the recommendations section of this report.</w:t>
+      </w:r>
     </w:p>
     <w:p>
       <w:pPr>
         <w:pBdr>
           <w:top w:val="nil"/>
           <w:left w:val="nil"/>
-          <w:bottom w:val="single" w:sz="6" w:space="1" w:color="000000"/>
+          <w:bottom w:val="nil"/>
           <w:right w:val="nil"/>
           <w:between w:val="nil"/>
         </w:pBdr>
-        <w:spacing w:after="360"/>
+        <w:spacing w:after="240"/>
         <w:ind w:right="-57"/>
         <w:jc w:val="both"/>
         <w:rPr>
           <w:rFonts w:eastAsia="Arial"/>
           <w:color w:val="000000"/>
-          <w:sz w:val="10"/>
-          <w:szCs w:val="10"/>
         </w:rPr>
       </w:pPr>
     </w:p>
@@ -3844,68 +3802,73 @@
         <w:spacing w:after="120"/>
         <w:rPr>
           <w:rFonts w:eastAsia="Arial"/>
-          <w:color w:val="000000"/>
-        </w:rPr>
-      </w:pPr>
-      <w:r>
-        <w:rPr>
-          <w:rFonts w:eastAsia="Arial"/>
-          <w:color w:val="000000"/>
-        </w:rPr>
-        <w:t xml:space="preserve">The standard of maintenance being delivered </w:t>
-      </w:r>
-      <w:r>
-        <w:rPr>
-          <w:rFonts w:eastAsia="Arial"/>
-        </w:rPr>
-        <w:t xml:space="preserve">by </w:t>
-      </w:r>
-      <w:r>
-        <w:rPr>
-          <w:rFonts w:eastAsia="Arial"/>
-        </w:rPr>
-        <w:t>{{</w:t>
-      </w:r>
-      <w:r>
-        <w:rPr>
-          <w:rFonts w:eastAsia="Arial"/>
-        </w:rPr>
-        <w:t>CONTRACTOR_NAME</w:t>
-      </w:r>
-      <w:r>
-        <w:rPr>
-          <w:rFonts w:eastAsia="Arial"/>
-        </w:rPr>
-        <w:t>}}</w:t>
-      </w:r>
-      <w:r>
-        <w:rPr>
-          <w:rFonts w:eastAsia="Arial"/>
-        </w:rPr>
-        <w:t xml:space="preserve">, </w:t>
-      </w:r>
-      <w:r>
-        <w:rPr>
-          <w:rFonts w:eastAsia="Arial"/>
-          <w:color w:val="000000"/>
-        </w:rPr>
-        <w:t xml:space="preserve">in our opinion, is of an </w:t>
-      </w:r>
-      <w:r>
-        <w:rPr>
-          <w:rFonts w:eastAsia="Arial"/>
-          <w:b/>
-          <w:color w:val="FF0000"/>
-        </w:rPr>
-        <w:t>acceptable/ unacceptable</w:t>
-      </w:r>
-      <w:r>
-        <w:rPr>
-          <w:rFonts w:eastAsia="Arial"/>
-          <w:color w:val="000000"/>
-        </w:rPr>
-        <w:t xml:space="preserve"> standard.</w:t>
-      </w:r>
+          <w:color w:val="0070C0"/>
+          <w:sz w:val="18"/>
+          <w:szCs w:val="18"/>
+        </w:rPr>
+      </w:pPr>
+    </w:p>
+    <w:p>
+      <w:pPr>
+        <w:pStyle w:val="Heading1"/>
+        <w:spacing w:after="0"/>
+        <w:ind w:left="709" w:right="-57" w:hanging="709"/>
+        <w:rPr>
+          <w:i w:val="0"/>
+          <w:color w:val="000000"/>
+          <w:sz w:val="20"/>
+          <w:szCs w:val="20"/>
+        </w:rPr>
+      </w:pPr>
+      <w:r>
+        <w:rPr>
+          <w:sz w:val="24"/>
+          <w:szCs w:val="24"/>
+        </w:rPr>
+        <w:br w:type="page"/>
+      </w:r>
+      <w:r>
+        <w:rPr>
+          <w:color w:val="000000"/>
+          <w:sz w:val="24"/>
+          <w:szCs w:val="24"/>
+        </w:rPr>
+        <w:lastRenderedPageBreak/>
+        <w:t xml:space="preserve"> </w:t>
+      </w:r>
+      <w:bookmarkStart w:id="3" w:name="_Toc215868111"/>
+      <w:bookmarkStart w:id="4" w:name="_Toc227670201"/>
+      <w:r>
+        <w:rPr>
+          <w:i w:val="0"/>
+          <w:color w:val="000000"/>
+          <w:sz w:val="20"/>
+          <w:szCs w:val="20"/>
+        </w:rPr>
+        <w:t>GENERAL MAINTENANCE AND HOUSEKEEPING</w:t>
+      </w:r>
+      <w:bookmarkEnd w:id="3"/>
+      <w:bookmarkEnd w:id="4"/>
+    </w:p>
+    <w:p>
+      <w:pPr>
+        <w:pBdr>
+          <w:top w:val="nil"/>
+          <w:left w:val="nil"/>
+          <w:bottom w:val="single" w:sz="6" w:space="1" w:color="000000"/>
+          <w:right w:val="nil"/>
+          <w:between w:val="nil"/>
+        </w:pBdr>
+        <w:spacing w:after="360"/>
+        <w:ind w:right="-57"/>
+        <w:jc w:val="both"/>
+        <w:rPr>
+          <w:rFonts w:eastAsia="Arial"/>
+          <w:color w:val="000000"/>
+          <w:sz w:val="10"/>
+          <w:szCs w:val="10"/>
+        </w:rPr>
+      </w:pPr>
     </w:p>
     <w:p>
       <w:pPr>
@@ -3916,8 +3879,11 @@
           <w:right w:val="nil"/>
           <w:between w:val="nil"/>
         </w:pBdr>
-        <w:spacing w:after="240"/>
-        <w:ind w:right="-57"/>
+        <w:tabs>
+          <w:tab w:val="center" w:pos="4153"/>
+          <w:tab w:val="right" w:pos="8306"/>
+        </w:tabs>
+        <w:spacing w:before="240" w:after="120"/>
         <w:jc w:val="both"/>
         <w:rPr>
           <w:rFonts w:eastAsia="Arial"/>
@@ -3929,7 +3895,130 @@
           <w:rFonts w:eastAsia="Arial"/>
           <w:color w:val="000000"/>
         </w:rPr>
-        <w:t>Our inspection revealed that several areas require rectification or repair by the lift contractor.  We have noted the priority actions for General maintenance and Housekeeping below:</w:t>
+        <w:t>The standard of maintenance being delivered by {{CONTRACTOR_NAME}}</w:t>
+      </w:r>
+      <w:r>
+        <w:rPr>
+          <w:rFonts w:eastAsia="Arial"/>
+          <w:color w:val="000000"/>
+        </w:rPr>
+        <w:t xml:space="preserve"> </w:t>
+      </w:r>
+      <w:r>
+        <w:rPr>
+          <w:rFonts w:eastAsia="Arial"/>
+          <w:color w:val="000000"/>
+        </w:rPr>
+        <w:t xml:space="preserve">is considered </w:t>
+      </w:r>
+      <w:r>
+        <w:rPr>
+          <w:rFonts w:eastAsia="Arial"/>
+          <w:b/>
+          <w:bCs/>
+          <w:color w:val="EE0000"/>
+        </w:rPr>
+        <w:t>Acceptable / Unsatisfactory</w:t>
+      </w:r>
+      <w:r>
+        <w:rPr>
+          <w:rFonts w:eastAsia="Arial"/>
+          <w:color w:val="000000"/>
+        </w:rPr>
+        <w:t>.</w:t>
+      </w:r>
+    </w:p>
+    <w:p>
+      <w:pPr>
+        <w:pBdr>
+          <w:top w:val="nil"/>
+          <w:left w:val="nil"/>
+          <w:bottom w:val="nil"/>
+          <w:right w:val="nil"/>
+          <w:between w:val="nil"/>
+        </w:pBdr>
+        <w:tabs>
+          <w:tab w:val="center" w:pos="4153"/>
+          <w:tab w:val="right" w:pos="8306"/>
+        </w:tabs>
+        <w:spacing w:before="240" w:after="120"/>
+        <w:jc w:val="both"/>
+        <w:rPr>
+          <w:rFonts w:eastAsia="Arial"/>
+          <w:color w:val="000000"/>
+        </w:rPr>
+      </w:pPr>
+      <w:r>
+        <w:rPr>
+          <w:rFonts w:eastAsia="Arial"/>
+          <w:color w:val="EE0000"/>
+        </w:rPr>
+        <w:t xml:space="preserve">CMG inspected the </w:t>
+      </w:r>
+      <w:r>
+        <w:rPr>
+          <w:rFonts w:eastAsia="Arial"/>
+          <w:b/>
+          <w:bCs/>
+          <w:color w:val="EE0000"/>
+        </w:rPr>
+        <w:t>general maintenance and housekeeping</w:t>
+      </w:r>
+      <w:r>
+        <w:rPr>
+          <w:rFonts w:eastAsia="Arial"/>
+          <w:color w:val="EE0000"/>
+        </w:rPr>
+        <w:t xml:space="preserve"> throughout our inspection and identified no items at the time of inspection. The equipment was found to be in a clean and maintained condition.</w:t>
+      </w:r>
+    </w:p>
+    <w:p>
+      <w:pPr>
+        <w:pBdr>
+          <w:top w:val="nil"/>
+          <w:left w:val="nil"/>
+          <w:bottom w:val="nil"/>
+          <w:right w:val="nil"/>
+          <w:between w:val="nil"/>
+        </w:pBdr>
+        <w:tabs>
+          <w:tab w:val="center" w:pos="4153"/>
+          <w:tab w:val="right" w:pos="8306"/>
+        </w:tabs>
+        <w:spacing w:before="240" w:after="120"/>
+        <w:jc w:val="both"/>
+        <w:rPr>
+          <w:rFonts w:eastAsia="Arial"/>
+          <w:color w:val="EE0000"/>
+        </w:rPr>
+      </w:pPr>
+      <w:r>
+        <w:rPr>
+          <w:rFonts w:eastAsia="Arial"/>
+          <w:color w:val="EE0000"/>
+        </w:rPr>
+        <w:t xml:space="preserve">CMG inspected the following areas during the site inspection and identified the following observations that require rectification or repair by the lift contractor.  We have noted the priority actions for General maintenance and </w:t>
+      </w:r>
+      <w:r>
+        <w:rPr>
+          <w:rFonts w:eastAsia="Arial"/>
+          <w:color w:val="EE0000"/>
+        </w:rPr>
+        <w:t>housekeeping</w:t>
+      </w:r>
+      <w:r>
+        <w:rPr>
+          <w:rFonts w:eastAsia="Arial"/>
+          <w:color w:val="EE0000"/>
+        </w:rPr>
+        <w:t xml:space="preserve"> </w:t>
+      </w:r>
+      <w:r>
+        <w:rPr>
+          <w:rFonts w:eastAsia="Arial"/>
+          <w:color w:val="EE0000"/>
+        </w:rPr>
+        <w:t>below:</w:t>
       </w:r>
     </w:p>
     <w:p>
@@ -3978,6 +4067,31 @@
     </w:p>
     <w:p>
       <w:pPr>
+        <w:pStyle w:val="ListParagraph"/>
+        <w:numPr>
+          <w:ilvl w:val="0"/>
+          <w:numId w:val="13"/>
+        </w:numPr>
+        <w:spacing w:line="320" w:lineRule="exact"/>
+        <w:rPr>
+          <w:rFonts w:eastAsia="Calibri"/>
+        </w:rPr>
+      </w:pPr>
+      <w:r>
+        <w:rPr>
+          <w:rFonts w:eastAsia="Calibri"/>
+        </w:rPr>
+        <w:t>Insert items / No items</w:t>
+      </w:r>
+      <w:r>
+        <w:rPr>
+          <w:rFonts w:eastAsia="Calibri"/>
+        </w:rPr>
+        <w:t xml:space="preserve"> identified</w:t>
+      </w:r>
+    </w:p>
+    <w:p>
+      <w:pPr>
         <w:pBdr>
           <w:top w:val="nil"/>
           <w:left w:val="nil"/>
@@ -3998,7 +4112,34 @@
           <w:rFonts w:eastAsia="Arial"/>
           <w:color w:val="000000"/>
         </w:rPr>
-        <w:t xml:space="preserve">These items are to be attended to by the service company </w:t>
+        <w:t>These items are to be attended to</w:t>
+      </w:r>
+      <w:r>
+        <w:rPr>
+          <w:rFonts w:eastAsia="Arial"/>
+          <w:color w:val="000000"/>
+        </w:rPr>
+        <w:t xml:space="preserve"> by</w:t>
+      </w:r>
+      <w:r>
+        <w:rPr>
+          <w:rFonts w:eastAsia="Arial"/>
+          <w:color w:val="000000"/>
+        </w:rPr>
+        <w:t xml:space="preserve"> </w:t>
+      </w:r>
+      <w:r>
+        <w:rPr>
+          <w:rFonts w:eastAsia="Arial"/>
+        </w:rPr>
+        <w:t>{{CONTRACTOR_NAME}}</w:t>
+      </w:r>
+      <w:r>
+        <w:rPr>
+          <w:rFonts w:eastAsia="Arial"/>
+          <w:color w:val="000000"/>
+        </w:rPr>
+        <w:t xml:space="preserve"> </w:t>
       </w:r>
       <w:r>
         <w:rPr>
@@ -4274,8 +4415,263 @@
         <w:pStyle w:val="ListParagraph"/>
         <w:numPr>
           <w:ilvl w:val="0"/>
-          <w:numId w:val="14"/>
+          <w:numId w:val="3"/>
         </w:numPr>
+        <w:spacing w:line="320" w:lineRule="exact"/>
+      </w:pPr>
+      <w:r>
+        <w:rPr>
+          <w:rFonts w:eastAsia="Arial"/>
+          <w:color w:val="000000" w:themeColor="text1"/>
+        </w:rPr>
+        <w:t>{{</w:t>
+      </w:r>
+      <w:r>
+        <w:rPr>
+          <w:rFonts w:eastAsia="Arial"/>
+          <w:color w:val="000000" w:themeColor="text1"/>
+        </w:rPr>
+        <w:t>SAFETY_DEVICES_BULLET_LIST</w:t>
+      </w:r>
+      <w:r>
+        <w:rPr>
+          <w:rFonts w:eastAsia="Arial"/>
+          <w:color w:val="000000" w:themeColor="text1"/>
+        </w:rPr>
+        <w:t>}}</w:t>
+      </w:r>
+    </w:p>
+    <w:p>
+      <w:pPr>
+        <w:pStyle w:val="ListParagraph"/>
+        <w:numPr>
+          <w:ilvl w:val="0"/>
+          <w:numId w:val="3"/>
+        </w:numPr>
+        <w:spacing w:line="320" w:lineRule="exact"/>
+        <w:rPr>
+          <w:rFonts w:eastAsia="Calibri"/>
+        </w:rPr>
+      </w:pPr>
+      <w:r>
+        <w:rPr>
+          <w:rFonts w:eastAsia="Calibri"/>
+        </w:rPr>
+        <w:t>Insert items / No items</w:t>
+      </w:r>
+      <w:r>
+        <w:rPr>
+          <w:rFonts w:eastAsia="Calibri"/>
+        </w:rPr>
+        <w:t xml:space="preserve"> identified</w:t>
+      </w:r>
+    </w:p>
+    <w:p>
+      <w:pPr>
+        <w:spacing w:line="320" w:lineRule="exact"/>
+        <w:rPr>
+          <w:rFonts w:eastAsia="Calibri"/>
+        </w:rPr>
+      </w:pPr>
+    </w:p>
+    <w:p>
+      <w:pPr>
+        <w:jc w:val="both"/>
+        <w:rPr>
+          <w:rFonts w:eastAsia="Calibri"/>
+          <w:color w:val="EE0000"/>
+        </w:rPr>
+      </w:pPr>
+      <w:r>
+        <w:rPr>
+          <w:rFonts w:eastAsia="Calibri"/>
+          <w:color w:val="EE0000"/>
+        </w:rPr>
+        <w:t xml:space="preserve">CMG identified </w:t>
+      </w:r>
+      <w:r>
+        <w:rPr>
+          <w:rFonts w:eastAsia="Calibri"/>
+          <w:b/>
+          <w:bCs/>
+          <w:color w:val="EE0000"/>
+        </w:rPr>
+        <w:t>no</w:t>
+      </w:r>
+      <w:r>
+        <w:rPr>
+          <w:rFonts w:eastAsia="Calibri"/>
+          <w:color w:val="EE0000"/>
+        </w:rPr>
+        <w:t xml:space="preserve"> safety risks during the inspection. At the time of inspection, the equipment was operating in a condition that presented no urgent safety concerns for users or maintenance personnel.</w:t>
+      </w:r>
+    </w:p>
+    <w:p>
+      <w:pPr>
+        <w:pStyle w:val="ListParagraph"/>
+        <w:spacing w:line="320" w:lineRule="exact"/>
+        <w:jc w:val="both"/>
+        <w:rPr>
+          <w:rFonts w:eastAsia="Calibri"/>
+        </w:rPr>
+      </w:pPr>
+    </w:p>
+    <w:p>
+      <w:pPr>
+        <w:jc w:val="both"/>
+        <w:rPr>
+          <w:rFonts w:eastAsia="Arial"/>
+          <w:color w:val="EE0000"/>
+        </w:rPr>
+      </w:pPr>
+      <w:r>
+        <w:rPr>
+          <w:rFonts w:eastAsia="Arial"/>
+          <w:color w:val="EE0000"/>
+        </w:rPr>
+        <w:t xml:space="preserve">CMG inspected the </w:t>
+      </w:r>
+      <w:r>
+        <w:rPr>
+          <w:rFonts w:eastAsia="Arial"/>
+          <w:b/>
+          <w:bCs/>
+          <w:color w:val="EE0000"/>
+        </w:rPr>
+        <w:t>safety risk</w:t>
+      </w:r>
+      <w:r>
+        <w:rPr>
+          <w:rFonts w:eastAsia="Arial"/>
+          <w:color w:val="EE0000"/>
+        </w:rPr>
+        <w:t xml:space="preserve"> throughout our inspection the following safety risks were identified and require urgent attention to maintain a safe environment for users and maintenance personnel. We have noted the priority actions for safety risks below: </w:t>
+      </w:r>
+    </w:p>
+    <w:p/>
+    <w:p>
+      <w:pPr>
+        <w:pStyle w:val="ListParagraph"/>
+        <w:numPr>
+          <w:ilvl w:val="0"/>
+          <w:numId w:val="3"/>
+        </w:numPr>
+        <w:spacing w:line="320" w:lineRule="exact"/>
+      </w:pPr>
+      <w:r>
+        <w:rPr>
+          <w:rFonts w:eastAsia="Arial"/>
+          <w:color w:val="000000" w:themeColor="text1"/>
+        </w:rPr>
+        <w:t>{{</w:t>
+      </w:r>
+      <w:r>
+        <w:rPr>
+          <w:rFonts w:eastAsia="Arial"/>
+          <w:color w:val="000000" w:themeColor="text1"/>
+        </w:rPr>
+        <w:t>SAFETY_RISKS_BULLET_LIST</w:t>
+      </w:r>
+      <w:r>
+        <w:rPr>
+          <w:rFonts w:eastAsia="Arial"/>
+          <w:color w:val="000000" w:themeColor="text1"/>
+        </w:rPr>
+        <w:t>}}</w:t>
+      </w:r>
+    </w:p>
+    <w:p>
+      <w:pPr>
+        <w:pStyle w:val="ListParagraph"/>
+        <w:numPr>
+          <w:ilvl w:val="0"/>
+          <w:numId w:val="3"/>
+        </w:numPr>
+        <w:spacing w:line="320" w:lineRule="exact"/>
+        <w:rPr>
+          <w:rFonts w:eastAsia="Calibri"/>
+        </w:rPr>
+      </w:pPr>
+      <w:r>
+        <w:rPr>
+          <w:rFonts w:eastAsia="Calibri"/>
+        </w:rPr>
+        <w:t>Insert items / No items</w:t>
+      </w:r>
+      <w:r>
+        <w:rPr>
+          <w:rFonts w:eastAsia="Calibri"/>
+        </w:rPr>
+        <w:t xml:space="preserve"> identified</w:t>
+      </w:r>
+    </w:p>
+    <w:p>
+      <w:pPr>
+        <w:pStyle w:val="ListParagraph"/>
+        <w:spacing w:before="240" w:after="240"/>
+        <w:ind w:right="-57"/>
+        <w:jc w:val="both"/>
+        <w:rPr>
+          <w:rFonts w:eastAsia="Arial"/>
+          <w:color w:val="000000" w:themeColor="text1"/>
+        </w:rPr>
+      </w:pPr>
+    </w:p>
+    <w:p>
+      <w:pPr>
+        <w:pBdr>
+          <w:top w:val="nil"/>
+          <w:left w:val="nil"/>
+          <w:bottom w:val="nil"/>
+          <w:right w:val="nil"/>
+          <w:between w:val="nil"/>
+        </w:pBdr>
+        <w:spacing w:before="240" w:after="240"/>
+        <w:ind w:right="-57"/>
+        <w:jc w:val="both"/>
+        <w:rPr>
+          <w:rFonts w:eastAsia="Arial"/>
+          <w:color w:val="000000"/>
+        </w:rPr>
+      </w:pPr>
+      <w:r>
+        <w:rPr>
+          <w:rFonts w:eastAsia="Arial"/>
+          <w:color w:val="000000"/>
+        </w:rPr>
+        <w:t xml:space="preserve">These items are to be attended to by </w:t>
+      </w:r>
+      <w:r>
+        <w:rPr>
+          <w:rFonts w:eastAsia="Arial"/>
+          <w:color w:val="000000" w:themeColor="text1"/>
+        </w:rPr>
+        <w:t>{{CONTRACTOR_NAME}}</w:t>
+      </w:r>
+      <w:r>
+        <w:rPr>
+          <w:rFonts w:eastAsia="Arial"/>
+          <w:color w:val="000000"/>
+        </w:rPr>
+        <w:t xml:space="preserve"> </w:t>
+      </w:r>
+      <w:r>
+        <w:rPr>
+          <w:rFonts w:eastAsia="Arial"/>
+          <w:color w:val="EE0000"/>
+        </w:rPr>
+        <w:t>as a matter of urgency / as part of on-going maintenance tasks</w:t>
+      </w:r>
+      <w:r>
+        <w:rPr>
+          <w:rFonts w:eastAsia="Arial"/>
+          <w:color w:val="000000"/>
+        </w:rPr>
+        <w:t>.</w:t>
+      </w:r>
+    </w:p>
+    <w:p>
+      <w:pPr>
         <w:pBdr>
           <w:top w:val="nil"/>
           <w:left w:val="nil"/>
@@ -4288,235 +4684,37 @@
         <w:jc w:val="both"/>
         <w:rPr>
           <w:rFonts w:eastAsia="Arial"/>
-          <w:color w:val="000000" w:themeColor="text1"/>
-        </w:rPr>
-      </w:pPr>
-      <w:r>
-        <w:rPr>
-          <w:rFonts w:eastAsia="Arial"/>
-          <w:color w:val="000000" w:themeColor="text1"/>
-        </w:rPr>
-        <w:t>{{</w:t>
-      </w:r>
-      <w:r>
-        <w:rPr>
-          <w:rFonts w:eastAsia="Arial"/>
-          <w:color w:val="000000" w:themeColor="text1"/>
-        </w:rPr>
-        <w:t>SAFETY_DEVICES_BULLET_LIST</w:t>
-      </w:r>
-      <w:r>
-        <w:rPr>
-          <w:rFonts w:eastAsia="Arial"/>
-          <w:color w:val="000000" w:themeColor="text1"/>
-        </w:rPr>
-        <w:t>}}</w:t>
-      </w:r>
-    </w:p>
-    <w:p>
-      <w:pPr>
-        <w:pBdr>
-          <w:top w:val="nil"/>
-          <w:left w:val="nil"/>
-          <w:bottom w:val="nil"/>
-          <w:right w:val="nil"/>
-          <w:between w:val="nil"/>
-        </w:pBdr>
-        <w:spacing w:after="240"/>
-        <w:ind w:right="-57"/>
-        <w:jc w:val="both"/>
-        <w:rPr>
-          <w:rFonts w:eastAsia="Arial"/>
-          <w:color w:val="000000"/>
-        </w:rPr>
-      </w:pPr>
-      <w:r>
-        <w:rPr>
-          <w:rFonts w:eastAsia="Arial"/>
-          <w:color w:val="000000"/>
-        </w:rPr>
-        <w:t xml:space="preserve">We have identified areas of </w:t>
-      </w:r>
-      <w:r>
-        <w:rPr>
-          <w:b/>
-        </w:rPr>
-        <w:t>s</w:t>
-      </w:r>
-      <w:r>
-        <w:rPr>
-          <w:b/>
-          <w:color w:val="000000"/>
-        </w:rPr>
-        <w:t>afety risk</w:t>
-      </w:r>
-      <w:r>
-        <w:rPr>
-          <w:rFonts w:eastAsia="Arial"/>
-          <w:color w:val="000000"/>
-        </w:rPr>
-        <w:t xml:space="preserve"> throughout our inspection and would like to draw your attention to the item(s</w:t>
-      </w:r>
-      <w:r>
-        <w:t>)</w:t>
-      </w:r>
-      <w:r>
-        <w:rPr>
-          <w:rFonts w:eastAsia="Arial"/>
-          <w:color w:val="000000"/>
-        </w:rPr>
-        <w:t xml:space="preserve"> requiring urgent attention to ensure a safe environment for those maintaining and using the equipment. We have noted the priority actions for </w:t>
-      </w:r>
-      <w:r>
-        <w:t>s</w:t>
-      </w:r>
-      <w:r>
-        <w:rPr>
-          <w:rFonts w:eastAsia="Arial"/>
-          <w:color w:val="000000"/>
-        </w:rPr>
-        <w:t xml:space="preserve">afety </w:t>
-      </w:r>
-      <w:r>
-        <w:t>r</w:t>
-      </w:r>
-      <w:r>
-        <w:rPr>
-          <w:rFonts w:eastAsia="Arial"/>
-          <w:color w:val="000000"/>
-        </w:rPr>
-        <w:t xml:space="preserve">isks below: </w:t>
-      </w:r>
-    </w:p>
-    <w:p>
-      <w:pPr>
-        <w:pStyle w:val="ListParagraph"/>
-        <w:numPr>
-          <w:ilvl w:val="0"/>
-          <w:numId w:val="14"/>
-        </w:numPr>
-        <w:spacing w:before="240" w:after="240"/>
-        <w:ind w:right="-57"/>
-        <w:jc w:val="both"/>
-        <w:rPr>
-          <w:rFonts w:eastAsia="Arial"/>
-          <w:color w:val="000000" w:themeColor="text1"/>
-        </w:rPr>
-      </w:pPr>
-      <w:r>
-        <w:rPr>
-          <w:rFonts w:eastAsia="Arial"/>
-          <w:color w:val="000000" w:themeColor="text1"/>
-        </w:rPr>
-        <w:t>{{</w:t>
-      </w:r>
-      <w:r>
-        <w:rPr>
-          <w:rFonts w:eastAsia="Arial"/>
-          <w:color w:val="000000" w:themeColor="text1"/>
-        </w:rPr>
-        <w:t>SAFETY_RISKS_BULLET_LIST</w:t>
-      </w:r>
-      <w:r>
-        <w:rPr>
-          <w:rFonts w:eastAsia="Arial"/>
-          <w:color w:val="000000" w:themeColor="text1"/>
-        </w:rPr>
-        <w:t>}}</w:t>
-      </w:r>
-    </w:p>
-    <w:p>
-      <w:pPr>
-        <w:spacing w:before="240" w:after="240"/>
-        <w:ind w:right="-57"/>
-        <w:jc w:val="both"/>
-        <w:rPr>
-          <w:color w:val="FF0000"/>
-        </w:rPr>
-      </w:pPr>
-    </w:p>
-    <w:p>
-      <w:pPr>
-        <w:spacing w:before="240" w:after="240"/>
-        <w:ind w:right="-57"/>
-        <w:jc w:val="both"/>
-        <w:rPr>
-          <w:color w:val="000000" w:themeColor="text1"/>
-        </w:rPr>
-      </w:pPr>
-      <w:r>
-        <w:rPr>
-          <w:rFonts w:eastAsia="Arial"/>
-          <w:color w:val="000000" w:themeColor="text1"/>
-        </w:rPr>
-        <w:t>{{</w:t>
-      </w:r>
-      <w:r>
-        <w:rPr>
-          <w:rFonts w:eastAsia="Arial"/>
-          <w:color w:val="000000" w:themeColor="text1"/>
-        </w:rPr>
-        <w:t>CONTRACTOR_NAME</w:t>
-      </w:r>
-      <w:r>
-        <w:rPr>
-          <w:rFonts w:eastAsia="Arial"/>
-          <w:color w:val="000000" w:themeColor="text1"/>
-        </w:rPr>
-        <w:t>}}</w:t>
-      </w:r>
-      <w:r>
-        <w:rPr>
-          <w:color w:val="000000" w:themeColor="text1"/>
-        </w:rPr>
-        <w:t xml:space="preserve"> </w:t>
-      </w:r>
-      <w:r>
-        <w:rPr>
-          <w:color w:val="000000" w:themeColor="text1"/>
-        </w:rPr>
-        <w:t>has been made aware of the above items and the need to address them as a matter of urgency.</w:t>
-      </w:r>
-    </w:p>
-    <w:p>
-      <w:pPr>
-        <w:pBdr>
-          <w:top w:val="nil"/>
-          <w:left w:val="nil"/>
-          <w:bottom w:val="nil"/>
-          <w:right w:val="nil"/>
-          <w:between w:val="nil"/>
-        </w:pBdr>
-        <w:spacing w:before="240" w:after="240"/>
-        <w:ind w:right="-57"/>
-        <w:jc w:val="both"/>
-        <w:rPr>
-          <w:rFonts w:eastAsia="Arial"/>
-          <w:color w:val="000000"/>
-        </w:rPr>
-      </w:pPr>
-    </w:p>
-    <w:p>
-      <w:pPr>
-        <w:pBdr>
-          <w:top w:val="nil"/>
-          <w:left w:val="nil"/>
-          <w:bottom w:val="nil"/>
-          <w:right w:val="nil"/>
-          <w:between w:val="nil"/>
-        </w:pBdr>
-        <w:spacing w:after="240"/>
-        <w:ind w:right="-57"/>
-        <w:jc w:val="both"/>
-        <w:rPr>
-          <w:rFonts w:eastAsia="Arial"/>
-        </w:rPr>
-      </w:pPr>
-      <w:r>
-        <w:rPr>
-          <w:rFonts w:eastAsia="Arial"/>
-        </w:rPr>
-        <w:t>Additional to the noted items above, the following items require the attention of Building Management:</w:t>
+        </w:rPr>
+      </w:pPr>
+      <w:r>
+        <w:rPr>
+          <w:rFonts w:eastAsia="Arial"/>
+        </w:rPr>
+        <w:t xml:space="preserve">Additional to the noted items above, the following items require the attention of </w:t>
+      </w:r>
+      <w:r>
+        <w:rPr>
+          <w:rFonts w:eastAsia="Arial"/>
+        </w:rPr>
+        <w:t>b</w:t>
+      </w:r>
+      <w:r>
+        <w:rPr>
+          <w:rFonts w:eastAsia="Arial"/>
+        </w:rPr>
+        <w:t xml:space="preserve">uilding </w:t>
+      </w:r>
+      <w:r>
+        <w:rPr>
+          <w:rFonts w:eastAsia="Arial"/>
+        </w:rPr>
+        <w:t>m</w:t>
+      </w:r>
+      <w:r>
+        <w:rPr>
+          <w:rFonts w:eastAsia="Arial"/>
+        </w:rPr>
+        <w:t>anagement:</w:t>
       </w:r>
     </w:p>
     <w:p>
@@ -4533,7 +4731,7 @@
           <w:between w:val="nil"/>
         </w:pBdr>
         <w:spacing w:after="240"/>
-        <w:ind w:right="-57"/>
+        <w:ind w:left="720" w:right="-57"/>
         <w:jc w:val="both"/>
         <w:rPr>
           <w:color w:val="FF0000"/>
@@ -4636,7 +4834,14 @@
           <w:rFonts w:eastAsia="Arial"/>
           <w:color w:val="000000"/>
         </w:rPr>
-        <w:t>The identification of items that present significant risk to the availability of the equipment have been reviewed in our inspection. When conducting the inspection</w:t>
+        <w:t>Items identified as presenting a significant risk to the availability of the equipment were reviewed during our inspection</w:t>
+      </w:r>
+      <w:r>
+        <w:rPr>
+          <w:rFonts w:eastAsia="Arial"/>
+          <w:color w:val="000000"/>
+        </w:rPr>
+        <w:t>. When conducting the inspection</w:t>
       </w:r>
       <w:r>
         <w:rPr>
@@ -4717,7 +4922,21 @@
           <w:rFonts w:eastAsia="Arial"/>
           <w:color w:val="000000"/>
         </w:rPr>
-        <w:t xml:space="preserve">isk category are noted below. </w:t>
+        <w:t>isk category are noted below</w:t>
+      </w:r>
+      <w:r>
+        <w:rPr>
+          <w:rFonts w:eastAsia="Arial"/>
+          <w:color w:val="000000"/>
+        </w:rPr>
+        <w:t>:</w:t>
+      </w:r>
+      <w:r>
+        <w:rPr>
+          <w:rFonts w:eastAsia="Arial"/>
+          <w:color w:val="000000"/>
+        </w:rPr>
+        <w:t xml:space="preserve"> </w:t>
       </w:r>
     </w:p>
     <w:p>
@@ -4725,8 +4944,60 @@
         <w:pStyle w:val="ListParagraph"/>
         <w:numPr>
           <w:ilvl w:val="0"/>
-          <w:numId w:val="14"/>
+          <w:numId w:val="3"/>
         </w:numPr>
+        <w:spacing w:line="320" w:lineRule="exact"/>
+      </w:pPr>
+      <w:r>
+        <w:rPr>
+          <w:rFonts w:eastAsia="Arial"/>
+          <w:color w:val="000000"/>
+        </w:rPr>
+        <w:t>{{</w:t>
+      </w:r>
+      <w:r>
+        <w:rPr>
+          <w:rFonts w:eastAsia="Arial"/>
+          <w:color w:val="000000"/>
+        </w:rPr>
+        <w:t>RELIABILITY_AND_OUTAGE_RISKS_BULLET_LIST</w:t>
+      </w:r>
+      <w:r>
+        <w:rPr>
+          <w:rFonts w:eastAsia="Arial"/>
+          <w:color w:val="000000"/>
+        </w:rPr>
+        <w:t>}}</w:t>
+      </w:r>
+    </w:p>
+    <w:p>
+      <w:pPr>
+        <w:pStyle w:val="ListParagraph"/>
+        <w:numPr>
+          <w:ilvl w:val="0"/>
+          <w:numId w:val="3"/>
+        </w:numPr>
+        <w:spacing w:line="320" w:lineRule="exact"/>
+        <w:rPr>
+          <w:rFonts w:eastAsia="Calibri"/>
+        </w:rPr>
+      </w:pPr>
+      <w:r>
+        <w:rPr>
+          <w:rFonts w:eastAsia="Calibri"/>
+        </w:rPr>
+        <w:t>Insert items / No items</w:t>
+      </w:r>
+      <w:r>
+        <w:rPr>
+          <w:rFonts w:eastAsia="Calibri"/>
+        </w:rPr>
+        <w:t xml:space="preserve"> identified</w:t>
+      </w:r>
+    </w:p>
+    <w:p>
+      <w:pPr>
+        <w:pStyle w:val="ListParagraph"/>
         <w:pBdr>
           <w:top w:val="nil"/>
           <w:left w:val="nil"/>
@@ -4742,101 +5013,6 @@
           <w:color w:val="000000"/>
         </w:rPr>
       </w:pPr>
-      <w:r>
-        <w:rPr>
-          <w:rFonts w:eastAsia="Arial"/>
-          <w:color w:val="000000"/>
-        </w:rPr>
-        <w:t>{{</w:t>
-      </w:r>
-      <w:r>
-        <w:rPr>
-          <w:rFonts w:eastAsia="Arial"/>
-          <w:color w:val="000000"/>
-        </w:rPr>
-        <w:t>RELIABILITY_AND_OUTAGE_RISKS_BULLET_LIST</w:t>
-      </w:r>
-      <w:r>
-        <w:rPr>
-          <w:rFonts w:eastAsia="Arial"/>
-          <w:color w:val="000000"/>
-        </w:rPr>
-        <w:t>}}</w:t>
-      </w:r>
-    </w:p>
-    <w:p>
-      <w:pPr>
-        <w:pBdr>
-          <w:top w:val="nil"/>
-          <w:left w:val="nil"/>
-          <w:bottom w:val="nil"/>
-          <w:right w:val="nil"/>
-          <w:between w:val="nil"/>
-        </w:pBdr>
-        <w:spacing w:before="240" w:after="240"/>
-        <w:ind w:right="-57"/>
-        <w:jc w:val="both"/>
-        <w:rPr>
-          <w:rFonts w:eastAsia="Arial"/>
-          <w:color w:val="000000" w:themeColor="text1"/>
-        </w:rPr>
-      </w:pPr>
-      <w:r>
-        <w:rPr>
-          <w:rFonts w:eastAsia="Arial"/>
-          <w:color w:val="000000" w:themeColor="text1"/>
-        </w:rPr>
-        <w:t xml:space="preserve">These have been provided to </w:t>
-      </w:r>
-      <w:r>
-        <w:rPr>
-          <w:rFonts w:eastAsia="Arial"/>
-          <w:color w:val="000000" w:themeColor="text1"/>
-        </w:rPr>
-        <w:t>{{</w:t>
-      </w:r>
-      <w:r>
-        <w:rPr>
-          <w:rFonts w:eastAsia="Arial"/>
-          <w:color w:val="000000" w:themeColor="text1"/>
-        </w:rPr>
-        <w:t>CONTRACTOR_NAME</w:t>
-      </w:r>
-      <w:r>
-        <w:rPr>
-          <w:rFonts w:eastAsia="Arial"/>
-          <w:color w:val="000000" w:themeColor="text1"/>
-        </w:rPr>
-        <w:t>}}</w:t>
-      </w:r>
-      <w:r>
-        <w:rPr>
-          <w:rFonts w:eastAsia="Arial"/>
-          <w:color w:val="000000" w:themeColor="text1"/>
-        </w:rPr>
-        <w:t xml:space="preserve"> </w:t>
-      </w:r>
-      <w:r>
-        <w:rPr>
-          <w:rFonts w:eastAsia="Arial"/>
-          <w:color w:val="000000" w:themeColor="text1"/>
-        </w:rPr>
-        <w:t xml:space="preserve">and </w:t>
-      </w:r>
-      <w:r>
-        <w:rPr>
-          <w:rFonts w:eastAsia="Arial"/>
-          <w:color w:val="000000" w:themeColor="text1"/>
-        </w:rPr>
-        <w:t>CMG have requested</w:t>
-      </w:r>
-      <w:r>
-        <w:rPr>
-          <w:rFonts w:eastAsia="Arial"/>
-          <w:color w:val="000000" w:themeColor="text1"/>
-        </w:rPr>
-        <w:t xml:space="preserve"> a pro-active management plan to be presented to ensure failure does not occur.</w:t>
-      </w:r>
     </w:p>
     <w:p>
       <w:pPr>
@@ -4855,6 +5031,19 @@
           <w:color w:val="FF0000"/>
         </w:rPr>
       </w:pPr>
+      <w:r>
+        <w:rPr>
+          <w:rFonts w:eastAsia="Arial"/>
+        </w:rPr>
+        <w:t>These items are to be attended to by {{CONTRACTOR_NAME}}</w:t>
+      </w:r>
+      <w:r>
+        <w:rPr>
+          <w:rFonts w:eastAsia="Arial"/>
+          <w:color w:val="FF0000"/>
+        </w:rPr>
+        <w:t xml:space="preserve"> as a matter of urgency / as part of on-going maintenance tasks.</w:t>
+      </w:r>
     </w:p>
     <w:p>
       <w:pPr>
@@ -4870,6 +5059,24 @@
         <w:jc w:val="both"/>
         <w:rPr>
           <w:rFonts w:eastAsia="Arial"/>
+          <w:color w:val="FF0000"/>
+        </w:rPr>
+      </w:pPr>
+    </w:p>
+    <w:p>
+      <w:pPr>
+        <w:pBdr>
+          <w:top w:val="nil"/>
+          <w:left w:val="nil"/>
+          <w:bottom w:val="nil"/>
+          <w:right w:val="nil"/>
+          <w:between w:val="nil"/>
+        </w:pBdr>
+        <w:spacing w:after="240"/>
+        <w:ind w:right="-57"/>
+        <w:jc w:val="both"/>
+        <w:rPr>
+          <w:rFonts w:eastAsia="Arial"/>
         </w:rPr>
       </w:pPr>
       <w:r>
@@ -4907,6 +5114,7 @@
       <w:pPr>
         <w:pStyle w:val="BulletItem"/>
         <w:spacing w:line="259" w:lineRule="auto"/>
+        <w:ind w:left="720"/>
         <w:rPr>
           <w:color w:val="FF0000"/>
         </w:rPr>
@@ -5168,7 +5376,22 @@
           <w:color w:val="FF0000"/>
         </w:rPr>
         <w:tab/>
-        <w:t>Xxxxxxxx (4)</w:t>
+      </w:r>
+      <w:proofErr w:type="spellStart"/>
+      <w:r>
+        <w:rPr>
+          <w:rFonts w:eastAsia="Arial"/>
+          <w:color w:val="FF0000"/>
+        </w:rPr>
+        <w:t>Xxxxxxxx</w:t>
+      </w:r>
+      <w:proofErr w:type="spellEnd"/>
+      <w:r>
+        <w:rPr>
+          <w:rFonts w:eastAsia="Arial"/>
+          <w:color w:val="FF0000"/>
+        </w:rPr>
+        <w:t xml:space="preserve"> (4)</w:t>
       </w:r>
     </w:p>
     <w:p>
@@ -5563,6 +5786,7 @@
         </w:pBdr>
         <w:spacing w:after="480"/>
         <w:ind w:right="-57"/>
+        <w:jc w:val="both"/>
         <w:rPr>
           <w:rFonts w:eastAsia="Arial"/>
           <w:color w:val="000000"/>
@@ -5696,19 +5920,16 @@
           <w:between w:val="nil"/>
         </w:pBdr>
         <w:spacing w:before="240"/>
+        <w:jc w:val="both"/>
         <w:rPr>
           <w:rFonts w:eastAsia="Calibri"/>
           <w:color w:val="000000"/>
-          <w:sz w:val="22"/>
-          <w:szCs w:val="22"/>
         </w:rPr>
       </w:pPr>
       <w:r>
         <w:rPr>
           <w:rFonts w:eastAsia="Calibri"/>
           <w:color w:val="000000"/>
-          <w:sz w:val="22"/>
-          <w:szCs w:val="22"/>
         </w:rPr>
         <w:t xml:space="preserve">We received the call-out records for a 12-month period from </w:t>
       </w:r>
@@ -5716,8 +5937,6 @@
         <w:rPr>
           <w:rFonts w:eastAsia="Calibri"/>
           <w:color w:val="FF0000"/>
-          <w:sz w:val="22"/>
-          <w:szCs w:val="22"/>
         </w:rPr>
         <w:t>January 2023 to December 2023</w:t>
       </w:r>
@@ -5725,8 +5944,6 @@
         <w:rPr>
           <w:rFonts w:eastAsia="Calibri"/>
           <w:color w:val="000000"/>
-          <w:sz w:val="22"/>
-          <w:szCs w:val="22"/>
         </w:rPr>
         <w:t xml:space="preserve"> from</w:t>
       </w:r>
@@ -5734,17 +5951,20 @@
         <w:rPr>
           <w:rFonts w:eastAsia="Calibri"/>
           <w:color w:val="FF0000"/>
-          <w:sz w:val="22"/>
-          <w:szCs w:val="22"/>
-        </w:rPr>
-        <w:t xml:space="preserve"> Contractor</w:t>
+        </w:rPr>
+        <w:t xml:space="preserve"> </w:t>
       </w:r>
       <w:r>
         <w:rPr>
           <w:rFonts w:eastAsia="Calibri"/>
-          <w:color w:val="000000"/>
-          <w:sz w:val="22"/>
-          <w:szCs w:val="22"/>
+          <w:color w:val="FF0000"/>
+        </w:rPr>
+        <w:t>{{CONTRACTOR_NAME}}</w:t>
+      </w:r>
+      <w:r>
+        <w:rPr>
+          <w:rFonts w:eastAsia="Calibri"/>
+          <w:color w:val="000000"/>
         </w:rPr>
         <w:t>, with the following analysis based solely upon the</w:t>
       </w:r>
@@ -5752,8 +5972,6 @@
         <w:rPr>
           <w:rFonts w:eastAsia="Calibri"/>
           <w:color w:val="000000"/>
-          <w:sz w:val="22"/>
-          <w:szCs w:val="22"/>
         </w:rPr>
         <w:t>se records</w:t>
       </w:r>
@@ -5761,8 +5979,6 @@
         <w:rPr>
           <w:rFonts w:eastAsia="Calibri"/>
           <w:color w:val="000000"/>
-          <w:sz w:val="22"/>
-          <w:szCs w:val="22"/>
         </w:rPr>
         <w:t xml:space="preserve">. </w:t>
       </w:r>
@@ -6031,16 +6247,6 @@
     </w:p>
     <w:p>
       <w:pPr>
-        <w:spacing w:after="480"/>
-        <w:ind w:right="-57"/>
-        <w:jc w:val="both"/>
-        <w:rPr>
-          <w:color w:val="000000"/>
-        </w:rPr>
-      </w:pPr>
-    </w:p>
-    <w:p>
-      <w:pPr>
         <w:pBdr>
           <w:top w:val="nil"/>
           <w:left w:val="nil"/>
@@ -6053,15 +6259,22 @@
         <w:jc w:val="both"/>
         <w:rPr>
           <w:rFonts w:eastAsia="Arial"/>
-          <w:color w:val="000000"/>
-        </w:rPr>
-      </w:pPr>
-      <w:r>
-        <w:rPr>
-          <w:rFonts w:eastAsia="Arial"/>
-          <w:color w:val="000000"/>
-        </w:rPr>
-        <w:t xml:space="preserve">Analysis of the breakdowns reveals that the main contribution area to the call outs relates to the </w:t>
+          <w:color w:val="EE0000"/>
+        </w:rPr>
+      </w:pPr>
+      <w:r>
+        <w:rPr>
+          <w:rFonts w:eastAsia="Arial"/>
+          <w:color w:val="000000"/>
+        </w:rPr>
+        <w:t xml:space="preserve">Analysis of the breakdowns reveals that the main contribution area to the call outs relates to </w:t>
+      </w:r>
+      <w:r>
+        <w:rPr>
+          <w:rFonts w:eastAsia="Arial"/>
+          <w:color w:val="EE0000"/>
+        </w:rPr>
+        <w:t xml:space="preserve">the </w:t>
       </w:r>
       <w:r>
         <w:rPr>
@@ -6075,13 +6288,27 @@
           <w:rFonts w:eastAsia="Arial"/>
           <w:color w:val="FF0000"/>
         </w:rPr>
-        <w:t xml:space="preserve">anding doors/ </w:t>
+        <w:t>anding doors</w:t>
       </w:r>
       <w:r>
         <w:rPr>
           <w:rFonts w:eastAsia="Arial"/>
           <w:color w:val="FF0000"/>
         </w:rPr>
+        <w:t xml:space="preserve"> </w:t>
+      </w:r>
+      <w:r>
+        <w:rPr>
+          <w:rFonts w:eastAsia="Arial"/>
+          <w:color w:val="FF0000"/>
+        </w:rPr>
+        <w:t xml:space="preserve">/ </w:t>
+      </w:r>
+      <w:r>
+        <w:rPr>
+          <w:rFonts w:eastAsia="Arial"/>
+          <w:color w:val="FF0000"/>
+        </w:rPr>
         <w:t>s</w:t>
       </w:r>
       <w:r>
@@ -6187,7 +6414,14 @@
           <w:rFonts w:eastAsia="Arial"/>
           <w:color w:val="000000"/>
         </w:rPr>
-        <w:t>.</w:t>
+        <w:t xml:space="preserve"> </w:t>
+      </w:r>
+      <w:r>
+        <w:rPr>
+          <w:rFonts w:eastAsia="Arial"/>
+          <w:color w:val="EE0000"/>
+        </w:rPr>
+        <w:t>/ multiple reasons with no single area or component causing as significant impact.</w:t>
       </w:r>
     </w:p>
     <w:p>
@@ -6240,7 +6474,21 @@
           <w:rFonts w:eastAsia="Arial"/>
           <w:color w:val="000000"/>
         </w:rPr>
-        <w:t>on Passenger</w:t>
+        <w:t xml:space="preserve">on </w:t>
+      </w:r>
+      <w:r>
+        <w:rPr>
+          <w:rFonts w:eastAsia="Arial"/>
+          <w:color w:val="000000"/>
+        </w:rPr>
+        <w:t>p</w:t>
+      </w:r>
+      <w:r>
+        <w:rPr>
+          <w:rFonts w:eastAsia="Arial"/>
+          <w:color w:val="000000"/>
+        </w:rPr>
+        <w:t>assenger</w:t>
       </w:r>
       <w:r>
         <w:rPr>
@@ -6300,6 +6548,7 @@
           <w:b/>
           <w:color w:val="000000"/>
         </w:rPr>
+        <w:lastRenderedPageBreak/>
         <w:t>Total callouts by Month / Unit</w:t>
       </w:r>
     </w:p>
@@ -6658,7 +6907,49 @@
           <w:rFonts w:eastAsia="Arial"/>
           <w:color w:val="FF0000"/>
         </w:rPr>
-        <w:t xml:space="preserve">the values specified in the Comprehensive Maintenance Contract / </w:t>
+        <w:t xml:space="preserve">the values specified in the </w:t>
+      </w:r>
+      <w:r>
+        <w:rPr>
+          <w:rFonts w:eastAsia="Arial"/>
+          <w:color w:val="FF0000"/>
+        </w:rPr>
+        <w:t>c</w:t>
+      </w:r>
+      <w:r>
+        <w:rPr>
+          <w:rFonts w:eastAsia="Arial"/>
+          <w:color w:val="FF0000"/>
+        </w:rPr>
+        <w:t xml:space="preserve">omprehensive </w:t>
+      </w:r>
+      <w:r>
+        <w:rPr>
+          <w:rFonts w:eastAsia="Arial"/>
+          <w:color w:val="FF0000"/>
+        </w:rPr>
+        <w:t>m</w:t>
+      </w:r>
+      <w:r>
+        <w:rPr>
+          <w:rFonts w:eastAsia="Arial"/>
+          <w:color w:val="FF0000"/>
+        </w:rPr>
+        <w:t xml:space="preserve">aintenance </w:t>
+      </w:r>
+      <w:r>
+        <w:rPr>
+          <w:rFonts w:eastAsia="Arial"/>
+          <w:color w:val="FF0000"/>
+        </w:rPr>
+        <w:t>c</w:t>
+      </w:r>
+      <w:r>
+        <w:rPr>
+          <w:rFonts w:eastAsia="Arial"/>
+          <w:color w:val="FF0000"/>
+        </w:rPr>
+        <w:t xml:space="preserve">ontract / </w:t>
       </w:r>
       <w:r>
         <w:rPr>
@@ -6692,18 +6983,9 @@
       </w:r>
       <w:r>
         <w:rPr>
-          <w:color w:val="FF0000"/>
-        </w:rPr>
-        <w:t xml:space="preserve">within / outside </w:t>
-      </w:r>
-      <w:r>
-        <w:t xml:space="preserve">the </w:t>
-      </w:r>
-      <w:r>
-        <w:rPr>
-          <w:color w:val="000000"/>
-        </w:rPr>
-        <w:t>specified ranges and need to be addressed by the lift company.</w:t>
+          <w:color w:val="EE0000"/>
+        </w:rPr>
+        <w:t>within the target ranges / outside the target ranges and need to be addressed by the lift company.</w:t>
       </w:r>
     </w:p>
     <w:p>
@@ -6720,27 +7002,27 @@
         <w:jc w:val="both"/>
         <w:rPr>
           <w:rFonts w:eastAsia="Arial"/>
-          <w:color w:val="000000"/>
-        </w:rPr>
-      </w:pPr>
-      <w:r>
-        <w:rPr>
-          <w:rFonts w:eastAsia="Arial"/>
-          <w:color w:val="000000"/>
+          <w:color w:val="EE0000"/>
+        </w:rPr>
+      </w:pPr>
+      <w:r>
+        <w:rPr>
+          <w:rFonts w:eastAsia="Arial"/>
+          <w:color w:val="EE0000"/>
         </w:rPr>
         <w:t xml:space="preserve">The </w:t>
       </w:r>
       <w:r>
         <w:rPr>
           <w:rFonts w:eastAsia="Arial"/>
-          <w:color w:val="000000"/>
+          <w:color w:val="EE0000"/>
         </w:rPr>
         <w:t>items</w:t>
       </w:r>
       <w:r>
         <w:rPr>
           <w:rFonts w:eastAsia="Arial"/>
-          <w:color w:val="000000"/>
+          <w:color w:val="EE0000"/>
         </w:rPr>
         <w:t xml:space="preserve"> needing attention are as follows:</w:t>
       </w:r>
@@ -6750,8 +7032,59 @@
         <w:pStyle w:val="ListParagraph"/>
         <w:numPr>
           <w:ilvl w:val="0"/>
-          <w:numId w:val="14"/>
+          <w:numId w:val="3"/>
         </w:numPr>
+        <w:spacing w:line="320" w:lineRule="exact"/>
+      </w:pPr>
+      <w:r>
+        <w:rPr>
+          <w:rFonts w:eastAsia="Arial"/>
+          <w:color w:val="000000"/>
+        </w:rPr>
+        <w:t>{{</w:t>
+      </w:r>
+      <w:r>
+        <w:rPr>
+          <w:rFonts w:eastAsia="Arial"/>
+          <w:color w:val="000000"/>
+        </w:rPr>
+        <w:t>PASSENGER_COMFORT_BULLET_LIST</w:t>
+      </w:r>
+      <w:r>
+        <w:rPr>
+          <w:rFonts w:eastAsia="Arial"/>
+          <w:color w:val="000000"/>
+        </w:rPr>
+        <w:t>}}</w:t>
+      </w:r>
+    </w:p>
+    <w:p>
+      <w:pPr>
+        <w:pStyle w:val="ListParagraph"/>
+        <w:numPr>
+          <w:ilvl w:val="0"/>
+          <w:numId w:val="3"/>
+        </w:numPr>
+        <w:spacing w:line="320" w:lineRule="exact"/>
+        <w:rPr>
+          <w:rFonts w:eastAsia="Calibri"/>
+        </w:rPr>
+      </w:pPr>
+      <w:r>
+        <w:rPr>
+          <w:rFonts w:eastAsia="Calibri"/>
+        </w:rPr>
+        <w:t>Insert items / No items</w:t>
+      </w:r>
+      <w:r>
+        <w:rPr>
+          <w:rFonts w:eastAsia="Calibri"/>
+        </w:rPr>
+        <w:t xml:space="preserve"> identified</w:t>
+      </w:r>
+    </w:p>
+    <w:p>
+      <w:pPr>
         <w:pBdr>
           <w:top w:val="nil"/>
           <w:left w:val="nil"/>
@@ -6764,29 +7097,15 @@
         <w:jc w:val="both"/>
         <w:rPr>
           <w:rFonts w:eastAsia="Arial"/>
-          <w:color w:val="000000"/>
-        </w:rPr>
-      </w:pPr>
-      <w:r>
-        <w:rPr>
-          <w:rFonts w:eastAsia="Arial"/>
-          <w:color w:val="000000"/>
-        </w:rPr>
-        <w:t>{{</w:t>
-      </w:r>
-      <w:r>
-        <w:rPr>
-          <w:rFonts w:eastAsia="Arial"/>
-          <w:color w:val="000000"/>
-        </w:rPr>
-        <w:t>PASSENGER_COMFORT_BULLET_LIST</w:t>
-      </w:r>
-      <w:r>
-        <w:rPr>
-          <w:rFonts w:eastAsia="Arial"/>
-          <w:color w:val="000000"/>
-        </w:rPr>
-        <w:t>}}</w:t>
+          <w:color w:val="EE0000"/>
+        </w:rPr>
+      </w:pPr>
+      <w:r>
+        <w:rPr>
+          <w:rFonts w:eastAsia="Arial"/>
+          <w:color w:val="EE0000"/>
+        </w:rPr>
+        <w:t>Although the values of some other parameters may be slightly outside the specified ranges, we still consider them acceptable for the conditions of these premises.</w:t>
       </w:r>
     </w:p>
     <w:p>
@@ -6810,8 +7129,29 @@
         <w:rPr>
           <w:rFonts w:eastAsia="Arial"/>
           <w:color w:val="000000"/>
-        </w:rPr>
-        <w:t>Although the values of some other parameters may be slightly outside the specified ranges, we still consider them acceptable for the conditions of these premises.</w:t>
+          <w:sz w:val="18"/>
+          <w:szCs w:val="18"/>
+        </w:rPr>
+        <w:t>{{</w:t>
+      </w:r>
+      <w:r>
+        <w:rPr>
+          <w:rFonts w:eastAsia="Arial"/>
+          <w:color w:val="000000"/>
+          <w:sz w:val="18"/>
+          <w:szCs w:val="18"/>
+          <w:lang w:val="en-US"/>
+        </w:rPr>
+        <w:t>TABLE_PASSENGER_COMFORT_1</w:t>
+      </w:r>
+      <w:r>
+        <w:rPr>
+          <w:rFonts w:eastAsia="Arial"/>
+          <w:color w:val="000000"/>
+          <w:sz w:val="18"/>
+          <w:szCs w:val="18"/>
+        </w:rPr>
+        <w:t>}}</w:t>
       </w:r>
     </w:p>
     <w:p>
@@ -6831,6 +7171,124 @@
           <w:color w:val="000000"/>
         </w:rPr>
       </w:pPr>
+    </w:p>
+    <w:p>
+      <w:pPr>
+        <w:spacing w:after="240"/>
+        <w:ind w:right="-57"/>
+        <w:jc w:val="both"/>
+        <w:rPr>
+          <w:iCs/>
+        </w:rPr>
+      </w:pPr>
+      <w:r>
+        <w:rPr>
+          <w:iCs/>
+        </w:rPr>
+        <w:t>During our inspection the passenger ride comfort was observed to be</w:t>
+      </w:r>
+      <w:r>
+        <w:rPr>
+          <w:iCs/>
+          <w:color w:val="00B050"/>
+        </w:rPr>
+        <w:t xml:space="preserve"> </w:t>
+      </w:r>
+      <w:r>
+        <w:rPr>
+          <w:iCs/>
+          <w:color w:val="FF0000"/>
+        </w:rPr>
+        <w:t>within / outside</w:t>
+      </w:r>
+      <w:r>
+        <w:rPr>
+          <w:iCs/>
+          <w:color w:val="00B050"/>
+        </w:rPr>
+        <w:t xml:space="preserve"> </w:t>
+      </w:r>
+      <w:r>
+        <w:rPr>
+          <w:iCs/>
+        </w:rPr>
+        <w:t xml:space="preserve">acceptable ranges. </w:t>
+      </w:r>
+      <w:r>
+        <w:rPr>
+          <w:iCs/>
+          <w:color w:val="EE0000"/>
+        </w:rPr>
+        <w:t xml:space="preserve">The following items require attention: </w:t>
+      </w:r>
+    </w:p>
+    <w:p>
+      <w:pPr>
+        <w:numPr>
+          <w:ilvl w:val="0"/>
+          <w:numId w:val="8"/>
+        </w:numPr>
+        <w:ind w:right="-57"/>
+        <w:jc w:val="both"/>
+        <w:rPr>
+          <w:color w:val="FF0000"/>
+        </w:rPr>
+      </w:pPr>
+      <w:r>
+        <w:rPr>
+          <w:color w:val="FF0000"/>
+        </w:rPr>
+        <w:t>Excessive lateral (side to side) and longitudinal (front to back) vibration in several lifts.</w:t>
+      </w:r>
+    </w:p>
+    <w:p>
+      <w:pPr>
+        <w:numPr>
+          <w:ilvl w:val="0"/>
+          <w:numId w:val="8"/>
+        </w:numPr>
+        <w:ind w:right="-57"/>
+        <w:jc w:val="both"/>
+        <w:rPr>
+          <w:color w:val="FF0000"/>
+        </w:rPr>
+      </w:pPr>
+      <w:r>
+        <w:rPr>
+          <w:color w:val="FF0000"/>
+        </w:rPr>
+        <w:t>Excessive noise within the lift car.</w:t>
+      </w:r>
+    </w:p>
+    <w:p>
+      <w:pPr>
+        <w:numPr>
+          <w:ilvl w:val="0"/>
+          <w:numId w:val="8"/>
+        </w:numPr>
+        <w:spacing w:after="240"/>
+        <w:ind w:right="-57"/>
+        <w:jc w:val="both"/>
+        <w:rPr>
+          <w:color w:val="FF0000"/>
+        </w:rPr>
+      </w:pPr>
+      <w:r>
+        <w:rPr>
+          <w:color w:val="FF0000"/>
+        </w:rPr>
+        <w:t xml:space="preserve">Potential rail / joint alignment issues. </w:t>
+      </w:r>
+    </w:p>
+    <w:p>
+      <w:pPr>
+        <w:spacing w:after="240"/>
+        <w:ind w:right="-57"/>
+        <w:jc w:val="both"/>
+        <w:rPr>
+          <w:color w:val="FF0000"/>
+        </w:rPr>
+      </w:pPr>
       <w:r>
         <w:rPr>
           <w:rFonts w:eastAsia="Arial"/>
@@ -6848,7 +7306,7 @@
           <w:szCs w:val="18"/>
           <w:lang w:val="en-US"/>
         </w:rPr>
-        <w:t>TABLE_PASSENGER_COMFORT_1</w:t>
+        <w:t>TABLE_PASSENGER_COMFORT_2</w:t>
       </w:r>
       <w:r>
         <w:rPr>
@@ -6874,144 +7332,10 @@
         <w:jc w:val="both"/>
         <w:rPr>
           <w:rFonts w:eastAsia="Arial"/>
-          <w:color w:val="000000"/>
-        </w:rPr>
-      </w:pPr>
-    </w:p>
-    <w:p>
-      <w:pPr>
-        <w:spacing w:after="240"/>
-        <w:ind w:right="-57"/>
-        <w:jc w:val="both"/>
-        <w:rPr>
-          <w:i/>
-          <w:color w:val="FF0000"/>
-        </w:rPr>
-      </w:pPr>
-      <w:r>
-        <w:rPr>
-          <w:i/>
-          <w:color w:val="00B050"/>
-        </w:rPr>
-        <w:t xml:space="preserve">During our inspection the passenger ride comfort was observed to be </w:t>
-      </w:r>
-      <w:r>
-        <w:rPr>
-          <w:i/>
-          <w:color w:val="FF0000"/>
-        </w:rPr>
-        <w:t>within / outside</w:t>
-      </w:r>
-      <w:r>
-        <w:rPr>
-          <w:i/>
-          <w:color w:val="00B050"/>
-        </w:rPr>
-        <w:t xml:space="preserve"> acceptable ranges. </w:t>
-      </w:r>
-      <w:r>
-        <w:rPr>
-          <w:i/>
-          <w:color w:val="FF0000"/>
-        </w:rPr>
-        <w:t xml:space="preserve">The following items require attention: </w:t>
-      </w:r>
-    </w:p>
-    <w:p>
-      <w:pPr>
-        <w:numPr>
-          <w:ilvl w:val="0"/>
-          <w:numId w:val="8"/>
-        </w:numPr>
-        <w:ind w:right="-57"/>
-        <w:jc w:val="both"/>
-        <w:rPr>
-          <w:color w:val="FF0000"/>
-        </w:rPr>
-      </w:pPr>
-      <w:r>
-        <w:rPr>
-          <w:color w:val="FF0000"/>
-        </w:rPr>
-        <w:t>Excessive lateral (side to side) and longitudinal (front to back) vibration in several lifts.</w:t>
-      </w:r>
-    </w:p>
-    <w:p>
-      <w:pPr>
-        <w:numPr>
-          <w:ilvl w:val="0"/>
-          <w:numId w:val="8"/>
-        </w:numPr>
-        <w:ind w:right="-57"/>
-        <w:jc w:val="both"/>
-        <w:rPr>
-          <w:color w:val="FF0000"/>
-        </w:rPr>
-      </w:pPr>
-      <w:r>
-        <w:rPr>
-          <w:color w:val="FF0000"/>
-        </w:rPr>
-        <w:t>Excessive noise within the lift car.</w:t>
-      </w:r>
-    </w:p>
-    <w:p>
-      <w:pPr>
-        <w:numPr>
-          <w:ilvl w:val="0"/>
-          <w:numId w:val="8"/>
-        </w:numPr>
-        <w:spacing w:after="240"/>
-        <w:ind w:right="-57"/>
-        <w:jc w:val="both"/>
-        <w:rPr>
-          <w:color w:val="FF0000"/>
-        </w:rPr>
-      </w:pPr>
-      <w:r>
-        <w:rPr>
-          <w:color w:val="FF0000"/>
-        </w:rPr>
-        <w:t xml:space="preserve">Potential rail / joint alignment issues. </w:t>
-      </w:r>
-    </w:p>
-    <w:p>
-      <w:pPr>
-        <w:spacing w:after="240"/>
-        <w:ind w:right="-57"/>
-        <w:jc w:val="both"/>
-        <w:rPr>
-          <w:color w:val="FF0000"/>
-        </w:rPr>
-      </w:pPr>
-      <w:r>
-        <w:rPr>
-          <w:rFonts w:eastAsia="Arial"/>
-          <w:color w:val="000000"/>
-          <w:sz w:val="18"/>
-          <w:szCs w:val="18"/>
-        </w:rPr>
-        <w:t>{{</w:t>
-      </w:r>
-      <w:r>
-        <w:rPr>
-          <w:rFonts w:eastAsia="Arial"/>
-          <w:color w:val="000000"/>
-          <w:sz w:val="18"/>
-          <w:szCs w:val="18"/>
-          <w:lang w:val="en-US"/>
-        </w:rPr>
-        <w:t>TABLE_PASSENGER_COMFORT_2</w:t>
-      </w:r>
-      <w:r>
-        <w:rPr>
-          <w:rFonts w:eastAsia="Arial"/>
-          <w:color w:val="000000"/>
-          <w:sz w:val="18"/>
-          <w:szCs w:val="18"/>
-        </w:rPr>
-        <w:t>}}</w:t>
-      </w:r>
+          <w:b/>
+          <w:color w:val="000000"/>
+        </w:rPr>
+      </w:pPr>
     </w:p>
     <w:p>
       <w:pPr>
@@ -7031,6 +7355,14 @@
           <w:color w:val="000000"/>
         </w:rPr>
       </w:pPr>
+      <w:r>
+        <w:rPr>
+          <w:rFonts w:eastAsia="Arial"/>
+          <w:b/>
+          <w:color w:val="000000"/>
+        </w:rPr>
+        <w:t>6.2 Landing Signalisation</w:t>
+      </w:r>
     </w:p>
     <w:p>
       <w:pPr>
@@ -7046,17 +7378,49 @@
         <w:jc w:val="both"/>
         <w:rPr>
           <w:rFonts w:eastAsia="Arial"/>
-          <w:b/>
-          <w:color w:val="000000"/>
-        </w:rPr>
-      </w:pPr>
-      <w:r>
-        <w:rPr>
-          <w:rFonts w:eastAsia="Arial"/>
-          <w:b/>
-          <w:color w:val="000000"/>
-        </w:rPr>
-        <w:t>6.2 Landing Signalisation</w:t>
+          <w:color w:val="000000"/>
+        </w:rPr>
+      </w:pPr>
+      <w:r>
+        <w:rPr>
+          <w:rFonts w:eastAsia="Arial"/>
+          <w:color w:val="000000"/>
+        </w:rPr>
+        <w:t xml:space="preserve">On all floors served by each elevator, the </w:t>
+      </w:r>
+      <w:r>
+        <w:t>l</w:t>
+      </w:r>
+      <w:r>
+        <w:rPr>
+          <w:rFonts w:eastAsia="Arial"/>
+          <w:color w:val="000000"/>
+        </w:rPr>
+        <w:t xml:space="preserve">anding buttons, indicators and audible devices were reviewed. We have found the </w:t>
+      </w:r>
+      <w:r>
+        <w:t>l</w:t>
+      </w:r>
+      <w:r>
+        <w:rPr>
+          <w:rFonts w:eastAsia="Arial"/>
+          <w:color w:val="000000"/>
+        </w:rPr>
+        <w:t xml:space="preserve">anding signalisation devices </w:t>
+      </w:r>
+      <w:r>
+        <w:rPr>
+          <w:rFonts w:eastAsia="Arial"/>
+          <w:color w:val="FF0000"/>
+        </w:rPr>
+        <w:t>requiring attention / to be functioning correctly</w:t>
+      </w:r>
+      <w:r>
+        <w:rPr>
+          <w:rFonts w:eastAsia="Arial"/>
+          <w:color w:val="000000"/>
+        </w:rPr>
+        <w:t>.</w:t>
       </w:r>
     </w:p>
     <w:p>
@@ -7078,45 +7442,45 @@
       </w:pPr>
       <w:r>
         <w:rPr>
-          <w:rFonts w:eastAsia="Arial"/>
-          <w:color w:val="000000"/>
-        </w:rPr>
-        <w:t xml:space="preserve">On all floors served by each elevator, the </w:t>
-      </w:r>
-      <w:r>
-        <w:t>l</w:t>
-      </w:r>
-      <w:r>
-        <w:rPr>
-          <w:rFonts w:eastAsia="Arial"/>
-          <w:color w:val="000000"/>
-        </w:rPr>
-        <w:t xml:space="preserve">anding buttons, indicators and audible devices were reviewed. We have found the </w:t>
-      </w:r>
-      <w:r>
-        <w:t>l</w:t>
-      </w:r>
-      <w:r>
-        <w:rPr>
-          <w:rFonts w:eastAsia="Arial"/>
-          <w:color w:val="000000"/>
-        </w:rPr>
-        <w:t xml:space="preserve">anding signalisation devices </w:t>
-      </w:r>
-      <w:r>
-        <w:rPr>
-          <w:rFonts w:eastAsia="Arial"/>
-          <w:color w:val="FF0000"/>
-        </w:rPr>
-        <w:t>requiring attention / to be functioning correctly</w:t>
-      </w:r>
-      <w:r>
-        <w:rPr>
-          <w:rFonts w:eastAsia="Arial"/>
-          <w:color w:val="000000"/>
-        </w:rPr>
-        <w:t>.</w:t>
-      </w:r>
+          <w:sz w:val="18"/>
+          <w:szCs w:val="18"/>
+        </w:rPr>
+        <w:t>{{</w:t>
+      </w:r>
+      <w:r>
+        <w:rPr>
+          <w:rFonts w:eastAsia="Arial"/>
+          <w:color w:val="000000"/>
+          <w:sz w:val="18"/>
+          <w:szCs w:val="18"/>
+        </w:rPr>
+        <w:t>TABLE_</w:t>
+      </w:r>
+      <w:r>
+        <w:rPr>
+          <w:sz w:val="18"/>
+          <w:szCs w:val="18"/>
+        </w:rPr>
+        <w:t>LANDING_SIGNALISATION}}</w:t>
+      </w:r>
+    </w:p>
+    <w:p>
+      <w:pPr>
+        <w:tabs>
+          <w:tab w:val="left" w:pos="1985"/>
+          <w:tab w:val="left" w:pos="2552"/>
+          <w:tab w:val="left" w:pos="8754"/>
+        </w:tabs>
+        <w:spacing w:after="60"/>
+        <w:ind w:left="1134" w:hanging="1134"/>
+        <w:rPr>
+          <w:b/>
+          <w:i/>
+          <w:color w:val="000000"/>
+          <w:sz w:val="18"/>
+          <w:szCs w:val="18"/>
+        </w:rPr>
+      </w:pPr>
     </w:p>
     <w:p>
       <w:pPr>
@@ -7132,50 +7496,18 @@
         <w:jc w:val="both"/>
         <w:rPr>
           <w:rFonts w:eastAsia="Arial"/>
-          <w:color w:val="000000"/>
-        </w:rPr>
-      </w:pPr>
-      <w:r>
-        <w:rPr>
-          <w:sz w:val="18"/>
-          <w:szCs w:val="18"/>
-        </w:rPr>
-        <w:t>{{</w:t>
-      </w:r>
-      <w:r>
-        <w:rPr>
-          <w:rFonts w:eastAsia="Arial"/>
-          <w:color w:val="000000"/>
-          <w:sz w:val="18"/>
-          <w:szCs w:val="18"/>
-        </w:rPr>
-        <w:t>TABLE_</w:t>
-      </w:r>
-      <w:r>
-        <w:rPr>
-          <w:sz w:val="18"/>
-          <w:szCs w:val="18"/>
-        </w:rPr>
-        <w:t>LANDING_SIGNALISATION}}</w:t>
-      </w:r>
-    </w:p>
-    <w:p>
-      <w:pPr>
-        <w:tabs>
-          <w:tab w:val="left" w:pos="1985"/>
-          <w:tab w:val="left" w:pos="2552"/>
-          <w:tab w:val="left" w:pos="8754"/>
-        </w:tabs>
-        <w:spacing w:after="60"/>
-        <w:ind w:left="1134" w:hanging="1134"/>
-        <w:rPr>
           <w:b/>
-          <w:i/>
-          <w:color w:val="000000"/>
-          <w:sz w:val="18"/>
-          <w:szCs w:val="18"/>
-        </w:rPr>
-      </w:pPr>
+          <w:color w:val="000000"/>
+        </w:rPr>
+      </w:pPr>
+      <w:r>
+        <w:rPr>
+          <w:rFonts w:eastAsia="Arial"/>
+          <w:b/>
+          <w:color w:val="000000"/>
+        </w:rPr>
+        <w:t>6.3 User Experience</w:t>
+      </w:r>
     </w:p>
     <w:p>
       <w:pPr>
@@ -7201,7 +7533,7 @@
           <w:b/>
           <w:color w:val="000000"/>
         </w:rPr>
-        <w:t>6.3 User Experience</w:t>
+        <w:t>Car Interior condition</w:t>
       </w:r>
     </w:p>
     <w:p>
@@ -7218,17 +7550,33 @@
         <w:jc w:val="both"/>
         <w:rPr>
           <w:rFonts w:eastAsia="Arial"/>
-          <w:b/>
-          <w:color w:val="000000"/>
-        </w:rPr>
-      </w:pPr>
-      <w:r>
-        <w:rPr>
-          <w:rFonts w:eastAsia="Arial"/>
-          <w:b/>
-          <w:color w:val="000000"/>
-        </w:rPr>
-        <w:t>Car Interior condition</w:t>
+          <w:bCs/>
+          <w:color w:val="000000"/>
+        </w:rPr>
+      </w:pPr>
+      <w:r>
+        <w:rPr>
+          <w:rFonts w:eastAsia="Arial"/>
+          <w:bCs/>
+          <w:color w:val="000000"/>
+        </w:rPr>
+        <w:t>{{</w:t>
+      </w:r>
+      <w:r>
+        <w:rPr>
+          <w:rFonts w:eastAsia="Arial"/>
+          <w:bCs/>
+          <w:color w:val="000000"/>
+        </w:rPr>
+        <w:t>TABLE_CAR_INTERIOR</w:t>
+      </w:r>
+      <w:r>
+        <w:rPr>
+          <w:rFonts w:eastAsia="Arial"/>
+          <w:bCs/>
+          <w:color w:val="000000"/>
+        </w:rPr>
+        <w:t>}}</w:t>
       </w:r>
     </w:p>
     <w:p>
@@ -7249,30 +7597,6 @@
           <w:color w:val="000000"/>
         </w:rPr>
       </w:pPr>
-      <w:r>
-        <w:rPr>
-          <w:rFonts w:eastAsia="Arial"/>
-          <w:bCs/>
-          <w:color w:val="000000"/>
-        </w:rPr>
-        <w:t>{{</w:t>
-      </w:r>
-      <w:r>
-        <w:rPr>
-          <w:rFonts w:eastAsia="Arial"/>
-          <w:bCs/>
-          <w:color w:val="000000"/>
-        </w:rPr>
-        <w:t>TABLE_CAR_INTERIOR</w:t>
-      </w:r>
-      <w:r>
-        <w:rPr>
-          <w:rFonts w:eastAsia="Arial"/>
-          <w:bCs/>
-          <w:color w:val="000000"/>
-        </w:rPr>
-        <w:t>}}</w:t>
-      </w:r>
     </w:p>
     <w:p>
       <w:pPr>
@@ -7288,10 +7612,26 @@
         <w:jc w:val="both"/>
         <w:rPr>
           <w:rFonts w:eastAsia="Arial"/>
-          <w:bCs/>
-          <w:color w:val="000000"/>
-        </w:rPr>
-      </w:pPr>
+          <w:b/>
+          <w:color w:val="000000"/>
+        </w:rPr>
+      </w:pPr>
+      <w:r>
+        <w:rPr>
+          <w:rFonts w:eastAsia="Arial"/>
+          <w:b/>
+          <w:color w:val="000000"/>
+        </w:rPr>
+        <w:t xml:space="preserve">Passenger </w:t>
+      </w:r>
+      <w:r>
+        <w:rPr>
+          <w:rFonts w:eastAsia="Arial"/>
+          <w:b/>
+          <w:color w:val="000000"/>
+        </w:rPr>
+        <w:t xml:space="preserve">Safety and Security </w:t>
+      </w:r>
     </w:p>
     <w:p>
       <w:pPr>
@@ -7307,25 +7647,29 @@
         <w:jc w:val="both"/>
         <w:rPr>
           <w:rFonts w:eastAsia="Arial"/>
-          <w:b/>
-          <w:color w:val="000000"/>
-        </w:rPr>
-      </w:pPr>
-      <w:r>
-        <w:rPr>
-          <w:rFonts w:eastAsia="Arial"/>
-          <w:b/>
-          <w:color w:val="000000"/>
-        </w:rPr>
-        <w:t xml:space="preserve">Passenger </w:t>
-      </w:r>
-      <w:r>
-        <w:rPr>
-          <w:rFonts w:eastAsia="Arial"/>
-          <w:b/>
-          <w:color w:val="000000"/>
-        </w:rPr>
-        <w:t xml:space="preserve">Safety and Security </w:t>
+          <w:color w:val="000000"/>
+        </w:rPr>
+      </w:pPr>
+      <w:r>
+        <w:rPr>
+          <w:rFonts w:eastAsia="Arial"/>
+          <w:color w:val="000000"/>
+        </w:rPr>
+        <w:t xml:space="preserve">At CMG Elevator Management Safety forms one of our foundational pillars. The safety and </w:t>
+      </w:r>
+      <w:r>
+        <w:rPr>
+          <w:rFonts w:eastAsia="Arial"/>
+          <w:color w:val="000000"/>
+        </w:rPr>
+        <w:t>well-being</w:t>
+      </w:r>
+      <w:r>
+        <w:rPr>
+          <w:rFonts w:eastAsia="Arial"/>
+          <w:color w:val="000000"/>
+        </w:rPr>
+        <w:t xml:space="preserve"> of passengers whilst travelling within the elevator must be considered in any inspection. During our inspection we tested the following items to ensure all passengers are safe whilst journeying through your building:</w:t>
       </w:r>
     </w:p>
     <w:p>
@@ -7350,7 +7694,92 @@
           <w:rFonts w:eastAsia="Arial"/>
           <w:color w:val="000000"/>
         </w:rPr>
-        <w:t>At CMG Elevator Management Safety forms one of our foundational pillars. The safety and well being of passengers whilst travelling within the elevator must be considered in any inspection. During our inspection we tested the following items to ensure all passengers are safe whilst journeying through your building:</w:t>
+        <w:lastRenderedPageBreak/>
+        <w:t xml:space="preserve">Lighting levels were measured at </w:t>
+      </w:r>
+      <w:r>
+        <w:rPr>
+          <w:rFonts w:eastAsia="Arial"/>
+          <w:color w:val="FF0000"/>
+        </w:rPr>
+        <w:t>XXX</w:t>
+      </w:r>
+      <w:r>
+        <w:rPr>
+          <w:rFonts w:eastAsia="Arial"/>
+          <w:color w:val="000000"/>
+        </w:rPr>
+        <w:t xml:space="preserve"> </w:t>
+      </w:r>
+      <w:r>
+        <w:rPr>
+          <w:rFonts w:eastAsia="Arial"/>
+          <w:color w:val="000000"/>
+        </w:rPr>
+        <w:t>l</w:t>
+      </w:r>
+      <w:r>
+        <w:rPr>
+          <w:rFonts w:eastAsia="Arial"/>
+          <w:color w:val="000000"/>
+        </w:rPr>
+        <w:t xml:space="preserve">ux during normal power conditions, this </w:t>
+      </w:r>
+      <w:r>
+        <w:rPr>
+          <w:rFonts w:eastAsia="Arial"/>
+          <w:color w:val="FF0000"/>
+        </w:rPr>
+        <w:t xml:space="preserve">meets / is below </w:t>
+      </w:r>
+      <w:r>
+        <w:rPr>
+          <w:rFonts w:eastAsia="Arial"/>
+          <w:color w:val="000000"/>
+        </w:rPr>
+        <w:t xml:space="preserve">the minimum required </w:t>
+      </w:r>
+      <w:r>
+        <w:rPr>
+          <w:rFonts w:eastAsia="Arial"/>
+          <w:color w:val="000000"/>
+        </w:rPr>
+        <w:t>l</w:t>
+      </w:r>
+      <w:r>
+        <w:rPr>
+          <w:rFonts w:eastAsia="Arial"/>
+          <w:color w:val="000000"/>
+        </w:rPr>
+        <w:t>ux level of</w:t>
+      </w:r>
+      <w:r>
+        <w:rPr>
+          <w:rFonts w:eastAsia="Arial"/>
+          <w:color w:val="000000"/>
+        </w:rPr>
+        <w:t xml:space="preserve"> 100</w:t>
+      </w:r>
+      <w:r>
+        <w:rPr>
+          <w:rFonts w:eastAsia="Arial"/>
+          <w:color w:val="FF0000"/>
+        </w:rPr>
+        <w:t xml:space="preserve"> </w:t>
+      </w:r>
+      <w:r>
+        <w:rPr>
+          <w:rFonts w:eastAsia="Arial"/>
+          <w:color w:val="000000"/>
+        </w:rPr>
+        <w:t>l</w:t>
+      </w:r>
+      <w:r>
+        <w:rPr>
+          <w:rFonts w:eastAsia="Arial"/>
+          <w:color w:val="000000"/>
+        </w:rPr>
+        <w:t xml:space="preserve">ux. </w:t>
       </w:r>
     </w:p>
     <w:p>
@@ -7375,116 +7804,6 @@
           <w:rFonts w:eastAsia="Arial"/>
           <w:color w:val="000000"/>
         </w:rPr>
-        <w:t xml:space="preserve">Lighting levels were measured at </w:t>
-      </w:r>
-      <w:r>
-        <w:rPr>
-          <w:rFonts w:eastAsia="Arial"/>
-          <w:color w:val="FF0000"/>
-        </w:rPr>
-        <w:t>XXX</w:t>
-      </w:r>
-      <w:r>
-        <w:rPr>
-          <w:rFonts w:eastAsia="Arial"/>
-          <w:color w:val="000000"/>
-        </w:rPr>
-        <w:t xml:space="preserve"> </w:t>
-      </w:r>
-      <w:r>
-        <w:rPr>
-          <w:rFonts w:eastAsia="Arial"/>
-          <w:color w:val="000000"/>
-        </w:rPr>
-        <w:t>l</w:t>
-      </w:r>
-      <w:r>
-        <w:rPr>
-          <w:rFonts w:eastAsia="Arial"/>
-          <w:color w:val="000000"/>
-        </w:rPr>
-        <w:t xml:space="preserve">ux during normal power conditions, this </w:t>
-      </w:r>
-      <w:r>
-        <w:rPr>
-          <w:rFonts w:eastAsia="Arial"/>
-          <w:color w:val="FF0000"/>
-        </w:rPr>
-        <w:t xml:space="preserve">meets / is below </w:t>
-      </w:r>
-      <w:r>
-        <w:rPr>
-          <w:rFonts w:eastAsia="Arial"/>
-          <w:color w:val="000000"/>
-        </w:rPr>
-        <w:t xml:space="preserve">the minimum required </w:t>
-      </w:r>
-      <w:r>
-        <w:rPr>
-          <w:rFonts w:eastAsia="Arial"/>
-          <w:color w:val="000000"/>
-        </w:rPr>
-        <w:t>l</w:t>
-      </w:r>
-      <w:r>
-        <w:rPr>
-          <w:rFonts w:eastAsia="Arial"/>
-          <w:color w:val="000000"/>
-        </w:rPr>
-        <w:t>ux level of</w:t>
-      </w:r>
-      <w:r>
-        <w:rPr>
-          <w:rFonts w:eastAsia="Arial"/>
-          <w:color w:val="000000"/>
-        </w:rPr>
-        <w:t xml:space="preserve"> 100</w:t>
-      </w:r>
-      <w:r>
-        <w:rPr>
-          <w:rFonts w:eastAsia="Arial"/>
-          <w:color w:val="FF0000"/>
-        </w:rPr>
-        <w:t xml:space="preserve"> </w:t>
-      </w:r>
-      <w:r>
-        <w:rPr>
-          <w:rFonts w:eastAsia="Arial"/>
-          <w:color w:val="000000"/>
-        </w:rPr>
-        <w:t>l</w:t>
-      </w:r>
-      <w:r>
-        <w:rPr>
-          <w:rFonts w:eastAsia="Arial"/>
-          <w:color w:val="000000"/>
-        </w:rPr>
-        <w:t xml:space="preserve">ux. </w:t>
-      </w:r>
-    </w:p>
-    <w:p>
-      <w:pPr>
-        <w:pBdr>
-          <w:top w:val="nil"/>
-          <w:left w:val="nil"/>
-          <w:bottom w:val="nil"/>
-          <w:right w:val="nil"/>
-          <w:between w:val="nil"/>
-        </w:pBdr>
-        <w:spacing w:before="240" w:after="240"/>
-        <w:ind w:right="-57"/>
-        <w:jc w:val="both"/>
-        <w:rPr>
-          <w:rFonts w:eastAsia="Arial"/>
-          <w:color w:val="000000"/>
-        </w:rPr>
-      </w:pPr>
-      <w:r>
-        <w:rPr>
-          <w:rFonts w:eastAsia="Arial"/>
-          <w:color w:val="000000"/>
-        </w:rPr>
-        <w:lastRenderedPageBreak/>
         <w:t xml:space="preserve">Emergency lighting levels were measured at </w:t>
       </w:r>
       <w:r>
@@ -8459,7 +8778,7 @@
           <w:rFonts w:eastAsia="Calibri"/>
           <w:color w:val="000000" w:themeColor="text1"/>
         </w:rPr>
-        <w:t xml:space="preserve"> we have assessed the installed equipment for further risk with compliance with the National Work Health and Safety (WH&amp;S) Act 2011 </w:t>
+        <w:t xml:space="preserve"> we have assessed the installed equipment for further risk with compliance with the National Work Health and Safety (WHS) Act 2011 </w:t>
       </w:r>
       <w:r>
         <w:rPr>
@@ -8491,7 +8810,28 @@
           <w:rFonts w:eastAsia="Calibri"/>
           <w:color w:val="000000" w:themeColor="text1"/>
         </w:rPr>
-        <w:t>The below items do not comply with the latest AS1735.1 or WHS legislation:</w:t>
+        <w:t xml:space="preserve">The below items do not comply with the latest AS1735.1 or </w:t>
+      </w:r>
+      <w:r>
+        <w:rPr>
+          <w:rFonts w:eastAsia="Calibri"/>
+          <w:color w:val="000000" w:themeColor="text1"/>
+        </w:rPr>
+        <w:t>Work Health and Safety (WHS)</w:t>
+      </w:r>
+      <w:r>
+        <w:rPr>
+          <w:rFonts w:eastAsia="Calibri"/>
+          <w:color w:val="000000" w:themeColor="text1"/>
+        </w:rPr>
+        <w:t xml:space="preserve"> </w:t>
+      </w:r>
+      <w:r>
+        <w:rPr>
+          <w:rFonts w:eastAsia="Calibri"/>
+          <w:color w:val="000000" w:themeColor="text1"/>
+        </w:rPr>
+        <w:t>legislation:</w:t>
       </w:r>
     </w:p>
     <w:p>
@@ -8603,17 +8943,26 @@
         <w:spacing w:before="120" w:after="120"/>
         <w:jc w:val="both"/>
         <w:rPr>
-          <w:rFonts w:eastAsia="Calibri"/>
           <w:color w:val="000000" w:themeColor="text1"/>
-          <w:sz w:val="18"/>
-          <w:szCs w:val="18"/>
-        </w:rPr>
-      </w:pPr>
-      <w:r>
-        <w:rPr>
-          <w:color w:val="FF0000"/>
-        </w:rPr>
-        <w:t>No Items identified</w:t>
+        </w:rPr>
+      </w:pPr>
+      <w:r>
+        <w:rPr>
+          <w:color w:val="000000" w:themeColor="text1"/>
+        </w:rPr>
+        <w:t>{{</w:t>
+      </w:r>
+      <w:r>
+        <w:rPr>
+          <w:color w:val="000000" w:themeColor="text1"/>
+        </w:rPr>
+        <w:t>COMPLIANCE_BULLET_LIST</w:t>
+      </w:r>
+      <w:r>
+        <w:rPr>
+          <w:color w:val="000000" w:themeColor="text1"/>
+        </w:rPr>
+        <w:t>}}</w:t>
       </w:r>
     </w:p>
     <w:p>
@@ -8634,21 +8983,9 @@
       </w:pPr>
       <w:r>
         <w:rPr>
-          <w:color w:val="000000" w:themeColor="text1"/>
-        </w:rPr>
-        <w:t>{{</w:t>
-      </w:r>
-      <w:r>
-        <w:rPr>
-          <w:color w:val="000000" w:themeColor="text1"/>
-        </w:rPr>
-        <w:t>COMPLIANCE_BULLET_LIST</w:t>
-      </w:r>
-      <w:r>
-        <w:rPr>
-          <w:color w:val="000000" w:themeColor="text1"/>
-        </w:rPr>
-        <w:t>}}</w:t>
+          <w:color w:val="FF0000"/>
+        </w:rPr>
+        <w:t>No Items identified</w:t>
       </w:r>
     </w:p>
     <w:p>
@@ -8878,15 +9215,45 @@
         <w:jc w:val="both"/>
         <w:rPr>
           <w:rFonts w:eastAsia="Arial"/>
+          <w:color w:val="000000"/>
+        </w:rPr>
+      </w:pPr>
+      <w:r>
+        <w:rPr>
+          <w:rFonts w:eastAsia="Arial"/>
           <w:color w:val="000000" w:themeColor="text1"/>
         </w:rPr>
-      </w:pPr>
+        <w:t>Improve passenger comfort and usability.</w:t>
+      </w:r>
       <w:r>
         <w:rPr>
           <w:rFonts w:eastAsia="Arial"/>
           <w:color w:val="000000" w:themeColor="text1"/>
         </w:rPr>
-        <w:t>Improve passenger comfort and usability.</w:t>
+        <w:t xml:space="preserve"> </w:t>
+      </w:r>
+    </w:p>
+    <w:p>
+      <w:pPr>
+        <w:rPr>
+          <w:rFonts w:eastAsia="Arial"/>
+          <w:color w:val="000000" w:themeColor="text1"/>
+        </w:rPr>
+      </w:pPr>
+    </w:p>
+    <w:p>
+      <w:pPr>
+        <w:rPr>
+          <w:rFonts w:eastAsia="Arial"/>
+          <w:color w:val="000000" w:themeColor="text1"/>
+        </w:rPr>
+      </w:pPr>
+      <w:r>
+        <w:rPr>
+          <w:rFonts w:eastAsia="Arial"/>
+          <w:color w:val="000000" w:themeColor="text1"/>
+        </w:rPr>
+        <w:t>These areas of focus are included within the recommendation section of this report.</w:t>
       </w:r>
     </w:p>
     <w:p>
@@ -9259,16 +9626,18 @@
         </w:numPr>
         <w:ind w:left="1800"/>
         <w:rPr>
+          <w:rFonts w:ascii="Segoe UI" w:hAnsi="Segoe UI" w:cs="Segoe UI"/>
+          <w:sz w:val="18"/>
+          <w:szCs w:val="18"/>
+          <w:lang w:eastAsia="en-AU"/>
+        </w:rPr>
+      </w:pPr>
+      <w:r>
+        <w:rPr>
           <w:rFonts w:eastAsiaTheme="minorEastAsia"/>
           <w:color w:val="EE0000"/>
         </w:rPr>
-      </w:pPr>
-      <w:r>
-        <w:rPr>
-          <w:rFonts w:eastAsiaTheme="minorEastAsia"/>
-          <w:color w:val="EE0000"/>
-        </w:rPr>
-        <w:t>Predictive maintenance technology</w:t>
+        <w:t>Predictive maintenance technology (Sustainability and technology initiative)</w:t>
       </w:r>
     </w:p>
     <w:p>
@@ -9280,57 +9649,22 @@
         </w:numPr>
         <w:ind w:left="1800"/>
         <w:rPr>
-          <w:rFonts w:eastAsiaTheme="minorEastAsia"/>
-        </w:rPr>
-      </w:pPr>
-      <w:r>
-        <w:rPr>
-          <w:rFonts w:eastAsiaTheme="minorEastAsia"/>
-          <w:color w:val="EE0000"/>
-        </w:rPr>
-        <w:t>API connectivity</w:t>
-      </w:r>
-    </w:p>
-    <w:p>
-      <w:pPr>
-        <w:jc w:val="both"/>
-        <w:textAlignment w:val="baseline"/>
-        <w:rPr>
           <w:rFonts w:ascii="Segoe UI" w:hAnsi="Segoe UI" w:cs="Segoe UI"/>
           <w:sz w:val="18"/>
           <w:szCs w:val="18"/>
           <w:lang w:eastAsia="en-AU"/>
         </w:rPr>
       </w:pPr>
-    </w:p>
-    <w:p>
-      <w:pPr>
-        <w:jc w:val="both"/>
-        <w:textAlignment w:val="baseline"/>
-        <w:rPr>
-          <w:lang w:eastAsia="en-AU"/>
-        </w:rPr>
-      </w:pPr>
-    </w:p>
-    <w:p>
-      <w:pPr>
-        <w:jc w:val="both"/>
-        <w:textAlignment w:val="baseline"/>
-        <w:rPr>
-          <w:lang w:eastAsia="en-AU"/>
-        </w:rPr>
-      </w:pPr>
-      <w:r>
-        <w:rPr>
-          <w:lang w:eastAsia="en-AU"/>
-        </w:rPr>
-        <w:t xml:space="preserve">Below we have provided options and preliminary estimates for your review, these estimates are based off using tier 1 companies and products. </w:t>
-      </w:r>
-    </w:p>
-    <w:p>
-      <w:pPr>
-        <w:jc w:val="both"/>
-        <w:textAlignment w:val="baseline"/>
+      <w:r>
+        <w:rPr>
+          <w:rFonts w:eastAsiaTheme="minorEastAsia"/>
+          <w:color w:val="EE0000"/>
+        </w:rPr>
+        <w:t>Application Programming Interface (API) connectivity (Sustainability and technology initiative)</w:t>
+      </w:r>
+    </w:p>
+    <w:p>
+      <w:pPr>
         <w:rPr>
           <w:rFonts w:ascii="Segoe UI" w:hAnsi="Segoe UI" w:cs="Segoe UI"/>
           <w:sz w:val="18"/>
@@ -9341,8 +9675,6 @@
     </w:p>
     <w:p>
       <w:pPr>
-        <w:jc w:val="both"/>
-        <w:textAlignment w:val="baseline"/>
         <w:rPr>
           <w:rFonts w:ascii="Segoe UI" w:hAnsi="Segoe UI" w:cs="Segoe UI"/>
           <w:sz w:val="18"/>
@@ -9350,7 +9682,9 @@
           <w:lang w:eastAsia="en-AU"/>
         </w:rPr>
       </w:pPr>
-      <w:r>
+    </w:p>
+    <w:p>
+      <w:pPr>
         <w:rPr>
           <w:b/>
           <w:bCs/>
@@ -9359,17 +9693,7 @@
           <w:szCs w:val="22"/>
           <w:lang w:eastAsia="en-AU"/>
         </w:rPr>
-        <w:t>OPTION 1 - Modernisation</w:t>
-      </w:r>
-      <w:r>
-        <w:rPr>
-          <w:color w:val="0070C0"/>
-          <w:sz w:val="22"/>
-          <w:szCs w:val="22"/>
-          <w:lang w:eastAsia="en-AU"/>
-        </w:rPr>
-        <w:t> </w:t>
-      </w:r>
+      </w:pPr>
       <w:r>
         <w:rPr>
           <w:b/>
@@ -9379,7 +9703,7 @@
           <w:szCs w:val="22"/>
           <w:lang w:eastAsia="en-AU"/>
         </w:rPr>
-        <w:t>/ Upgrade</w:t>
+        <w:br w:type="page"/>
       </w:r>
     </w:p>
     <w:p>
@@ -9387,34 +9711,1498 @@
         <w:jc w:val="both"/>
         <w:textAlignment w:val="baseline"/>
         <w:rPr>
+          <w:b/>
+          <w:bCs/>
+          <w:color w:val="0070C0"/>
+          <w:sz w:val="22"/>
+          <w:szCs w:val="22"/>
+          <w:lang w:eastAsia="en-AU"/>
+        </w:rPr>
+      </w:pPr>
+      <w:r>
+        <w:rPr>
+          <w:b/>
+          <w:bCs/>
+          <w:color w:val="0070C0"/>
+          <w:sz w:val="22"/>
+          <w:szCs w:val="22"/>
+          <w:lang w:eastAsia="en-AU"/>
+        </w:rPr>
+        <w:lastRenderedPageBreak/>
+        <w:t>Cost benefit analysis</w:t>
+      </w:r>
+    </w:p>
+    <w:p>
+      <w:pPr>
+        <w:ind w:left="360"/>
+        <w:jc w:val="both"/>
+        <w:textAlignment w:val="baseline"/>
+        <w:rPr>
+          <w:lang w:eastAsia="en-AU"/>
+        </w:rPr>
+      </w:pPr>
+    </w:p>
+    <w:p>
+      <w:pPr>
+        <w:jc w:val="both"/>
+        <w:textAlignment w:val="baseline"/>
+        <w:rPr>
+          <w:lang w:eastAsia="en-AU"/>
+        </w:rPr>
+      </w:pPr>
+      <w:r>
+        <w:rPr>
+          <w:lang w:eastAsia="en-AU"/>
+        </w:rPr>
+        <w:t xml:space="preserve">The capital cost difference between the two options is only </w:t>
+      </w:r>
+      <w:r>
+        <w:rPr>
+          <w:b/>
+          <w:bCs/>
+          <w:color w:val="EE0000"/>
+          <w:lang w:eastAsia="en-AU"/>
+        </w:rPr>
+        <w:t>$</w:t>
+      </w:r>
+      <w:proofErr w:type="gramStart"/>
+      <w:r>
+        <w:rPr>
+          <w:b/>
+          <w:bCs/>
+          <w:color w:val="EE0000"/>
+          <w:lang w:eastAsia="en-AU"/>
+        </w:rPr>
+        <w:t>X,XXX</w:t>
+      </w:r>
+      <w:proofErr w:type="gramEnd"/>
+      <w:r>
+        <w:rPr>
+          <w:color w:val="EE0000"/>
+          <w:lang w:eastAsia="en-AU"/>
+        </w:rPr>
+        <w:t xml:space="preserve"> ($</w:t>
+      </w:r>
+      <w:proofErr w:type="gramStart"/>
+      <w:r>
+        <w:rPr>
+          <w:color w:val="EE0000"/>
+          <w:lang w:eastAsia="en-AU"/>
+        </w:rPr>
+        <w:t>XXX,XXX</w:t>
+      </w:r>
+      <w:proofErr w:type="gramEnd"/>
+      <w:r>
+        <w:rPr>
+          <w:color w:val="EE0000"/>
+          <w:lang w:eastAsia="en-AU"/>
+        </w:rPr>
+        <w:t xml:space="preserve"> for full replacement versus $</w:t>
+      </w:r>
+      <w:proofErr w:type="gramStart"/>
+      <w:r>
+        <w:rPr>
+          <w:color w:val="EE0000"/>
+          <w:lang w:eastAsia="en-AU"/>
+        </w:rPr>
+        <w:t>XXX,XXX</w:t>
+      </w:r>
+      <w:proofErr w:type="gramEnd"/>
+      <w:r>
+        <w:rPr>
+          <w:color w:val="EE0000"/>
+          <w:lang w:eastAsia="en-AU"/>
+        </w:rPr>
+        <w:t xml:space="preserve"> for staged modernisation</w:t>
+      </w:r>
+      <w:r>
+        <w:rPr>
+          <w:lang w:eastAsia="en-AU"/>
+        </w:rPr>
+        <w:t xml:space="preserve">). Given the marginal cost difference of approximately </w:t>
+      </w:r>
+      <w:r>
+        <w:rPr>
+          <w:b/>
+          <w:bCs/>
+          <w:color w:val="EE0000"/>
+          <w:lang w:eastAsia="en-AU"/>
+        </w:rPr>
+        <w:t>X.X%</w:t>
+      </w:r>
+      <w:r>
+        <w:rPr>
+          <w:color w:val="EE0000"/>
+          <w:lang w:eastAsia="en-AU"/>
+        </w:rPr>
+        <w:t xml:space="preserve">, </w:t>
+      </w:r>
+      <w:r>
+        <w:rPr>
+          <w:lang w:eastAsia="en-AU"/>
+        </w:rPr>
+        <w:t>a full replacement generally provides significantly greater long-term value, lower lifecycle costs, improved reliability, and a longer asset life.</w:t>
+      </w:r>
+    </w:p>
+    <w:p>
+      <w:pPr>
+        <w:jc w:val="both"/>
+        <w:textAlignment w:val="baseline"/>
+        <w:rPr>
           <w:rFonts w:ascii="Segoe UI" w:hAnsi="Segoe UI" w:cs="Segoe UI"/>
-          <w:color w:val="EE0000"/>
           <w:sz w:val="18"/>
           <w:szCs w:val="18"/>
           <w:lang w:eastAsia="en-AU"/>
         </w:rPr>
       </w:pPr>
-      <w:r>
+    </w:p>
+    <w:p>
+      <w:pPr>
+        <w:ind w:left="360"/>
+        <w:jc w:val="both"/>
+        <w:textAlignment w:val="baseline"/>
+        <w:rPr>
+          <w:b/>
+          <w:bCs/>
+          <w:color w:val="0070C0"/>
+          <w:sz w:val="22"/>
+          <w:szCs w:val="22"/>
+          <w:lang w:eastAsia="en-AU"/>
+        </w:rPr>
+      </w:pPr>
+    </w:p>
+    <w:tbl>
+      <w:tblPr>
+        <w:tblStyle w:val="TableGrid"/>
+        <w:tblW w:w="0" w:type="auto"/>
+        <w:tblLook w:val="04A0" w:firstRow="1" w:lastRow="0" w:firstColumn="1" w:lastColumn="0" w:noHBand="0" w:noVBand="1"/>
+      </w:tblPr>
+      <w:tblGrid>
+        <w:gridCol w:w="2975"/>
+        <w:gridCol w:w="3023"/>
+        <w:gridCol w:w="3019"/>
+      </w:tblGrid>
+      <w:tr>
+        <w:tc>
+          <w:tcPr>
+            <w:tcW w:w="9737" w:type="dxa"/>
+            <w:gridSpan w:val="3"/>
+            <w:tcBorders>
+              <w:top w:val="single" w:sz="4" w:space="0" w:color="auto"/>
+              <w:left w:val="single" w:sz="4" w:space="0" w:color="auto"/>
+              <w:bottom w:val="single" w:sz="4" w:space="0" w:color="auto"/>
+              <w:right w:val="single" w:sz="4" w:space="0" w:color="auto"/>
+            </w:tcBorders>
+            <w:vAlign w:val="center"/>
+            <w:hideMark/>
+          </w:tcPr>
+          <w:p>
+            <w:pPr>
+              <w:rPr>
+                <w:b/>
+                <w:bCs/>
+                <w:color w:val="0070C0"/>
+                <w:lang w:eastAsia="en-AU"/>
+              </w:rPr>
+            </w:pPr>
+            <w:r>
+              <w:rPr>
+                <w:b/>
+                <w:bCs/>
+                <w:color w:val="0070C0"/>
+                <w:lang w:eastAsia="en-AU"/>
+              </w:rPr>
+              <w:t>OPTION Comparison</w:t>
+            </w:r>
+          </w:p>
+        </w:tc>
+      </w:tr>
+      <w:tr>
+        <w:trPr>
+          <w:trHeight w:val="426"/>
+        </w:trPr>
+        <w:tc>
+          <w:tcPr>
+            <w:tcW w:w="3245" w:type="dxa"/>
+            <w:tcBorders>
+              <w:top w:val="single" w:sz="4" w:space="0" w:color="auto"/>
+              <w:left w:val="single" w:sz="4" w:space="0" w:color="auto"/>
+              <w:bottom w:val="single" w:sz="4" w:space="0" w:color="auto"/>
+              <w:right w:val="single" w:sz="4" w:space="0" w:color="auto"/>
+            </w:tcBorders>
+            <w:vAlign w:val="center"/>
+            <w:hideMark/>
+          </w:tcPr>
+          <w:p>
+            <w:pPr>
+              <w:rPr>
+                <w:b/>
+                <w:bCs/>
+                <w:color w:val="0070C0"/>
+                <w:sz w:val="22"/>
+                <w:szCs w:val="22"/>
+                <w:lang w:eastAsia="en-AU"/>
+              </w:rPr>
+            </w:pPr>
+            <w:r>
+              <w:rPr>
+                <w:b/>
+                <w:bCs/>
+                <w:lang w:eastAsia="en-AU"/>
+              </w:rPr>
+              <w:t>Criteria</w:t>
+            </w:r>
+          </w:p>
+        </w:tc>
+        <w:tc>
+          <w:tcPr>
+            <w:tcW w:w="3246" w:type="dxa"/>
+            <w:tcBorders>
+              <w:top w:val="single" w:sz="4" w:space="0" w:color="auto"/>
+              <w:left w:val="single" w:sz="4" w:space="0" w:color="auto"/>
+              <w:bottom w:val="single" w:sz="4" w:space="0" w:color="auto"/>
+              <w:right w:val="single" w:sz="4" w:space="0" w:color="auto"/>
+            </w:tcBorders>
+            <w:vAlign w:val="center"/>
+            <w:hideMark/>
+          </w:tcPr>
+          <w:p>
+            <w:pPr>
+              <w:rPr>
+                <w:b/>
+                <w:bCs/>
+                <w:color w:val="0070C0"/>
+                <w:sz w:val="22"/>
+                <w:szCs w:val="22"/>
+                <w:lang w:eastAsia="en-AU"/>
+              </w:rPr>
+            </w:pPr>
+            <w:r>
+              <w:rPr>
+                <w:b/>
+                <w:bCs/>
+                <w:lang w:eastAsia="en-AU"/>
+              </w:rPr>
+              <w:t>Full Lift Replacement</w:t>
+            </w:r>
+          </w:p>
+        </w:tc>
+        <w:tc>
+          <w:tcPr>
+            <w:tcW w:w="3246" w:type="dxa"/>
+            <w:tcBorders>
+              <w:top w:val="single" w:sz="4" w:space="0" w:color="auto"/>
+              <w:left w:val="single" w:sz="4" w:space="0" w:color="auto"/>
+              <w:bottom w:val="single" w:sz="4" w:space="0" w:color="auto"/>
+              <w:right w:val="single" w:sz="4" w:space="0" w:color="auto"/>
+            </w:tcBorders>
+            <w:vAlign w:val="center"/>
+            <w:hideMark/>
+          </w:tcPr>
+          <w:p>
+            <w:pPr>
+              <w:rPr>
+                <w:b/>
+                <w:bCs/>
+                <w:color w:val="0070C0"/>
+                <w:sz w:val="22"/>
+                <w:szCs w:val="22"/>
+                <w:lang w:eastAsia="en-AU"/>
+              </w:rPr>
+            </w:pPr>
+            <w:r>
+              <w:rPr>
+                <w:b/>
+                <w:bCs/>
+                <w:color w:val="EE0000"/>
+                <w:lang w:eastAsia="en-AU"/>
+              </w:rPr>
+              <w:t>2</w:t>
+            </w:r>
+            <w:r>
+              <w:rPr>
+                <w:b/>
+                <w:bCs/>
+                <w:lang w:eastAsia="en-AU"/>
+              </w:rPr>
+              <w:t>-Year Modernisation Plan</w:t>
+            </w:r>
+          </w:p>
+        </w:tc>
+      </w:tr>
+      <w:tr>
+        <w:tc>
+          <w:tcPr>
+            <w:tcW w:w="3245" w:type="dxa"/>
+            <w:tcBorders>
+              <w:top w:val="single" w:sz="4" w:space="0" w:color="auto"/>
+              <w:left w:val="single" w:sz="4" w:space="0" w:color="auto"/>
+              <w:bottom w:val="single" w:sz="4" w:space="0" w:color="auto"/>
+              <w:right w:val="single" w:sz="4" w:space="0" w:color="auto"/>
+            </w:tcBorders>
+            <w:vAlign w:val="center"/>
+            <w:hideMark/>
+          </w:tcPr>
+          <w:p>
+            <w:pPr>
+              <w:rPr>
+                <w:b/>
+                <w:bCs/>
+                <w:color w:val="0070C0"/>
+                <w:sz w:val="22"/>
+                <w:szCs w:val="22"/>
+                <w:lang w:eastAsia="en-AU"/>
+              </w:rPr>
+            </w:pPr>
+            <w:r>
+              <w:rPr>
+                <w:lang w:eastAsia="en-AU"/>
+              </w:rPr>
+              <w:t>Capital Cost</w:t>
+            </w:r>
+          </w:p>
+        </w:tc>
+        <w:tc>
+          <w:tcPr>
+            <w:tcW w:w="3246" w:type="dxa"/>
+            <w:tcBorders>
+              <w:top w:val="single" w:sz="4" w:space="0" w:color="auto"/>
+              <w:left w:val="single" w:sz="4" w:space="0" w:color="auto"/>
+              <w:bottom w:val="single" w:sz="4" w:space="0" w:color="auto"/>
+              <w:right w:val="single" w:sz="4" w:space="0" w:color="auto"/>
+            </w:tcBorders>
+            <w:vAlign w:val="center"/>
+            <w:hideMark/>
+          </w:tcPr>
+          <w:p>
+            <w:pPr>
+              <w:rPr>
+                <w:b/>
+                <w:bCs/>
+                <w:color w:val="EE0000"/>
+                <w:sz w:val="22"/>
+                <w:szCs w:val="22"/>
+                <w:lang w:eastAsia="en-AU"/>
+              </w:rPr>
+            </w:pPr>
+            <w:r>
+              <w:rPr>
+                <w:color w:val="EE0000"/>
+                <w:lang w:eastAsia="en-AU"/>
+              </w:rPr>
+              <w:t>$XXX,000</w:t>
+            </w:r>
+          </w:p>
+        </w:tc>
+        <w:tc>
+          <w:tcPr>
+            <w:tcW w:w="3246" w:type="dxa"/>
+            <w:tcBorders>
+              <w:top w:val="single" w:sz="4" w:space="0" w:color="auto"/>
+              <w:left w:val="single" w:sz="4" w:space="0" w:color="auto"/>
+              <w:bottom w:val="single" w:sz="4" w:space="0" w:color="auto"/>
+              <w:right w:val="single" w:sz="4" w:space="0" w:color="auto"/>
+            </w:tcBorders>
+            <w:vAlign w:val="center"/>
+            <w:hideMark/>
+          </w:tcPr>
+          <w:p>
+            <w:pPr>
+              <w:rPr>
+                <w:b/>
+                <w:bCs/>
+                <w:color w:val="EE0000"/>
+                <w:sz w:val="22"/>
+                <w:szCs w:val="22"/>
+                <w:lang w:eastAsia="en-AU"/>
+              </w:rPr>
+            </w:pPr>
+            <w:r>
+              <w:rPr>
+                <w:color w:val="EE0000"/>
+                <w:lang w:eastAsia="en-AU"/>
+              </w:rPr>
+              <w:t>$XXX,000</w:t>
+            </w:r>
+          </w:p>
+        </w:tc>
+      </w:tr>
+      <w:tr>
+        <w:tc>
+          <w:tcPr>
+            <w:tcW w:w="3245" w:type="dxa"/>
+            <w:tcBorders>
+              <w:top w:val="single" w:sz="4" w:space="0" w:color="auto"/>
+              <w:left w:val="single" w:sz="4" w:space="0" w:color="auto"/>
+              <w:bottom w:val="single" w:sz="4" w:space="0" w:color="auto"/>
+              <w:right w:val="single" w:sz="4" w:space="0" w:color="auto"/>
+            </w:tcBorders>
+            <w:vAlign w:val="center"/>
+            <w:hideMark/>
+          </w:tcPr>
+          <w:p>
+            <w:pPr>
+              <w:rPr>
+                <w:b/>
+                <w:bCs/>
+                <w:color w:val="0070C0"/>
+                <w:sz w:val="22"/>
+                <w:szCs w:val="22"/>
+                <w:lang w:eastAsia="en-AU"/>
+              </w:rPr>
+            </w:pPr>
+            <w:r>
+              <w:rPr>
+                <w:lang w:eastAsia="en-AU"/>
+              </w:rPr>
+              <w:t>Cost Difference</w:t>
+            </w:r>
+          </w:p>
+        </w:tc>
+        <w:tc>
+          <w:tcPr>
+            <w:tcW w:w="3246" w:type="dxa"/>
+            <w:tcBorders>
+              <w:top w:val="single" w:sz="4" w:space="0" w:color="auto"/>
+              <w:left w:val="single" w:sz="4" w:space="0" w:color="auto"/>
+              <w:bottom w:val="single" w:sz="4" w:space="0" w:color="auto"/>
+              <w:right w:val="single" w:sz="4" w:space="0" w:color="auto"/>
+            </w:tcBorders>
+            <w:vAlign w:val="center"/>
+            <w:hideMark/>
+          </w:tcPr>
+          <w:p>
+            <w:pPr>
+              <w:rPr>
+                <w:b/>
+                <w:bCs/>
+                <w:color w:val="EE0000"/>
+                <w:sz w:val="22"/>
+                <w:szCs w:val="22"/>
+                <w:lang w:eastAsia="en-AU"/>
+              </w:rPr>
+            </w:pPr>
+            <w:r>
+              <w:rPr>
+                <w:color w:val="EE0000"/>
+                <w:lang w:eastAsia="en-AU"/>
+              </w:rPr>
+              <w:t>+$</w:t>
+            </w:r>
+            <w:proofErr w:type="gramStart"/>
+            <w:r>
+              <w:rPr>
+                <w:color w:val="EE0000"/>
+                <w:lang w:eastAsia="en-AU"/>
+              </w:rPr>
+              <w:t>X,XXX</w:t>
+            </w:r>
+            <w:proofErr w:type="gramEnd"/>
+          </w:p>
+        </w:tc>
+        <w:tc>
+          <w:tcPr>
+            <w:tcW w:w="3246" w:type="dxa"/>
+            <w:tcBorders>
+              <w:top w:val="single" w:sz="4" w:space="0" w:color="auto"/>
+              <w:left w:val="single" w:sz="4" w:space="0" w:color="auto"/>
+              <w:bottom w:val="single" w:sz="4" w:space="0" w:color="auto"/>
+              <w:right w:val="single" w:sz="4" w:space="0" w:color="auto"/>
+            </w:tcBorders>
+            <w:vAlign w:val="center"/>
+            <w:hideMark/>
+          </w:tcPr>
+          <w:p>
+            <w:pPr>
+              <w:rPr>
+                <w:b/>
+                <w:bCs/>
+                <w:color w:val="EE0000"/>
+                <w:sz w:val="22"/>
+                <w:szCs w:val="22"/>
+                <w:lang w:eastAsia="en-AU"/>
+              </w:rPr>
+            </w:pPr>
+            <w:r>
+              <w:rPr>
+                <w:color w:val="EE0000"/>
+                <w:lang w:eastAsia="en-AU"/>
+              </w:rPr>
+              <w:t>Baseline</w:t>
+            </w:r>
+          </w:p>
+        </w:tc>
+      </w:tr>
+      <w:tr>
+        <w:tc>
+          <w:tcPr>
+            <w:tcW w:w="3245" w:type="dxa"/>
+            <w:tcBorders>
+              <w:top w:val="single" w:sz="4" w:space="0" w:color="auto"/>
+              <w:left w:val="single" w:sz="4" w:space="0" w:color="auto"/>
+              <w:bottom w:val="single" w:sz="4" w:space="0" w:color="auto"/>
+              <w:right w:val="single" w:sz="4" w:space="0" w:color="auto"/>
+            </w:tcBorders>
+            <w:vAlign w:val="center"/>
+            <w:hideMark/>
+          </w:tcPr>
+          <w:p>
+            <w:pPr>
+              <w:rPr>
+                <w:b/>
+                <w:bCs/>
+                <w:color w:val="0070C0"/>
+                <w:sz w:val="22"/>
+                <w:szCs w:val="22"/>
+                <w:lang w:eastAsia="en-AU"/>
+              </w:rPr>
+            </w:pPr>
+            <w:r>
+              <w:rPr>
+                <w:lang w:eastAsia="en-AU"/>
+              </w:rPr>
+              <w:t>Expected Asset Life</w:t>
+            </w:r>
+          </w:p>
+        </w:tc>
+        <w:tc>
+          <w:tcPr>
+            <w:tcW w:w="3246" w:type="dxa"/>
+            <w:tcBorders>
+              <w:top w:val="single" w:sz="4" w:space="0" w:color="auto"/>
+              <w:left w:val="single" w:sz="4" w:space="0" w:color="auto"/>
+              <w:bottom w:val="single" w:sz="4" w:space="0" w:color="auto"/>
+              <w:right w:val="single" w:sz="4" w:space="0" w:color="auto"/>
+            </w:tcBorders>
+            <w:vAlign w:val="center"/>
+            <w:hideMark/>
+          </w:tcPr>
+          <w:p>
+            <w:pPr>
+              <w:rPr>
+                <w:b/>
+                <w:bCs/>
+                <w:color w:val="EE0000"/>
+                <w:sz w:val="22"/>
+                <w:szCs w:val="22"/>
+                <w:lang w:eastAsia="en-AU"/>
+              </w:rPr>
+            </w:pPr>
+            <w:r>
+              <w:rPr>
+                <w:color w:val="EE0000"/>
+                <w:lang w:eastAsia="en-AU"/>
+              </w:rPr>
+              <w:t>20–25 years</w:t>
+            </w:r>
+          </w:p>
+        </w:tc>
+        <w:tc>
+          <w:tcPr>
+            <w:tcW w:w="3246" w:type="dxa"/>
+            <w:tcBorders>
+              <w:top w:val="single" w:sz="4" w:space="0" w:color="auto"/>
+              <w:left w:val="single" w:sz="4" w:space="0" w:color="auto"/>
+              <w:bottom w:val="single" w:sz="4" w:space="0" w:color="auto"/>
+              <w:right w:val="single" w:sz="4" w:space="0" w:color="auto"/>
+            </w:tcBorders>
+            <w:vAlign w:val="center"/>
+            <w:hideMark/>
+          </w:tcPr>
+          <w:p>
+            <w:pPr>
+              <w:rPr>
+                <w:b/>
+                <w:bCs/>
+                <w:color w:val="EE0000"/>
+                <w:sz w:val="22"/>
+                <w:szCs w:val="22"/>
+                <w:lang w:eastAsia="en-AU"/>
+              </w:rPr>
+            </w:pPr>
+            <w:r>
+              <w:rPr>
+                <w:color w:val="EE0000"/>
+                <w:lang w:eastAsia="en-AU"/>
+              </w:rPr>
+              <w:t>10–15 years</w:t>
+            </w:r>
+          </w:p>
+        </w:tc>
+      </w:tr>
+      <w:tr>
+        <w:tc>
+          <w:tcPr>
+            <w:tcW w:w="3245" w:type="dxa"/>
+            <w:tcBorders>
+              <w:top w:val="single" w:sz="4" w:space="0" w:color="auto"/>
+              <w:left w:val="single" w:sz="4" w:space="0" w:color="auto"/>
+              <w:bottom w:val="single" w:sz="4" w:space="0" w:color="auto"/>
+              <w:right w:val="single" w:sz="4" w:space="0" w:color="auto"/>
+            </w:tcBorders>
+            <w:vAlign w:val="center"/>
+            <w:hideMark/>
+          </w:tcPr>
+          <w:p>
+            <w:pPr>
+              <w:rPr>
+                <w:b/>
+                <w:bCs/>
+                <w:color w:val="0070C0"/>
+                <w:sz w:val="22"/>
+                <w:szCs w:val="22"/>
+                <w:lang w:eastAsia="en-AU"/>
+              </w:rPr>
+            </w:pPr>
+            <w:r>
+              <w:rPr>
+                <w:lang w:eastAsia="en-AU"/>
+              </w:rPr>
+              <w:t>Reliability</w:t>
+            </w:r>
+          </w:p>
+        </w:tc>
+        <w:tc>
+          <w:tcPr>
+            <w:tcW w:w="3246" w:type="dxa"/>
+            <w:tcBorders>
+              <w:top w:val="single" w:sz="4" w:space="0" w:color="auto"/>
+              <w:left w:val="single" w:sz="4" w:space="0" w:color="auto"/>
+              <w:bottom w:val="single" w:sz="4" w:space="0" w:color="auto"/>
+              <w:right w:val="single" w:sz="4" w:space="0" w:color="auto"/>
+            </w:tcBorders>
+            <w:vAlign w:val="center"/>
+            <w:hideMark/>
+          </w:tcPr>
+          <w:p>
+            <w:pPr>
+              <w:rPr>
+                <w:b/>
+                <w:bCs/>
+                <w:color w:val="EE0000"/>
+                <w:sz w:val="22"/>
+                <w:szCs w:val="22"/>
+                <w:lang w:eastAsia="en-AU"/>
+              </w:rPr>
+            </w:pPr>
+            <w:r>
+              <w:rPr>
+                <w:color w:val="EE0000"/>
+                <w:lang w:eastAsia="en-AU"/>
+              </w:rPr>
+              <w:t>Excellent</w:t>
+            </w:r>
+          </w:p>
+        </w:tc>
+        <w:tc>
+          <w:tcPr>
+            <w:tcW w:w="3246" w:type="dxa"/>
+            <w:tcBorders>
+              <w:top w:val="single" w:sz="4" w:space="0" w:color="auto"/>
+              <w:left w:val="single" w:sz="4" w:space="0" w:color="auto"/>
+              <w:bottom w:val="single" w:sz="4" w:space="0" w:color="auto"/>
+              <w:right w:val="single" w:sz="4" w:space="0" w:color="auto"/>
+            </w:tcBorders>
+            <w:vAlign w:val="center"/>
+            <w:hideMark/>
+          </w:tcPr>
+          <w:p>
+            <w:pPr>
+              <w:rPr>
+                <w:b/>
+                <w:bCs/>
+                <w:color w:val="EE0000"/>
+                <w:sz w:val="22"/>
+                <w:szCs w:val="22"/>
+                <w:lang w:eastAsia="en-AU"/>
+              </w:rPr>
+            </w:pPr>
+            <w:r>
+              <w:rPr>
+                <w:color w:val="EE0000"/>
+                <w:lang w:eastAsia="en-AU"/>
+              </w:rPr>
+              <w:t>Moderate to Good</w:t>
+            </w:r>
+          </w:p>
+        </w:tc>
+      </w:tr>
+      <w:tr>
+        <w:tc>
+          <w:tcPr>
+            <w:tcW w:w="3245" w:type="dxa"/>
+            <w:tcBorders>
+              <w:top w:val="single" w:sz="4" w:space="0" w:color="auto"/>
+              <w:left w:val="single" w:sz="4" w:space="0" w:color="auto"/>
+              <w:bottom w:val="single" w:sz="4" w:space="0" w:color="auto"/>
+              <w:right w:val="single" w:sz="4" w:space="0" w:color="auto"/>
+            </w:tcBorders>
+            <w:vAlign w:val="center"/>
+            <w:hideMark/>
+          </w:tcPr>
+          <w:p>
+            <w:pPr>
+              <w:rPr>
+                <w:b/>
+                <w:bCs/>
+                <w:color w:val="0070C0"/>
+                <w:sz w:val="22"/>
+                <w:szCs w:val="22"/>
+                <w:lang w:eastAsia="en-AU"/>
+              </w:rPr>
+            </w:pPr>
+            <w:r>
+              <w:rPr>
+                <w:lang w:eastAsia="en-AU"/>
+              </w:rPr>
+              <w:t>Warranty Coverage</w:t>
+            </w:r>
+          </w:p>
+        </w:tc>
+        <w:tc>
+          <w:tcPr>
+            <w:tcW w:w="3246" w:type="dxa"/>
+            <w:tcBorders>
+              <w:top w:val="single" w:sz="4" w:space="0" w:color="auto"/>
+              <w:left w:val="single" w:sz="4" w:space="0" w:color="auto"/>
+              <w:bottom w:val="single" w:sz="4" w:space="0" w:color="auto"/>
+              <w:right w:val="single" w:sz="4" w:space="0" w:color="auto"/>
+            </w:tcBorders>
+            <w:vAlign w:val="center"/>
+            <w:hideMark/>
+          </w:tcPr>
+          <w:p>
+            <w:pPr>
+              <w:rPr>
+                <w:b/>
+                <w:bCs/>
+                <w:color w:val="EE0000"/>
+                <w:sz w:val="22"/>
+                <w:szCs w:val="22"/>
+                <w:lang w:eastAsia="en-AU"/>
+              </w:rPr>
+            </w:pPr>
+            <w:r>
+              <w:rPr>
+                <w:color w:val="EE0000"/>
+                <w:lang w:eastAsia="en-AU"/>
+              </w:rPr>
+              <w:t>Comprehensive new equipment warranty</w:t>
+            </w:r>
+          </w:p>
+        </w:tc>
+        <w:tc>
+          <w:tcPr>
+            <w:tcW w:w="3246" w:type="dxa"/>
+            <w:tcBorders>
+              <w:top w:val="single" w:sz="4" w:space="0" w:color="auto"/>
+              <w:left w:val="single" w:sz="4" w:space="0" w:color="auto"/>
+              <w:bottom w:val="single" w:sz="4" w:space="0" w:color="auto"/>
+              <w:right w:val="single" w:sz="4" w:space="0" w:color="auto"/>
+            </w:tcBorders>
+            <w:vAlign w:val="center"/>
+            <w:hideMark/>
+          </w:tcPr>
+          <w:p>
+            <w:pPr>
+              <w:rPr>
+                <w:b/>
+                <w:bCs/>
+                <w:color w:val="EE0000"/>
+                <w:sz w:val="22"/>
+                <w:szCs w:val="22"/>
+                <w:lang w:eastAsia="en-AU"/>
+              </w:rPr>
+            </w:pPr>
+            <w:r>
+              <w:rPr>
+                <w:color w:val="EE0000"/>
+                <w:lang w:eastAsia="en-AU"/>
+              </w:rPr>
+              <w:t>Limited warranty on replaced components</w:t>
+            </w:r>
+          </w:p>
+        </w:tc>
+      </w:tr>
+      <w:tr>
+        <w:tc>
+          <w:tcPr>
+            <w:tcW w:w="3245" w:type="dxa"/>
+            <w:tcBorders>
+              <w:top w:val="single" w:sz="4" w:space="0" w:color="auto"/>
+              <w:left w:val="single" w:sz="4" w:space="0" w:color="auto"/>
+              <w:bottom w:val="single" w:sz="4" w:space="0" w:color="auto"/>
+              <w:right w:val="single" w:sz="4" w:space="0" w:color="auto"/>
+            </w:tcBorders>
+            <w:vAlign w:val="center"/>
+            <w:hideMark/>
+          </w:tcPr>
+          <w:p>
+            <w:pPr>
+              <w:rPr>
+                <w:lang w:eastAsia="en-AU"/>
+              </w:rPr>
+            </w:pPr>
+            <w:r>
+              <w:rPr>
+                <w:lang w:eastAsia="en-AU"/>
+              </w:rPr>
+              <w:t>Technology</w:t>
+            </w:r>
+          </w:p>
+        </w:tc>
+        <w:tc>
+          <w:tcPr>
+            <w:tcW w:w="3246" w:type="dxa"/>
+            <w:tcBorders>
+              <w:top w:val="single" w:sz="4" w:space="0" w:color="auto"/>
+              <w:left w:val="single" w:sz="4" w:space="0" w:color="auto"/>
+              <w:bottom w:val="single" w:sz="4" w:space="0" w:color="auto"/>
+              <w:right w:val="single" w:sz="4" w:space="0" w:color="auto"/>
+            </w:tcBorders>
+            <w:vAlign w:val="center"/>
+            <w:hideMark/>
+          </w:tcPr>
+          <w:p>
+            <w:pPr>
+              <w:rPr>
+                <w:color w:val="EE0000"/>
+                <w:lang w:eastAsia="en-AU"/>
+              </w:rPr>
+            </w:pPr>
+            <w:r>
+              <w:rPr>
+                <w:color w:val="EE0000"/>
+                <w:lang w:eastAsia="en-AU"/>
+              </w:rPr>
+              <w:t xml:space="preserve">Latest technology throughout, utilisation of </w:t>
+            </w:r>
+          </w:p>
+        </w:tc>
+        <w:tc>
+          <w:tcPr>
+            <w:tcW w:w="3246" w:type="dxa"/>
+            <w:tcBorders>
+              <w:top w:val="single" w:sz="4" w:space="0" w:color="auto"/>
+              <w:left w:val="single" w:sz="4" w:space="0" w:color="auto"/>
+              <w:bottom w:val="single" w:sz="4" w:space="0" w:color="auto"/>
+              <w:right w:val="single" w:sz="4" w:space="0" w:color="auto"/>
+            </w:tcBorders>
+            <w:vAlign w:val="center"/>
+            <w:hideMark/>
+          </w:tcPr>
+          <w:p>
+            <w:pPr>
+              <w:rPr>
+                <w:color w:val="EE0000"/>
+                <w:lang w:eastAsia="en-AU"/>
+              </w:rPr>
+            </w:pPr>
+            <w:r>
+              <w:rPr>
+                <w:color w:val="EE0000"/>
+                <w:lang w:eastAsia="en-AU"/>
+              </w:rPr>
+              <w:t>Mix of old and new equipment utilisation of hydraulic technology</w:t>
+            </w:r>
+          </w:p>
+        </w:tc>
+      </w:tr>
+      <w:tr>
+        <w:tc>
+          <w:tcPr>
+            <w:tcW w:w="3245" w:type="dxa"/>
+            <w:tcBorders>
+              <w:top w:val="single" w:sz="4" w:space="0" w:color="auto"/>
+              <w:left w:val="single" w:sz="4" w:space="0" w:color="auto"/>
+              <w:bottom w:val="single" w:sz="4" w:space="0" w:color="auto"/>
+              <w:right w:val="single" w:sz="4" w:space="0" w:color="auto"/>
+            </w:tcBorders>
+            <w:vAlign w:val="center"/>
+            <w:hideMark/>
+          </w:tcPr>
+          <w:p>
+            <w:pPr>
+              <w:rPr>
+                <w:lang w:eastAsia="en-AU"/>
+              </w:rPr>
+            </w:pPr>
+            <w:r>
+              <w:rPr>
+                <w:lang w:eastAsia="en-AU"/>
+              </w:rPr>
+              <w:t>Spare Parts Availability</w:t>
+            </w:r>
+          </w:p>
+        </w:tc>
+        <w:tc>
+          <w:tcPr>
+            <w:tcW w:w="3246" w:type="dxa"/>
+            <w:tcBorders>
+              <w:top w:val="single" w:sz="4" w:space="0" w:color="auto"/>
+              <w:left w:val="single" w:sz="4" w:space="0" w:color="auto"/>
+              <w:bottom w:val="single" w:sz="4" w:space="0" w:color="auto"/>
+              <w:right w:val="single" w:sz="4" w:space="0" w:color="auto"/>
+            </w:tcBorders>
+            <w:vAlign w:val="center"/>
+            <w:hideMark/>
+          </w:tcPr>
+          <w:p>
+            <w:pPr>
+              <w:rPr>
+                <w:color w:val="EE0000"/>
+                <w:lang w:eastAsia="en-AU"/>
+              </w:rPr>
+            </w:pPr>
+            <w:r>
+              <w:rPr>
+                <w:color w:val="EE0000"/>
+                <w:lang w:eastAsia="en-AU"/>
+              </w:rPr>
+              <w:t>Excellent</w:t>
+            </w:r>
+          </w:p>
+        </w:tc>
+        <w:tc>
+          <w:tcPr>
+            <w:tcW w:w="3246" w:type="dxa"/>
+            <w:tcBorders>
+              <w:top w:val="single" w:sz="4" w:space="0" w:color="auto"/>
+              <w:left w:val="single" w:sz="4" w:space="0" w:color="auto"/>
+              <w:bottom w:val="single" w:sz="4" w:space="0" w:color="auto"/>
+              <w:right w:val="single" w:sz="4" w:space="0" w:color="auto"/>
+            </w:tcBorders>
+            <w:vAlign w:val="center"/>
+            <w:hideMark/>
+          </w:tcPr>
+          <w:p>
+            <w:pPr>
+              <w:rPr>
+                <w:color w:val="EE0000"/>
+                <w:lang w:eastAsia="en-AU"/>
+              </w:rPr>
+            </w:pPr>
+            <w:r>
+              <w:rPr>
+                <w:color w:val="EE0000"/>
+                <w:lang w:eastAsia="en-AU"/>
+              </w:rPr>
+              <w:t>Potential challenges with retained equipment</w:t>
+            </w:r>
+          </w:p>
+        </w:tc>
+      </w:tr>
+      <w:tr>
+        <w:tc>
+          <w:tcPr>
+            <w:tcW w:w="3245" w:type="dxa"/>
+            <w:tcBorders>
+              <w:top w:val="single" w:sz="4" w:space="0" w:color="auto"/>
+              <w:left w:val="single" w:sz="4" w:space="0" w:color="auto"/>
+              <w:bottom w:val="single" w:sz="4" w:space="0" w:color="auto"/>
+              <w:right w:val="single" w:sz="4" w:space="0" w:color="auto"/>
+            </w:tcBorders>
+            <w:vAlign w:val="center"/>
+            <w:hideMark/>
+          </w:tcPr>
+          <w:p>
+            <w:pPr>
+              <w:rPr>
+                <w:lang w:eastAsia="en-AU"/>
+              </w:rPr>
+            </w:pPr>
+            <w:r>
+              <w:rPr>
+                <w:lang w:eastAsia="en-AU"/>
+              </w:rPr>
+              <w:t>Energy Efficiency</w:t>
+            </w:r>
+          </w:p>
+        </w:tc>
+        <w:tc>
+          <w:tcPr>
+            <w:tcW w:w="3246" w:type="dxa"/>
+            <w:tcBorders>
+              <w:top w:val="single" w:sz="4" w:space="0" w:color="auto"/>
+              <w:left w:val="single" w:sz="4" w:space="0" w:color="auto"/>
+              <w:bottom w:val="single" w:sz="4" w:space="0" w:color="auto"/>
+              <w:right w:val="single" w:sz="4" w:space="0" w:color="auto"/>
+            </w:tcBorders>
+            <w:vAlign w:val="center"/>
+            <w:hideMark/>
+          </w:tcPr>
+          <w:p>
+            <w:pPr>
+              <w:rPr>
+                <w:color w:val="EE0000"/>
+                <w:lang w:eastAsia="en-AU"/>
+              </w:rPr>
+            </w:pPr>
+            <w:r>
+              <w:rPr>
+                <w:color w:val="EE0000"/>
+                <w:lang w:eastAsia="en-AU"/>
+              </w:rPr>
+              <w:t>Highest – up to 60% energy saving compared to existing system</w:t>
+            </w:r>
+          </w:p>
+        </w:tc>
+        <w:tc>
+          <w:tcPr>
+            <w:tcW w:w="3246" w:type="dxa"/>
+            <w:tcBorders>
+              <w:top w:val="single" w:sz="4" w:space="0" w:color="auto"/>
+              <w:left w:val="single" w:sz="4" w:space="0" w:color="auto"/>
+              <w:bottom w:val="single" w:sz="4" w:space="0" w:color="auto"/>
+              <w:right w:val="single" w:sz="4" w:space="0" w:color="auto"/>
+            </w:tcBorders>
+            <w:vAlign w:val="center"/>
+            <w:hideMark/>
+          </w:tcPr>
+          <w:p>
+            <w:pPr>
+              <w:rPr>
+                <w:color w:val="EE0000"/>
+                <w:lang w:eastAsia="en-AU"/>
+              </w:rPr>
+            </w:pPr>
+            <w:r>
+              <w:rPr>
+                <w:color w:val="EE0000"/>
+                <w:lang w:eastAsia="en-AU"/>
+              </w:rPr>
+              <w:t>Improved but limited by retained equipment</w:t>
+            </w:r>
+          </w:p>
+        </w:tc>
+      </w:tr>
+      <w:tr>
+        <w:tc>
+          <w:tcPr>
+            <w:tcW w:w="3245" w:type="dxa"/>
+            <w:tcBorders>
+              <w:top w:val="single" w:sz="4" w:space="0" w:color="auto"/>
+              <w:left w:val="single" w:sz="4" w:space="0" w:color="auto"/>
+              <w:bottom w:val="single" w:sz="4" w:space="0" w:color="auto"/>
+              <w:right w:val="single" w:sz="4" w:space="0" w:color="auto"/>
+            </w:tcBorders>
+            <w:vAlign w:val="center"/>
+            <w:hideMark/>
+          </w:tcPr>
+          <w:p>
+            <w:pPr>
+              <w:rPr>
+                <w:lang w:eastAsia="en-AU"/>
+              </w:rPr>
+            </w:pPr>
+            <w:r>
+              <w:rPr>
+                <w:lang w:eastAsia="en-AU"/>
+              </w:rPr>
+              <w:t>Compliance</w:t>
+            </w:r>
+          </w:p>
+        </w:tc>
+        <w:tc>
+          <w:tcPr>
+            <w:tcW w:w="3246" w:type="dxa"/>
+            <w:tcBorders>
+              <w:top w:val="single" w:sz="4" w:space="0" w:color="auto"/>
+              <w:left w:val="single" w:sz="4" w:space="0" w:color="auto"/>
+              <w:bottom w:val="single" w:sz="4" w:space="0" w:color="auto"/>
+              <w:right w:val="single" w:sz="4" w:space="0" w:color="auto"/>
+            </w:tcBorders>
+            <w:vAlign w:val="center"/>
+            <w:hideMark/>
+          </w:tcPr>
+          <w:p>
+            <w:pPr>
+              <w:rPr>
+                <w:color w:val="EE0000"/>
+                <w:lang w:eastAsia="en-AU"/>
+              </w:rPr>
+            </w:pPr>
+            <w:r>
+              <w:rPr>
+                <w:color w:val="EE0000"/>
+                <w:lang w:eastAsia="en-AU"/>
+              </w:rPr>
+              <w:t>Fully compliant with current standards</w:t>
+            </w:r>
+          </w:p>
+        </w:tc>
+        <w:tc>
+          <w:tcPr>
+            <w:tcW w:w="3246" w:type="dxa"/>
+            <w:tcBorders>
+              <w:top w:val="single" w:sz="4" w:space="0" w:color="auto"/>
+              <w:left w:val="single" w:sz="4" w:space="0" w:color="auto"/>
+              <w:bottom w:val="single" w:sz="4" w:space="0" w:color="auto"/>
+              <w:right w:val="single" w:sz="4" w:space="0" w:color="auto"/>
+            </w:tcBorders>
+            <w:vAlign w:val="center"/>
+            <w:hideMark/>
+          </w:tcPr>
+          <w:p>
+            <w:pPr>
+              <w:rPr>
+                <w:color w:val="EE0000"/>
+                <w:lang w:eastAsia="en-AU"/>
+              </w:rPr>
+            </w:pPr>
+            <w:r>
+              <w:rPr>
+                <w:color w:val="EE0000"/>
+                <w:lang w:eastAsia="en-AU"/>
+              </w:rPr>
+              <w:t>Improved compliance but may retain legacy elements</w:t>
+            </w:r>
+          </w:p>
+        </w:tc>
+      </w:tr>
+      <w:tr>
+        <w:tc>
+          <w:tcPr>
+            <w:tcW w:w="3245" w:type="dxa"/>
+            <w:tcBorders>
+              <w:top w:val="single" w:sz="4" w:space="0" w:color="auto"/>
+              <w:left w:val="single" w:sz="4" w:space="0" w:color="auto"/>
+              <w:bottom w:val="single" w:sz="4" w:space="0" w:color="auto"/>
+              <w:right w:val="single" w:sz="4" w:space="0" w:color="auto"/>
+            </w:tcBorders>
+            <w:vAlign w:val="center"/>
+            <w:hideMark/>
+          </w:tcPr>
+          <w:p>
+            <w:pPr>
+              <w:rPr>
+                <w:lang w:eastAsia="en-AU"/>
+              </w:rPr>
+            </w:pPr>
+            <w:r>
+              <w:rPr>
+                <w:lang w:eastAsia="en-AU"/>
+              </w:rPr>
+              <w:t>Breakdown Risk</w:t>
+            </w:r>
+          </w:p>
+        </w:tc>
+        <w:tc>
+          <w:tcPr>
+            <w:tcW w:w="3246" w:type="dxa"/>
+            <w:tcBorders>
+              <w:top w:val="single" w:sz="4" w:space="0" w:color="auto"/>
+              <w:left w:val="single" w:sz="4" w:space="0" w:color="auto"/>
+              <w:bottom w:val="single" w:sz="4" w:space="0" w:color="auto"/>
+              <w:right w:val="single" w:sz="4" w:space="0" w:color="auto"/>
+            </w:tcBorders>
+            <w:vAlign w:val="center"/>
+            <w:hideMark/>
+          </w:tcPr>
+          <w:p>
+            <w:pPr>
+              <w:rPr>
+                <w:color w:val="EE0000"/>
+                <w:lang w:eastAsia="en-AU"/>
+              </w:rPr>
+            </w:pPr>
+            <w:r>
+              <w:rPr>
+                <w:color w:val="EE0000"/>
+                <w:lang w:eastAsia="en-AU"/>
+              </w:rPr>
+              <w:t>Lowest</w:t>
+            </w:r>
+          </w:p>
+        </w:tc>
+        <w:tc>
+          <w:tcPr>
+            <w:tcW w:w="3246" w:type="dxa"/>
+            <w:tcBorders>
+              <w:top w:val="single" w:sz="4" w:space="0" w:color="auto"/>
+              <w:left w:val="single" w:sz="4" w:space="0" w:color="auto"/>
+              <w:bottom w:val="single" w:sz="4" w:space="0" w:color="auto"/>
+              <w:right w:val="single" w:sz="4" w:space="0" w:color="auto"/>
+            </w:tcBorders>
+            <w:vAlign w:val="center"/>
+            <w:hideMark/>
+          </w:tcPr>
+          <w:p>
+            <w:pPr>
+              <w:rPr>
+                <w:color w:val="EE0000"/>
+                <w:lang w:eastAsia="en-AU"/>
+              </w:rPr>
+            </w:pPr>
+            <w:r>
+              <w:rPr>
+                <w:color w:val="EE0000"/>
+                <w:lang w:eastAsia="en-AU"/>
+              </w:rPr>
+              <w:t>Moderate due to retained ageing components</w:t>
+            </w:r>
+          </w:p>
+        </w:tc>
+      </w:tr>
+      <w:tr>
+        <w:tc>
+          <w:tcPr>
+            <w:tcW w:w="3245" w:type="dxa"/>
+            <w:tcBorders>
+              <w:top w:val="single" w:sz="4" w:space="0" w:color="auto"/>
+              <w:left w:val="single" w:sz="4" w:space="0" w:color="auto"/>
+              <w:bottom w:val="single" w:sz="4" w:space="0" w:color="auto"/>
+              <w:right w:val="single" w:sz="4" w:space="0" w:color="auto"/>
+            </w:tcBorders>
+            <w:vAlign w:val="center"/>
+            <w:hideMark/>
+          </w:tcPr>
+          <w:p>
+            <w:pPr>
+              <w:rPr>
+                <w:lang w:eastAsia="en-AU"/>
+              </w:rPr>
+            </w:pPr>
+            <w:r>
+              <w:rPr>
+                <w:lang w:eastAsia="en-AU"/>
+              </w:rPr>
+              <w:t>Passenger Experience</w:t>
+            </w:r>
+          </w:p>
+        </w:tc>
+        <w:tc>
+          <w:tcPr>
+            <w:tcW w:w="3246" w:type="dxa"/>
+            <w:tcBorders>
+              <w:top w:val="single" w:sz="4" w:space="0" w:color="auto"/>
+              <w:left w:val="single" w:sz="4" w:space="0" w:color="auto"/>
+              <w:bottom w:val="single" w:sz="4" w:space="0" w:color="auto"/>
+              <w:right w:val="single" w:sz="4" w:space="0" w:color="auto"/>
+            </w:tcBorders>
+            <w:vAlign w:val="center"/>
+            <w:hideMark/>
+          </w:tcPr>
+          <w:p>
+            <w:pPr>
+              <w:rPr>
+                <w:color w:val="EE0000"/>
+                <w:lang w:eastAsia="en-AU"/>
+              </w:rPr>
+            </w:pPr>
+            <w:r>
+              <w:rPr>
+                <w:color w:val="EE0000"/>
+                <w:lang w:eastAsia="en-AU"/>
+              </w:rPr>
+              <w:t>Significantly improved</w:t>
+            </w:r>
+          </w:p>
+        </w:tc>
+        <w:tc>
+          <w:tcPr>
+            <w:tcW w:w="3246" w:type="dxa"/>
+            <w:tcBorders>
+              <w:top w:val="single" w:sz="4" w:space="0" w:color="auto"/>
+              <w:left w:val="single" w:sz="4" w:space="0" w:color="auto"/>
+              <w:bottom w:val="single" w:sz="4" w:space="0" w:color="auto"/>
+              <w:right w:val="single" w:sz="4" w:space="0" w:color="auto"/>
+            </w:tcBorders>
+            <w:vAlign w:val="center"/>
+            <w:hideMark/>
+          </w:tcPr>
+          <w:p>
+            <w:pPr>
+              <w:rPr>
+                <w:color w:val="EE0000"/>
+                <w:lang w:eastAsia="en-AU"/>
+              </w:rPr>
+            </w:pPr>
+            <w:r>
+              <w:rPr>
+                <w:color w:val="EE0000"/>
+                <w:lang w:eastAsia="en-AU"/>
+              </w:rPr>
+              <w:t>Improved but limited by existing infrastructure</w:t>
+            </w:r>
+          </w:p>
+        </w:tc>
+      </w:tr>
+      <w:tr>
+        <w:tc>
+          <w:tcPr>
+            <w:tcW w:w="3245" w:type="dxa"/>
+            <w:tcBorders>
+              <w:top w:val="single" w:sz="4" w:space="0" w:color="auto"/>
+              <w:left w:val="single" w:sz="4" w:space="0" w:color="auto"/>
+              <w:bottom w:val="single" w:sz="4" w:space="0" w:color="auto"/>
+              <w:right w:val="single" w:sz="4" w:space="0" w:color="auto"/>
+            </w:tcBorders>
+            <w:vAlign w:val="center"/>
+            <w:hideMark/>
+          </w:tcPr>
+          <w:p>
+            <w:pPr>
+              <w:rPr>
+                <w:lang w:eastAsia="en-AU"/>
+              </w:rPr>
+            </w:pPr>
+            <w:r>
+              <w:rPr>
+                <w:lang w:eastAsia="en-AU"/>
+              </w:rPr>
+              <w:t>Residual Value</w:t>
+            </w:r>
+          </w:p>
+        </w:tc>
+        <w:tc>
+          <w:tcPr>
+            <w:tcW w:w="3246" w:type="dxa"/>
+            <w:tcBorders>
+              <w:top w:val="single" w:sz="4" w:space="0" w:color="auto"/>
+              <w:left w:val="single" w:sz="4" w:space="0" w:color="auto"/>
+              <w:bottom w:val="single" w:sz="4" w:space="0" w:color="auto"/>
+              <w:right w:val="single" w:sz="4" w:space="0" w:color="auto"/>
+            </w:tcBorders>
+            <w:vAlign w:val="center"/>
+            <w:hideMark/>
+          </w:tcPr>
+          <w:p>
+            <w:pPr>
+              <w:rPr>
+                <w:color w:val="EE0000"/>
+                <w:lang w:eastAsia="en-AU"/>
+              </w:rPr>
+            </w:pPr>
+            <w:r>
+              <w:rPr>
+                <w:color w:val="EE0000"/>
+                <w:lang w:eastAsia="en-AU"/>
+              </w:rPr>
+              <w:t>Highest</w:t>
+            </w:r>
+          </w:p>
+        </w:tc>
+        <w:tc>
+          <w:tcPr>
+            <w:tcW w:w="3246" w:type="dxa"/>
+            <w:tcBorders>
+              <w:top w:val="single" w:sz="4" w:space="0" w:color="auto"/>
+              <w:left w:val="single" w:sz="4" w:space="0" w:color="auto"/>
+              <w:bottom w:val="single" w:sz="4" w:space="0" w:color="auto"/>
+              <w:right w:val="single" w:sz="4" w:space="0" w:color="auto"/>
+            </w:tcBorders>
+            <w:vAlign w:val="center"/>
+            <w:hideMark/>
+          </w:tcPr>
+          <w:p>
+            <w:pPr>
+              <w:rPr>
+                <w:color w:val="EE0000"/>
+                <w:lang w:eastAsia="en-AU"/>
+              </w:rPr>
+            </w:pPr>
+            <w:r>
+              <w:rPr>
+                <w:color w:val="EE0000"/>
+                <w:lang w:eastAsia="en-AU"/>
+              </w:rPr>
+              <w:t>Lower</w:t>
+            </w:r>
+          </w:p>
+        </w:tc>
+      </w:tr>
+    </w:tbl>
+    <w:p/>
+    <w:p>
+      <w:pPr>
+        <w:jc w:val="both"/>
+        <w:textAlignment w:val="baseline"/>
+        <w:rPr>
+          <w:lang w:eastAsia="en-AU"/>
+        </w:rPr>
+      </w:pPr>
+    </w:p>
+    <w:p>
+      <w:pPr>
+        <w:jc w:val="both"/>
+        <w:textAlignment w:val="baseline"/>
+        <w:rPr>
+          <w:lang w:eastAsia="en-AU"/>
+        </w:rPr>
+      </w:pPr>
+      <w:r>
+        <w:rPr>
+          <w:lang w:eastAsia="en-AU"/>
+        </w:rPr>
+        <w:t xml:space="preserve">Below we have provided options and preliminary estimates for your review, these estimates are based off using tier 1 companies and products. </w:t>
+      </w:r>
+    </w:p>
+    <w:p>
+      <w:pPr>
+        <w:jc w:val="both"/>
+        <w:textAlignment w:val="baseline"/>
+        <w:rPr>
+          <w:rFonts w:ascii="Segoe UI" w:hAnsi="Segoe UI" w:cs="Segoe UI"/>
+          <w:sz w:val="18"/>
+          <w:szCs w:val="18"/>
+          <w:lang w:eastAsia="en-AU"/>
+        </w:rPr>
+      </w:pPr>
+    </w:p>
+    <w:p>
+      <w:pPr>
+        <w:jc w:val="both"/>
+        <w:textAlignment w:val="baseline"/>
+        <w:rPr>
+          <w:rFonts w:ascii="Segoe UI" w:hAnsi="Segoe UI" w:cs="Segoe UI"/>
+          <w:sz w:val="18"/>
+          <w:szCs w:val="18"/>
+          <w:lang w:eastAsia="en-AU"/>
+        </w:rPr>
+      </w:pPr>
+      <w:r>
+        <w:rPr>
+          <w:b/>
+          <w:bCs/>
+          <w:color w:val="0070C0"/>
+          <w:sz w:val="22"/>
+          <w:szCs w:val="22"/>
+          <w:lang w:eastAsia="en-AU"/>
+        </w:rPr>
+        <w:t>OPTION 1 - Modernisation</w:t>
+      </w:r>
+      <w:r>
+        <w:rPr>
+          <w:color w:val="0070C0"/>
+          <w:sz w:val="22"/>
+          <w:szCs w:val="22"/>
+          <w:lang w:eastAsia="en-AU"/>
+        </w:rPr>
+        <w:t> </w:t>
+      </w:r>
+      <w:r>
+        <w:rPr>
+          <w:b/>
+          <w:bCs/>
+          <w:color w:val="0070C0"/>
+          <w:sz w:val="22"/>
+          <w:szCs w:val="22"/>
+          <w:lang w:eastAsia="en-AU"/>
+        </w:rPr>
+        <w:t>/ Upgrade</w:t>
+      </w:r>
+    </w:p>
+    <w:p>
+      <w:pPr>
+        <w:jc w:val="both"/>
+        <w:textAlignment w:val="baseline"/>
         <w:rPr>
           <w:color w:val="EE0000"/>
           <w:sz w:val="22"/>
           <w:szCs w:val="22"/>
           <w:lang w:eastAsia="en-AU"/>
         </w:rPr>
-        <w:t>The design of this approach is to upgrade critical equipment based on priority over an extended period. This requires less capital expense upfront, enabling the owners time to raise the necessary funds and reduces the impact of a lengthy outage period.  </w:t>
-      </w:r>
-    </w:p>
-    <w:p>
-      <w:pPr>
-        <w:jc w:val="both"/>
-        <w:textAlignment w:val="baseline"/>
-        <w:rPr>
-          <w:rFonts w:ascii="Segoe UI" w:hAnsi="Segoe UI" w:cs="Segoe UI"/>
-          <w:color w:val="EE0000"/>
-          <w:sz w:val="18"/>
-          <w:szCs w:val="18"/>
-          <w:lang w:eastAsia="en-AU"/>
-        </w:rPr>
       </w:pPr>
       <w:r>
         <w:rPr>
@@ -9423,7 +11211,27 @@
           <w:szCs w:val="22"/>
           <w:lang w:eastAsia="en-AU"/>
         </w:rPr>
-        <w:t>The downside of this approach is that over time, if the owners were to upgrade all items, this would be more expensive due to modular product types, engineering, interfacing requirements and multiple site reestablishment required. </w:t>
+        <w:t xml:space="preserve">This option provides a partial lifecycle reset of selected lift components with the retention of (insert retained major components). The lift is decommissioned, selected components are removed and replaced with the latest technology. The new components are designed to interface with the retained equipment and existing building structure, loads, landing doors and door surrounds. This requires less capital expense upfront and can be completed in modules. This requires the lift to be out of service for approximately </w:t>
+      </w:r>
+      <w:r>
+        <w:rPr>
+          <w:b/>
+          <w:bCs/>
+          <w:color w:val="EE0000"/>
+          <w:sz w:val="22"/>
+          <w:szCs w:val="22"/>
+          <w:lang w:eastAsia="en-AU"/>
+        </w:rPr>
+        <w:t>XX</w:t>
+      </w:r>
+      <w:r>
+        <w:rPr>
+          <w:color w:val="EE0000"/>
+          <w:sz w:val="22"/>
+          <w:szCs w:val="22"/>
+          <w:lang w:eastAsia="en-AU"/>
+        </w:rPr>
+        <w:t xml:space="preserve"> weeks.</w:t>
       </w:r>
     </w:p>
     <w:p>
@@ -10431,8 +12239,6 @@
     </w:p>
     <w:p>
       <w:pPr>
-        <w:jc w:val="both"/>
-        <w:textAlignment w:val="baseline"/>
         <w:rPr>
           <w:rFonts w:ascii="Segoe UI" w:hAnsi="Segoe UI" w:cs="Segoe UI"/>
           <w:sz w:val="18"/>
@@ -10452,9 +12258,7 @@
           <w:lang w:eastAsia="en-AU"/>
         </w:rPr>
       </w:pPr>
-    </w:p>
-    <w:p>
-      <w:pPr>
+      <w:r>
         <w:rPr>
           <w:b/>
           <w:bCs/>
@@ -10463,39 +12267,6 @@
           <w:szCs w:val="22"/>
           <w:lang w:eastAsia="en-AU"/>
         </w:rPr>
-      </w:pPr>
-      <w:r>
-        <w:rPr>
-          <w:b/>
-          <w:bCs/>
-          <w:color w:val="0070C0"/>
-          <w:sz w:val="22"/>
-          <w:szCs w:val="22"/>
-          <w:lang w:eastAsia="en-AU"/>
-        </w:rPr>
-        <w:br w:type="page"/>
-      </w:r>
-    </w:p>
-    <w:p>
-      <w:pPr>
-        <w:jc w:val="both"/>
-        <w:textAlignment w:val="baseline"/>
-        <w:rPr>
-          <w:rFonts w:ascii="Segoe UI" w:hAnsi="Segoe UI" w:cs="Segoe UI"/>
-          <w:sz w:val="18"/>
-          <w:szCs w:val="18"/>
-          <w:lang w:eastAsia="en-AU"/>
-        </w:rPr>
-      </w:pPr>
-      <w:r>
-        <w:rPr>
-          <w:b/>
-          <w:bCs/>
-          <w:color w:val="0070C0"/>
-          <w:sz w:val="22"/>
-          <w:szCs w:val="22"/>
-          <w:lang w:eastAsia="en-AU"/>
-        </w:rPr>
         <w:lastRenderedPageBreak/>
         <w:t>OPTION 2 – Full Replacement</w:t>
       </w:r>
@@ -10519,20 +12290,19 @@
           <w:szCs w:val="22"/>
           <w:lang w:eastAsia="en-AU"/>
         </w:rPr>
-        <w:t>This option provides a full lifecycle reset of all lift components with the retention of the landing doors and door surrounds. The lift is decommissioned, removed and replaced with the latest technology. The new equipment is designed to interface with the existing building structure, loads, landing doors and door surrounds. This requires significant capital expense over a 9 month period. This requires the lift to be out of service for approximately 13 weeks.</w:t>
-      </w:r>
-    </w:p>
-    <w:p>
-      <w:pPr>
-        <w:jc w:val="both"/>
-        <w:textAlignment w:val="baseline"/>
-        <w:rPr>
+        <w:t xml:space="preserve">This option provides a full lifecycle reset of all lift components with the retention of the landing doors and door surrounds. The lift is decommissioned, removed and replaced with the latest technology. The new equipment is designed to interface with the existing building structure, loads, landing doors and door surrounds. This requires significant capital expense over a </w:t>
+      </w:r>
+      <w:r>
+        <w:rPr>
+          <w:b/>
+          <w:bCs/>
           <w:color w:val="EE0000"/>
           <w:sz w:val="22"/>
           <w:szCs w:val="22"/>
           <w:lang w:eastAsia="en-AU"/>
         </w:rPr>
-      </w:pPr>
+        <w:t>X</w:t>
+      </w:r>
       <w:r>
         <w:rPr>
           <w:color w:val="EE0000"/>
@@ -10540,7 +12310,79 @@
           <w:szCs w:val="22"/>
           <w:lang w:eastAsia="en-AU"/>
         </w:rPr>
-        <w:t>The upside of this approach is that the lifts life cycle is reset for a minimum of 20 years, providing for the latest technology and future proofing your building for years to come.</w:t>
+        <w:t xml:space="preserve"> month period. This requires the lift to be out of service for approximately </w:t>
+      </w:r>
+      <w:r>
+        <w:rPr>
+          <w:b/>
+          <w:bCs/>
+          <w:color w:val="EE0000"/>
+          <w:sz w:val="22"/>
+          <w:szCs w:val="22"/>
+          <w:lang w:eastAsia="en-AU"/>
+        </w:rPr>
+        <w:t>XX</w:t>
+      </w:r>
+      <w:r>
+        <w:rPr>
+          <w:b/>
+          <w:bCs/>
+          <w:color w:val="EE0000"/>
+          <w:sz w:val="22"/>
+          <w:szCs w:val="22"/>
+          <w:lang w:eastAsia="en-AU"/>
+        </w:rPr>
+        <w:t xml:space="preserve"> </w:t>
+      </w:r>
+      <w:r>
+        <w:rPr>
+          <w:color w:val="EE0000"/>
+          <w:sz w:val="22"/>
+          <w:szCs w:val="22"/>
+          <w:lang w:eastAsia="en-AU"/>
+        </w:rPr>
+        <w:t>weeks.</w:t>
+      </w:r>
+    </w:p>
+    <w:p>
+      <w:pPr>
+        <w:jc w:val="both"/>
+        <w:textAlignment w:val="baseline"/>
+        <w:rPr>
+          <w:color w:val="EE0000"/>
+          <w:sz w:val="22"/>
+          <w:szCs w:val="22"/>
+          <w:lang w:eastAsia="en-AU"/>
+        </w:rPr>
+      </w:pPr>
+      <w:r>
+        <w:rPr>
+          <w:color w:val="EE0000"/>
+          <w:sz w:val="22"/>
+          <w:szCs w:val="22"/>
+          <w:lang w:eastAsia="en-AU"/>
+        </w:rPr>
+        <w:t xml:space="preserve">The upside of this approach is that the lifts life cycle is reset for a minimum of 20 years, providing for the latest technology and future proofing </w:t>
+      </w:r>
+      <w:proofErr w:type="gramStart"/>
+      <w:r>
+        <w:rPr>
+          <w:color w:val="EE0000"/>
+          <w:sz w:val="22"/>
+          <w:szCs w:val="22"/>
+          <w:lang w:eastAsia="en-AU"/>
+        </w:rPr>
+        <w:t>your</w:t>
+      </w:r>
+      <w:proofErr w:type="gramEnd"/>
+      <w:r>
+        <w:rPr>
+          <w:color w:val="EE0000"/>
+          <w:sz w:val="22"/>
+          <w:szCs w:val="22"/>
+          <w:lang w:eastAsia="en-AU"/>
+        </w:rPr>
+        <w:t xml:space="preserve"> building for years to come.</w:t>
       </w:r>
     </w:p>
     <w:p>
@@ -11959,9 +13801,12 @@
           <w:szCs w:val="22"/>
           <w:lang w:eastAsia="en-AU"/>
         </w:rPr>
-        <w:t>L</w:t>
-      </w:r>
-      <w:r>
+        <w:t>LIFT MACHINE ROOM</w:t>
+      </w:r>
+    </w:p>
+    <w:p>
+      <w:pPr>
+        <w:spacing w:after="160" w:line="259" w:lineRule="auto"/>
         <w:rPr>
           <w:b/>
           <w:bCs/>
@@ -11970,8 +13815,7 @@
           <w:szCs w:val="22"/>
           <w:lang w:eastAsia="en-AU"/>
         </w:rPr>
-        <w:t>IFT SHAFT</w:t>
-      </w:r>
+      </w:pPr>
     </w:p>
     <w:p>
       <w:pPr>
@@ -11985,10 +13829,7 @@
           <w:lang w:eastAsia="en-AU"/>
         </w:rPr>
       </w:pPr>
-    </w:p>
-    <w:p>
-      <w:pPr>
-        <w:spacing w:after="160" w:line="259" w:lineRule="auto"/>
+      <w:r>
         <w:rPr>
           <w:b/>
           <w:bCs/>
@@ -11997,11 +13838,9 @@
           <w:szCs w:val="22"/>
           <w:lang w:eastAsia="en-AU"/>
         </w:rPr>
-      </w:pPr>
-    </w:p>
-    <w:p>
-      <w:pPr>
-        <w:spacing w:after="160" w:line="259" w:lineRule="auto"/>
+        <w:t>L</w:t>
+      </w:r>
+      <w:r>
         <w:rPr>
           <w:b/>
           <w:bCs/>
@@ -12010,8 +13849,12 @@
           <w:szCs w:val="22"/>
           <w:lang w:eastAsia="en-AU"/>
         </w:rPr>
-      </w:pPr>
-      <w:r>
+        <w:t>IFT SHAFT</w:t>
+      </w:r>
+    </w:p>
+    <w:p>
+      <w:pPr>
+        <w:spacing w:after="160" w:line="259" w:lineRule="auto"/>
         <w:rPr>
           <w:b/>
           <w:bCs/>
@@ -12020,8 +13863,7 @@
           <w:szCs w:val="22"/>
           <w:lang w:eastAsia="en-AU"/>
         </w:rPr>
-        <w:t>CAR TOP</w:t>
-      </w:r>
+      </w:pPr>
     </w:p>
     <w:p>
       <w:pPr>
@@ -12035,10 +13877,7 @@
           <w:lang w:eastAsia="en-AU"/>
         </w:rPr>
       </w:pPr>
-    </w:p>
-    <w:p>
-      <w:pPr>
-        <w:spacing w:after="160" w:line="259" w:lineRule="auto"/>
+      <w:r>
         <w:rPr>
           <w:b/>
           <w:bCs/>
@@ -12047,7 +13886,8 @@
           <w:szCs w:val="22"/>
           <w:lang w:eastAsia="en-AU"/>
         </w:rPr>
-      </w:pPr>
+        <w:t>CAR TOP</w:t>
+      </w:r>
     </w:p>
     <w:p>
       <w:pPr>
@@ -12061,7 +13901,10 @@
           <w:lang w:eastAsia="en-AU"/>
         </w:rPr>
       </w:pPr>
-      <w:r>
+    </w:p>
+    <w:p>
+      <w:pPr>
+        <w:spacing w:after="160" w:line="259" w:lineRule="auto"/>
         <w:rPr>
           <w:b/>
           <w:bCs/>
@@ -12070,12 +13913,8 @@
           <w:szCs w:val="22"/>
           <w:lang w:eastAsia="en-AU"/>
         </w:rPr>
-        <w:t>PIT AND UNDER CAR</w:t>
-      </w:r>
-    </w:p>
-    <w:p>
-      <w:pPr>
-        <w:spacing w:after="160" w:line="259" w:lineRule="auto"/>
+      </w:pPr>
+      <w:r>
         <w:rPr>
           <w:b/>
           <w:bCs/>
@@ -12084,7 +13923,8 @@
           <w:szCs w:val="22"/>
           <w:lang w:eastAsia="en-AU"/>
         </w:rPr>
-      </w:pPr>
+        <w:t>PIT AND UNDER CAR</w:t>
+      </w:r>
     </w:p>
     <w:p>
       <w:pPr>
@@ -12122,19 +13962,6 @@
         </w:rPr>
         <w:t>LANDINGS</w:t>
       </w:r>
-    </w:p>
-    <w:p>
-      <w:pPr>
-        <w:spacing w:after="160" w:line="259" w:lineRule="auto"/>
-        <w:rPr>
-          <w:b/>
-          <w:bCs/>
-          <w:color w:val="0070C0"/>
-          <w:sz w:val="22"/>
-          <w:szCs w:val="22"/>
-          <w:lang w:eastAsia="en-AU"/>
-        </w:rPr>
-      </w:pPr>
     </w:p>
     <w:p>
       <w:pPr>
@@ -12194,7 +14021,7 @@
 </file>
 
 <file path=word/endnotes.xml><?xml version="1.0" encoding="utf-8"?>
-<w:endnotes xmlns:wpc="http://schemas.microsoft.com/office/word/2010/wordprocessingCanvas" xmlns:cx="http://schemas.microsoft.com/office/drawing/2014/chartex" xmlns:cx1="http://schemas.microsoft.com/office/drawing/2015/9/8/chartex" xmlns:cx2="http://schemas.microsoft.com/office/drawing/2015/10/21/chartex" xmlns:cx3="http://schemas.microsoft.com/office/drawing/2016/5/9/chartex" xmlns:cx4="http://schemas.microsoft.com/office/drawing/2016/5/10/chartex" xmlns:cx5="http://schemas.microsoft.com/office/drawing/2016/5/11/chartex" xmlns:cx6="http://schemas.microsoft.com/office/drawing/2016/5/12/chartex" xmlns:cx7="http://schemas.microsoft.com/office/drawing/2016/5/13/chartex" xmlns:cx8="http://schemas.microsoft.com/office/drawing/2016/5/14/chartex" xmlns:mc="http://schemas.openxmlformats.org/markup-compatibility/2006" xmlns:aink="http://schemas.microsoft.com/office/drawing/2016/ink" xmlns:am3d="http://schemas.microsoft.com/office/drawing/2017/model3d" xmlns:o="urn:schemas-microsoft-com:office:office" xmlns:oel="http://schemas.microsoft.com/office/2019/extlst" xmlns:r="http://schemas.openxmlformats.org/officeDocument/2006/relationships" xmlns:m="http://schemas.openxmlformats.org/officeDocument/2006/math" xmlns:v="urn:schemas-microsoft-com:vml" xmlns:wp14="http://schemas.microsoft.com/office/word/2010/wordprocessingDrawing" xmlns:wp="http://schemas.openxmlformats.org/drawingml/2006/wordprocessingDrawing" xmlns:w10="urn:schemas-microsoft-com:office:word" xmlns:w="http://schemas.openxmlformats.org/wordprocessingml/2006/main" xmlns:w14="http://schemas.microsoft.com/office/word/2010/wordml" xmlns:w15="http://schemas.microsoft.com/office/word/2012/wordml" xmlns:w16cex="http://schemas.microsoft.com/office/word/2018/wordml/cex" xmlns:w16cid="http://schemas.microsoft.com/office/word/2016/wordml/cid" xmlns:w16="http://schemas.microsoft.com/office/word/2018/wordml" xmlns:w16du="http://schemas.microsoft.com/office/word/2023/wordml/word16du" xmlns:w16sdtdh="http://schemas.microsoft.com/office/word/2020/wordml/sdtdatahash" xmlns:w16sdtfl="http://schemas.microsoft.com/office/word/2024/wordml/sdtformatlock" xmlns:w16se="http://schemas.microsoft.com/office/word/2015/wordml/symex" xmlns:wpg="http://schemas.microsoft.com/office/word/2010/wordprocessingGroup" xmlns:wpi="http://schemas.microsoft.com/office/word/2010/wordprocessingInk" xmlns:wne="http://schemas.microsoft.com/office/word/2006/wordml" xmlns:wps="http://schemas.microsoft.com/office/word/2010/wordprocessingShape" mc:Ignorable="w14 w15 w16se w16cid w16 w16cex w16sdtdh w16sdtfl w16du wp14">
+<w:endnotes xmlns:wpc="http://schemas.microsoft.com/office/word/2010/wordprocessingCanvas" xmlns:cx="http://schemas.microsoft.com/office/drawing/2014/chartex" xmlns:cx1="http://schemas.microsoft.com/office/drawing/2015/9/8/chartex" xmlns:cx2="http://schemas.microsoft.com/office/drawing/2015/10/21/chartex" xmlns:cx3="http://schemas.microsoft.com/office/drawing/2016/5/9/chartex" xmlns:cx4="http://schemas.microsoft.com/office/drawing/2016/5/10/chartex" xmlns:cx5="http://schemas.microsoft.com/office/drawing/2016/5/11/chartex" xmlns:cx6="http://schemas.microsoft.com/office/drawing/2016/5/12/chartex" xmlns:cx7="http://schemas.microsoft.com/office/drawing/2016/5/13/chartex" xmlns:cx8="http://schemas.microsoft.com/office/drawing/2016/5/14/chartex" xmlns:mc="http://schemas.openxmlformats.org/markup-compatibility/2006" xmlns:aink="http://schemas.microsoft.com/office/drawing/2016/ink" xmlns:am3d="http://schemas.microsoft.com/office/drawing/2017/model3d" xmlns:o="urn:schemas-microsoft-com:office:office" xmlns:oel="http://schemas.microsoft.com/office/2019/extlst" xmlns:r="http://schemas.openxmlformats.org/officeDocument/2006/relationships" xmlns:m="http://schemas.openxmlformats.org/officeDocument/2006/math" xmlns:v="urn:schemas-microsoft-com:vml" xmlns:wp14="http://schemas.microsoft.com/office/word/2010/wordprocessingDrawing" xmlns:wp="http://schemas.openxmlformats.org/drawingml/2006/wordprocessingDrawing" xmlns:w10="urn:schemas-microsoft-com:office:word" xmlns:w="http://schemas.openxmlformats.org/wordprocessingml/2006/main" xmlns:w14="http://schemas.microsoft.com/office/word/2010/wordml" xmlns:w15="http://schemas.microsoft.com/office/word/2012/wordml" xmlns:w16cei="http://schemas.microsoft.com/office/word/2026/wordml/cei" xmlns:w16cex="http://schemas.microsoft.com/office/word/2018/wordml/cex" xmlns:w16cid="http://schemas.microsoft.com/office/word/2016/wordml/cid" xmlns:w16="http://schemas.microsoft.com/office/word/2018/wordml" xmlns:w16du="http://schemas.microsoft.com/office/word/2023/wordml/word16du" xmlns:w16sdtdh="http://schemas.microsoft.com/office/word/2020/wordml/sdtdatahash" xmlns:w16sdtfl="http://schemas.microsoft.com/office/word/2024/wordml/sdtformatlock" xmlns:w16se="http://schemas.microsoft.com/office/word/2015/wordml/symex" xmlns:wpg="http://schemas.microsoft.com/office/word/2010/wordprocessingGroup" xmlns:wpi="http://schemas.microsoft.com/office/word/2010/wordprocessingInk" xmlns:wne="http://schemas.microsoft.com/office/word/2006/wordml" xmlns:wps="http://schemas.microsoft.com/office/word/2010/wordprocessingShape" mc:Ignorable="w14 w15 w16se w16cid w16 w16cex w16sdtdh w16sdtfl w16du wp14">
   <w:endnote w:type="separator" w:id="-1">
     <w:p>
       <w:r>
@@ -12216,7 +14043,7 @@
 </file>
 
 <file path=word/footer1.xml><?xml version="1.0" encoding="utf-8"?>
-<w:ftr xmlns:wpc="http://schemas.microsoft.com/office/word/2010/wordprocessingCanvas" xmlns:cx="http://schemas.microsoft.com/office/drawing/2014/chartex" xmlns:cx1="http://schemas.microsoft.com/office/drawing/2015/9/8/chartex" xmlns:cx2="http://schemas.microsoft.com/office/drawing/2015/10/21/chartex" xmlns:cx3="http://schemas.microsoft.com/office/drawing/2016/5/9/chartex" xmlns:cx4="http://schemas.microsoft.com/office/drawing/2016/5/10/chartex" xmlns:cx5="http://schemas.microsoft.com/office/drawing/2016/5/11/chartex" xmlns:cx6="http://schemas.microsoft.com/office/drawing/2016/5/12/chartex" xmlns:cx7="http://schemas.microsoft.com/office/drawing/2016/5/13/chartex" xmlns:cx8="http://schemas.microsoft.com/office/drawing/2016/5/14/chartex" xmlns:mc="http://schemas.openxmlformats.org/markup-compatibility/2006" xmlns:aink="http://schemas.microsoft.com/office/drawing/2016/ink" xmlns:am3d="http://schemas.microsoft.com/office/drawing/2017/model3d" xmlns:o="urn:schemas-microsoft-com:office:office" xmlns:oel="http://schemas.microsoft.com/office/2019/extlst" xmlns:r="http://schemas.openxmlformats.org/officeDocument/2006/relationships" xmlns:m="http://schemas.openxmlformats.org/officeDocument/2006/math" xmlns:v="urn:schemas-microsoft-com:vml" xmlns:wp14="http://schemas.microsoft.com/office/word/2010/wordprocessingDrawing" xmlns:wp="http://schemas.openxmlformats.org/drawingml/2006/wordprocessingDrawing" xmlns:w10="urn:schemas-microsoft-com:office:word" xmlns:w="http://schemas.openxmlformats.org/wordprocessingml/2006/main" xmlns:w14="http://schemas.microsoft.com/office/word/2010/wordml" xmlns:w15="http://schemas.microsoft.com/office/word/2012/wordml" xmlns:w16cex="http://schemas.microsoft.com/office/word/2018/wordml/cex" xmlns:w16cid="http://schemas.microsoft.com/office/word/2016/wordml/cid" xmlns:w16="http://schemas.microsoft.com/office/word/2018/wordml" xmlns:w16du="http://schemas.microsoft.com/office/word/2023/wordml/word16du" xmlns:w16sdtdh="http://schemas.microsoft.com/office/word/2020/wordml/sdtdatahash" xmlns:w16sdtfl="http://schemas.microsoft.com/office/word/2024/wordml/sdtformatlock" xmlns:w16se="http://schemas.microsoft.com/office/word/2015/wordml/symex" xmlns:wpg="http://schemas.microsoft.com/office/word/2010/wordprocessingGroup" xmlns:wpi="http://schemas.microsoft.com/office/word/2010/wordprocessingInk" xmlns:wne="http://schemas.microsoft.com/office/word/2006/wordml" xmlns:wps="http://schemas.microsoft.com/office/word/2010/wordprocessingShape" mc:Ignorable="w14 w15 w16se w16cid w16 w16cex w16sdtdh w16sdtfl w16du wp14">
+<w:ftr xmlns:wpc="http://schemas.microsoft.com/office/word/2010/wordprocessingCanvas" xmlns:cx="http://schemas.microsoft.com/office/drawing/2014/chartex" xmlns:cx1="http://schemas.microsoft.com/office/drawing/2015/9/8/chartex" xmlns:cx2="http://schemas.microsoft.com/office/drawing/2015/10/21/chartex" xmlns:cx3="http://schemas.microsoft.com/office/drawing/2016/5/9/chartex" xmlns:cx4="http://schemas.microsoft.com/office/drawing/2016/5/10/chartex" xmlns:cx5="http://schemas.microsoft.com/office/drawing/2016/5/11/chartex" xmlns:cx6="http://schemas.microsoft.com/office/drawing/2016/5/12/chartex" xmlns:cx7="http://schemas.microsoft.com/office/drawing/2016/5/13/chartex" xmlns:cx8="http://schemas.microsoft.com/office/drawing/2016/5/14/chartex" xmlns:mc="http://schemas.openxmlformats.org/markup-compatibility/2006" xmlns:aink="http://schemas.microsoft.com/office/drawing/2016/ink" xmlns:am3d="http://schemas.microsoft.com/office/drawing/2017/model3d" xmlns:o="urn:schemas-microsoft-com:office:office" xmlns:oel="http://schemas.microsoft.com/office/2019/extlst" xmlns:r="http://schemas.openxmlformats.org/officeDocument/2006/relationships" xmlns:m="http://schemas.openxmlformats.org/officeDocument/2006/math" xmlns:v="urn:schemas-microsoft-com:vml" xmlns:wp14="http://schemas.microsoft.com/office/word/2010/wordprocessingDrawing" xmlns:wp="http://schemas.openxmlformats.org/drawingml/2006/wordprocessingDrawing" xmlns:w10="urn:schemas-microsoft-com:office:word" xmlns:w="http://schemas.openxmlformats.org/wordprocessingml/2006/main" xmlns:w14="http://schemas.microsoft.com/office/word/2010/wordml" xmlns:w15="http://schemas.microsoft.com/office/word/2012/wordml" xmlns:w16cei="http://schemas.microsoft.com/office/word/2026/wordml/cei" xmlns:w16cex="http://schemas.microsoft.com/office/word/2018/wordml/cex" xmlns:w16cid="http://schemas.microsoft.com/office/word/2016/wordml/cid" xmlns:w16="http://schemas.microsoft.com/office/word/2018/wordml" xmlns:w16du="http://schemas.microsoft.com/office/word/2023/wordml/word16du" xmlns:w16sdtdh="http://schemas.microsoft.com/office/word/2020/wordml/sdtdatahash" xmlns:w16sdtfl="http://schemas.microsoft.com/office/word/2024/wordml/sdtformatlock" xmlns:w16se="http://schemas.microsoft.com/office/word/2015/wordml/symex" xmlns:wpg="http://schemas.microsoft.com/office/word/2010/wordprocessingGroup" xmlns:wpi="http://schemas.microsoft.com/office/word/2010/wordprocessingInk" xmlns:wne="http://schemas.microsoft.com/office/word/2006/wordml" xmlns:wps="http://schemas.microsoft.com/office/word/2010/wordprocessingShape" mc:Ignorable="w14 w15 w16se w16cid w16 w16cex w16sdtdh w16sdtfl w16du wp14">
   <w:tbl>
     <w:tblPr>
       <w:tblW w:w="12258" w:type="dxa"/>
@@ -12267,6 +14094,7 @@
               <w15:appearance w15:val="hidden"/>
               <w:text/>
             </w:sdtPr>
+            <w:sdtEndPr/>
             <w:sdtContent>
               <w:r>
                 <w:t xml:space="preserve">     </w:t>
@@ -12312,7 +14140,7 @@
 </file>
 
 <file path=word/footer2.xml><?xml version="1.0" encoding="utf-8"?>
-<w:ftr xmlns:wpc="http://schemas.microsoft.com/office/word/2010/wordprocessingCanvas" xmlns:cx="http://schemas.microsoft.com/office/drawing/2014/chartex" xmlns:cx1="http://schemas.microsoft.com/office/drawing/2015/9/8/chartex" xmlns:cx2="http://schemas.microsoft.com/office/drawing/2015/10/21/chartex" xmlns:cx3="http://schemas.microsoft.com/office/drawing/2016/5/9/chartex" xmlns:cx4="http://schemas.microsoft.com/office/drawing/2016/5/10/chartex" xmlns:cx5="http://schemas.microsoft.com/office/drawing/2016/5/11/chartex" xmlns:cx6="http://schemas.microsoft.com/office/drawing/2016/5/12/chartex" xmlns:cx7="http://schemas.microsoft.com/office/drawing/2016/5/13/chartex" xmlns:cx8="http://schemas.microsoft.com/office/drawing/2016/5/14/chartex" xmlns:mc="http://schemas.openxmlformats.org/markup-compatibility/2006" xmlns:aink="http://schemas.microsoft.com/office/drawing/2016/ink" xmlns:am3d="http://schemas.microsoft.com/office/drawing/2017/model3d" xmlns:o="urn:schemas-microsoft-com:office:office" xmlns:oel="http://schemas.microsoft.com/office/2019/extlst" xmlns:r="http://schemas.openxmlformats.org/officeDocument/2006/relationships" xmlns:m="http://schemas.openxmlformats.org/officeDocument/2006/math" xmlns:v="urn:schemas-microsoft-com:vml" xmlns:wp14="http://schemas.microsoft.com/office/word/2010/wordprocessingDrawing" xmlns:wp="http://schemas.openxmlformats.org/drawingml/2006/wordprocessingDrawing" xmlns:w10="urn:schemas-microsoft-com:office:word" xmlns:w="http://schemas.openxmlformats.org/wordprocessingml/2006/main" xmlns:w14="http://schemas.microsoft.com/office/word/2010/wordml" xmlns:w15="http://schemas.microsoft.com/office/word/2012/wordml" xmlns:w16cex="http://schemas.microsoft.com/office/word/2018/wordml/cex" xmlns:w16cid="http://schemas.microsoft.com/office/word/2016/wordml/cid" xmlns:w16="http://schemas.microsoft.com/office/word/2018/wordml" xmlns:w16du="http://schemas.microsoft.com/office/word/2023/wordml/word16du" xmlns:w16sdtdh="http://schemas.microsoft.com/office/word/2020/wordml/sdtdatahash" xmlns:w16sdtfl="http://schemas.microsoft.com/office/word/2024/wordml/sdtformatlock" xmlns:w16se="http://schemas.microsoft.com/office/word/2015/wordml/symex" xmlns:wpg="http://schemas.microsoft.com/office/word/2010/wordprocessingGroup" xmlns:wpi="http://schemas.microsoft.com/office/word/2010/wordprocessingInk" xmlns:wne="http://schemas.microsoft.com/office/word/2006/wordml" xmlns:wps="http://schemas.microsoft.com/office/word/2010/wordprocessingShape" mc:Ignorable="w14 w15 w16se w16cid w16 w16cex w16sdtdh w16sdtfl w16du wp14">
+<w:ftr xmlns:wpc="http://schemas.microsoft.com/office/word/2010/wordprocessingCanvas" xmlns:cx="http://schemas.microsoft.com/office/drawing/2014/chartex" xmlns:cx1="http://schemas.microsoft.com/office/drawing/2015/9/8/chartex" xmlns:cx2="http://schemas.microsoft.com/office/drawing/2015/10/21/chartex" xmlns:cx3="http://schemas.microsoft.com/office/drawing/2016/5/9/chartex" xmlns:cx4="http://schemas.microsoft.com/office/drawing/2016/5/10/chartex" xmlns:cx5="http://schemas.microsoft.com/office/drawing/2016/5/11/chartex" xmlns:cx6="http://schemas.microsoft.com/office/drawing/2016/5/12/chartex" xmlns:cx7="http://schemas.microsoft.com/office/drawing/2016/5/13/chartex" xmlns:cx8="http://schemas.microsoft.com/office/drawing/2016/5/14/chartex" xmlns:mc="http://schemas.openxmlformats.org/markup-compatibility/2006" xmlns:aink="http://schemas.microsoft.com/office/drawing/2016/ink" xmlns:am3d="http://schemas.microsoft.com/office/drawing/2017/model3d" xmlns:o="urn:schemas-microsoft-com:office:office" xmlns:oel="http://schemas.microsoft.com/office/2019/extlst" xmlns:r="http://schemas.openxmlformats.org/officeDocument/2006/relationships" xmlns:m="http://schemas.openxmlformats.org/officeDocument/2006/math" xmlns:v="urn:schemas-microsoft-com:vml" xmlns:wp14="http://schemas.microsoft.com/office/word/2010/wordprocessingDrawing" xmlns:wp="http://schemas.openxmlformats.org/drawingml/2006/wordprocessingDrawing" xmlns:w10="urn:schemas-microsoft-com:office:word" xmlns:w="http://schemas.openxmlformats.org/wordprocessingml/2006/main" xmlns:w14="http://schemas.microsoft.com/office/word/2010/wordml" xmlns:w15="http://schemas.microsoft.com/office/word/2012/wordml" xmlns:w16cei="http://schemas.microsoft.com/office/word/2026/wordml/cei" xmlns:w16cex="http://schemas.microsoft.com/office/word/2018/wordml/cex" xmlns:w16cid="http://schemas.microsoft.com/office/word/2016/wordml/cid" xmlns:w16="http://schemas.microsoft.com/office/word/2018/wordml" xmlns:w16du="http://schemas.microsoft.com/office/word/2023/wordml/word16du" xmlns:w16sdtdh="http://schemas.microsoft.com/office/word/2020/wordml/sdtdatahash" xmlns:w16sdtfl="http://schemas.microsoft.com/office/word/2024/wordml/sdtformatlock" xmlns:w16se="http://schemas.microsoft.com/office/word/2015/wordml/symex" xmlns:wpg="http://schemas.microsoft.com/office/word/2010/wordprocessingGroup" xmlns:wpi="http://schemas.microsoft.com/office/word/2010/wordprocessingInk" xmlns:wne="http://schemas.microsoft.com/office/word/2006/wordml" xmlns:wps="http://schemas.microsoft.com/office/word/2010/wordprocessingShape" mc:Ignorable="w14 w15 w16se w16cid w16 w16cex w16sdtdh w16sdtfl w16du wp14">
   <w:p>
     <w:pPr>
       <w:pBdr>
@@ -12399,7 +14227,7 @@
 </file>
 
 <file path=word/footer3.xml><?xml version="1.0" encoding="utf-8"?>
-<w:ftr xmlns:wpc="http://schemas.microsoft.com/office/word/2010/wordprocessingCanvas" xmlns:cx="http://schemas.microsoft.com/office/drawing/2014/chartex" xmlns:cx1="http://schemas.microsoft.com/office/drawing/2015/9/8/chartex" xmlns:cx2="http://schemas.microsoft.com/office/drawing/2015/10/21/chartex" xmlns:cx3="http://schemas.microsoft.com/office/drawing/2016/5/9/chartex" xmlns:cx4="http://schemas.microsoft.com/office/drawing/2016/5/10/chartex" xmlns:cx5="http://schemas.microsoft.com/office/drawing/2016/5/11/chartex" xmlns:cx6="http://schemas.microsoft.com/office/drawing/2016/5/12/chartex" xmlns:cx7="http://schemas.microsoft.com/office/drawing/2016/5/13/chartex" xmlns:cx8="http://schemas.microsoft.com/office/drawing/2016/5/14/chartex" xmlns:mc="http://schemas.openxmlformats.org/markup-compatibility/2006" xmlns:aink="http://schemas.microsoft.com/office/drawing/2016/ink" xmlns:am3d="http://schemas.microsoft.com/office/drawing/2017/model3d" xmlns:o="urn:schemas-microsoft-com:office:office" xmlns:oel="http://schemas.microsoft.com/office/2019/extlst" xmlns:r="http://schemas.openxmlformats.org/officeDocument/2006/relationships" xmlns:m="http://schemas.openxmlformats.org/officeDocument/2006/math" xmlns:v="urn:schemas-microsoft-com:vml" xmlns:wp14="http://schemas.microsoft.com/office/word/2010/wordprocessingDrawing" xmlns:wp="http://schemas.openxmlformats.org/drawingml/2006/wordprocessingDrawing" xmlns:w10="urn:schemas-microsoft-com:office:word" xmlns:w="http://schemas.openxmlformats.org/wordprocessingml/2006/main" xmlns:w14="http://schemas.microsoft.com/office/word/2010/wordml" xmlns:w15="http://schemas.microsoft.com/office/word/2012/wordml" xmlns:w16cex="http://schemas.microsoft.com/office/word/2018/wordml/cex" xmlns:w16cid="http://schemas.microsoft.com/office/word/2016/wordml/cid" xmlns:w16="http://schemas.microsoft.com/office/word/2018/wordml" xmlns:w16du="http://schemas.microsoft.com/office/word/2023/wordml/word16du" xmlns:w16sdtdh="http://schemas.microsoft.com/office/word/2020/wordml/sdtdatahash" xmlns:w16sdtfl="http://schemas.microsoft.com/office/word/2024/wordml/sdtformatlock" xmlns:w16se="http://schemas.microsoft.com/office/word/2015/wordml/symex" xmlns:wpg="http://schemas.microsoft.com/office/word/2010/wordprocessingGroup" xmlns:wpi="http://schemas.microsoft.com/office/word/2010/wordprocessingInk" xmlns:wne="http://schemas.microsoft.com/office/word/2006/wordml" xmlns:wps="http://schemas.microsoft.com/office/word/2010/wordprocessingShape" mc:Ignorable="w14 w15 w16se w16cid w16 w16cex w16sdtdh w16sdtfl w16du wp14">
+<w:ftr xmlns:wpc="http://schemas.microsoft.com/office/word/2010/wordprocessingCanvas" xmlns:cx="http://schemas.microsoft.com/office/drawing/2014/chartex" xmlns:cx1="http://schemas.microsoft.com/office/drawing/2015/9/8/chartex" xmlns:cx2="http://schemas.microsoft.com/office/drawing/2015/10/21/chartex" xmlns:cx3="http://schemas.microsoft.com/office/drawing/2016/5/9/chartex" xmlns:cx4="http://schemas.microsoft.com/office/drawing/2016/5/10/chartex" xmlns:cx5="http://schemas.microsoft.com/office/drawing/2016/5/11/chartex" xmlns:cx6="http://schemas.microsoft.com/office/drawing/2016/5/12/chartex" xmlns:cx7="http://schemas.microsoft.com/office/drawing/2016/5/13/chartex" xmlns:cx8="http://schemas.microsoft.com/office/drawing/2016/5/14/chartex" xmlns:mc="http://schemas.openxmlformats.org/markup-compatibility/2006" xmlns:aink="http://schemas.microsoft.com/office/drawing/2016/ink" xmlns:am3d="http://schemas.microsoft.com/office/drawing/2017/model3d" xmlns:o="urn:schemas-microsoft-com:office:office" xmlns:oel="http://schemas.microsoft.com/office/2019/extlst" xmlns:r="http://schemas.openxmlformats.org/officeDocument/2006/relationships" xmlns:m="http://schemas.openxmlformats.org/officeDocument/2006/math" xmlns:v="urn:schemas-microsoft-com:vml" xmlns:wp14="http://schemas.microsoft.com/office/word/2010/wordprocessingDrawing" xmlns:wp="http://schemas.openxmlformats.org/drawingml/2006/wordprocessingDrawing" xmlns:w10="urn:schemas-microsoft-com:office:word" xmlns:w="http://schemas.openxmlformats.org/wordprocessingml/2006/main" xmlns:w14="http://schemas.microsoft.com/office/word/2010/wordml" xmlns:w15="http://schemas.microsoft.com/office/word/2012/wordml" xmlns:w16cei="http://schemas.microsoft.com/office/word/2026/wordml/cei" xmlns:w16cex="http://schemas.microsoft.com/office/word/2018/wordml/cex" xmlns:w16cid="http://schemas.microsoft.com/office/word/2016/wordml/cid" xmlns:w16="http://schemas.microsoft.com/office/word/2018/wordml" xmlns:w16du="http://schemas.microsoft.com/office/word/2023/wordml/word16du" xmlns:w16sdtdh="http://schemas.microsoft.com/office/word/2020/wordml/sdtdatahash" xmlns:w16sdtfl="http://schemas.microsoft.com/office/word/2024/wordml/sdtformatlock" xmlns:w16se="http://schemas.microsoft.com/office/word/2015/wordml/symex" xmlns:wpg="http://schemas.microsoft.com/office/word/2010/wordprocessingGroup" xmlns:wpi="http://schemas.microsoft.com/office/word/2010/wordprocessingInk" xmlns:wne="http://schemas.microsoft.com/office/word/2006/wordml" xmlns:wps="http://schemas.microsoft.com/office/word/2010/wordprocessingShape" mc:Ignorable="w14 w15 w16se w16cid w16 w16cex w16sdtdh w16sdtfl w16du wp14">
   <w:p>
     <w:pPr>
       <w:pBdr>
@@ -12497,7 +14325,7 @@
 </file>
 
 <file path=word/footnotes.xml><?xml version="1.0" encoding="utf-8"?>
-<w:footnotes xmlns:wpc="http://schemas.microsoft.com/office/word/2010/wordprocessingCanvas" xmlns:cx="http://schemas.microsoft.com/office/drawing/2014/chartex" xmlns:cx1="http://schemas.microsoft.com/office/drawing/2015/9/8/chartex" xmlns:cx2="http://schemas.microsoft.com/office/drawing/2015/10/21/chartex" xmlns:cx3="http://schemas.microsoft.com/office/drawing/2016/5/9/chartex" xmlns:cx4="http://schemas.microsoft.com/office/drawing/2016/5/10/chartex" xmlns:cx5="http://schemas.microsoft.com/office/drawing/2016/5/11/chartex" xmlns:cx6="http://schemas.microsoft.com/office/drawing/2016/5/12/chartex" xmlns:cx7="http://schemas.microsoft.com/office/drawing/2016/5/13/chartex" xmlns:cx8="http://schemas.microsoft.com/office/drawing/2016/5/14/chartex" xmlns:mc="http://schemas.openxmlformats.org/markup-compatibility/2006" xmlns:aink="http://schemas.microsoft.com/office/drawing/2016/ink" xmlns:am3d="http://schemas.microsoft.com/office/drawing/2017/model3d" xmlns:o="urn:schemas-microsoft-com:office:office" xmlns:oel="http://schemas.microsoft.com/office/2019/extlst" xmlns:r="http://schemas.openxmlformats.org/officeDocument/2006/relationships" xmlns:m="http://schemas.openxmlformats.org/officeDocument/2006/math" xmlns:v="urn:schemas-microsoft-com:vml" xmlns:wp14="http://schemas.microsoft.com/office/word/2010/wordprocessingDrawing" xmlns:wp="http://schemas.openxmlformats.org/drawingml/2006/wordprocessingDrawing" xmlns:w10="urn:schemas-microsoft-com:office:word" xmlns:w="http://schemas.openxmlformats.org/wordprocessingml/2006/main" xmlns:w14="http://schemas.microsoft.com/office/word/2010/wordml" xmlns:w15="http://schemas.microsoft.com/office/word/2012/wordml" xmlns:w16cex="http://schemas.microsoft.com/office/word/2018/wordml/cex" xmlns:w16cid="http://schemas.microsoft.com/office/word/2016/wordml/cid" xmlns:w16="http://schemas.microsoft.com/office/word/2018/wordml" xmlns:w16du="http://schemas.microsoft.com/office/word/2023/wordml/word16du" xmlns:w16sdtdh="http://schemas.microsoft.com/office/word/2020/wordml/sdtdatahash" xmlns:w16sdtfl="http://schemas.microsoft.com/office/word/2024/wordml/sdtformatlock" xmlns:w16se="http://schemas.microsoft.com/office/word/2015/wordml/symex" xmlns:wpg="http://schemas.microsoft.com/office/word/2010/wordprocessingGroup" xmlns:wpi="http://schemas.microsoft.com/office/word/2010/wordprocessingInk" xmlns:wne="http://schemas.microsoft.com/office/word/2006/wordml" xmlns:wps="http://schemas.microsoft.com/office/word/2010/wordprocessingShape" mc:Ignorable="w14 w15 w16se w16cid w16 w16cex w16sdtdh w16sdtfl w16du wp14">
+<w:footnotes xmlns:wpc="http://schemas.microsoft.com/office/word/2010/wordprocessingCanvas" xmlns:cx="http://schemas.microsoft.com/office/drawing/2014/chartex" xmlns:cx1="http://schemas.microsoft.com/office/drawing/2015/9/8/chartex" xmlns:cx2="http://schemas.microsoft.com/office/drawing/2015/10/21/chartex" xmlns:cx3="http://schemas.microsoft.com/office/drawing/2016/5/9/chartex" xmlns:cx4="http://schemas.microsoft.com/office/drawing/2016/5/10/chartex" xmlns:cx5="http://schemas.microsoft.com/office/drawing/2016/5/11/chartex" xmlns:cx6="http://schemas.microsoft.com/office/drawing/2016/5/12/chartex" xmlns:cx7="http://schemas.microsoft.com/office/drawing/2016/5/13/chartex" xmlns:cx8="http://schemas.microsoft.com/office/drawing/2016/5/14/chartex" xmlns:mc="http://schemas.openxmlformats.org/markup-compatibility/2006" xmlns:aink="http://schemas.microsoft.com/office/drawing/2016/ink" xmlns:am3d="http://schemas.microsoft.com/office/drawing/2017/model3d" xmlns:o="urn:schemas-microsoft-com:office:office" xmlns:oel="http://schemas.microsoft.com/office/2019/extlst" xmlns:r="http://schemas.openxmlformats.org/officeDocument/2006/relationships" xmlns:m="http://schemas.openxmlformats.org/officeDocument/2006/math" xmlns:v="urn:schemas-microsoft-com:vml" xmlns:wp14="http://schemas.microsoft.com/office/word/2010/wordprocessingDrawing" xmlns:wp="http://schemas.openxmlformats.org/drawingml/2006/wordprocessingDrawing" xmlns:w10="urn:schemas-microsoft-com:office:word" xmlns:w="http://schemas.openxmlformats.org/wordprocessingml/2006/main" xmlns:w14="http://schemas.microsoft.com/office/word/2010/wordml" xmlns:w15="http://schemas.microsoft.com/office/word/2012/wordml" xmlns:w16cei="http://schemas.microsoft.com/office/word/2026/wordml/cei" xmlns:w16cex="http://schemas.microsoft.com/office/word/2018/wordml/cex" xmlns:w16cid="http://schemas.microsoft.com/office/word/2016/wordml/cid" xmlns:w16="http://schemas.microsoft.com/office/word/2018/wordml" xmlns:w16du="http://schemas.microsoft.com/office/word/2023/wordml/word16du" xmlns:w16sdtdh="http://schemas.microsoft.com/office/word/2020/wordml/sdtdatahash" xmlns:w16sdtfl="http://schemas.microsoft.com/office/word/2024/wordml/sdtformatlock" xmlns:w16se="http://schemas.microsoft.com/office/word/2015/wordml/symex" xmlns:wpg="http://schemas.microsoft.com/office/word/2010/wordprocessingGroup" xmlns:wpi="http://schemas.microsoft.com/office/word/2010/wordprocessingInk" xmlns:wne="http://schemas.microsoft.com/office/word/2006/wordml" xmlns:wps="http://schemas.microsoft.com/office/word/2010/wordprocessingShape" mc:Ignorable="w14 w15 w16se w16cid w16 w16cex w16sdtdh w16sdtfl w16du wp14">
   <w:footnote w:type="separator" w:id="-1">
     <w:p>
       <w:r>
@@ -12519,7 +14347,7 @@
 </file>
 
 <file path=word/header1.xml><?xml version="1.0" encoding="utf-8"?>
-<w:hdr xmlns:wpc="http://schemas.microsoft.com/office/word/2010/wordprocessingCanvas" xmlns:cx="http://schemas.microsoft.com/office/drawing/2014/chartex" xmlns:cx1="http://schemas.microsoft.com/office/drawing/2015/9/8/chartex" xmlns:cx2="http://schemas.microsoft.com/office/drawing/2015/10/21/chartex" xmlns:cx3="http://schemas.microsoft.com/office/drawing/2016/5/9/chartex" xmlns:cx4="http://schemas.microsoft.com/office/drawing/2016/5/10/chartex" xmlns:cx5="http://schemas.microsoft.com/office/drawing/2016/5/11/chartex" xmlns:cx6="http://schemas.microsoft.com/office/drawing/2016/5/12/chartex" xmlns:cx7="http://schemas.microsoft.com/office/drawing/2016/5/13/chartex" xmlns:cx8="http://schemas.microsoft.com/office/drawing/2016/5/14/chartex" xmlns:mc="http://schemas.openxmlformats.org/markup-compatibility/2006" xmlns:aink="http://schemas.microsoft.com/office/drawing/2016/ink" xmlns:am3d="http://schemas.microsoft.com/office/drawing/2017/model3d" xmlns:o="urn:schemas-microsoft-com:office:office" xmlns:oel="http://schemas.microsoft.com/office/2019/extlst" xmlns:r="http://schemas.openxmlformats.org/officeDocument/2006/relationships" xmlns:m="http://schemas.openxmlformats.org/officeDocument/2006/math" xmlns:v="urn:schemas-microsoft-com:vml" xmlns:wp14="http://schemas.microsoft.com/office/word/2010/wordprocessingDrawing" xmlns:wp="http://schemas.openxmlformats.org/drawingml/2006/wordprocessingDrawing" xmlns:w10="urn:schemas-microsoft-com:office:word" xmlns:w="http://schemas.openxmlformats.org/wordprocessingml/2006/main" xmlns:w14="http://schemas.microsoft.com/office/word/2010/wordml" xmlns:w15="http://schemas.microsoft.com/office/word/2012/wordml" xmlns:w16cex="http://schemas.microsoft.com/office/word/2018/wordml/cex" xmlns:w16cid="http://schemas.microsoft.com/office/word/2016/wordml/cid" xmlns:w16="http://schemas.microsoft.com/office/word/2018/wordml" xmlns:w16du="http://schemas.microsoft.com/office/word/2023/wordml/word16du" xmlns:w16sdtdh="http://schemas.microsoft.com/office/word/2020/wordml/sdtdatahash" xmlns:w16sdtfl="http://schemas.microsoft.com/office/word/2024/wordml/sdtformatlock" xmlns:w16se="http://schemas.microsoft.com/office/word/2015/wordml/symex" xmlns:wpg="http://schemas.microsoft.com/office/word/2010/wordprocessingGroup" xmlns:wpi="http://schemas.microsoft.com/office/word/2010/wordprocessingInk" xmlns:wne="http://schemas.microsoft.com/office/word/2006/wordml" xmlns:wps="http://schemas.microsoft.com/office/word/2010/wordprocessingShape" mc:Ignorable="w14 w15 w16se w16cid w16 w16cex w16sdtdh w16sdtfl w16du wp14">
+<w:hdr xmlns:wpc="http://schemas.microsoft.com/office/word/2010/wordprocessingCanvas" xmlns:cx="http://schemas.microsoft.com/office/drawing/2014/chartex" xmlns:cx1="http://schemas.microsoft.com/office/drawing/2015/9/8/chartex" xmlns:cx2="http://schemas.microsoft.com/office/drawing/2015/10/21/chartex" xmlns:cx3="http://schemas.microsoft.com/office/drawing/2016/5/9/chartex" xmlns:cx4="http://schemas.microsoft.com/office/drawing/2016/5/10/chartex" xmlns:cx5="http://schemas.microsoft.com/office/drawing/2016/5/11/chartex" xmlns:cx6="http://schemas.microsoft.com/office/drawing/2016/5/12/chartex" xmlns:cx7="http://schemas.microsoft.com/office/drawing/2016/5/13/chartex" xmlns:cx8="http://schemas.microsoft.com/office/drawing/2016/5/14/chartex" xmlns:mc="http://schemas.openxmlformats.org/markup-compatibility/2006" xmlns:aink="http://schemas.microsoft.com/office/drawing/2016/ink" xmlns:am3d="http://schemas.microsoft.com/office/drawing/2017/model3d" xmlns:o="urn:schemas-microsoft-com:office:office" xmlns:oel="http://schemas.microsoft.com/office/2019/extlst" xmlns:r="http://schemas.openxmlformats.org/officeDocument/2006/relationships" xmlns:m="http://schemas.openxmlformats.org/officeDocument/2006/math" xmlns:v="urn:schemas-microsoft-com:vml" xmlns:wp14="http://schemas.microsoft.com/office/word/2010/wordprocessingDrawing" xmlns:wp="http://schemas.openxmlformats.org/drawingml/2006/wordprocessingDrawing" xmlns:w10="urn:schemas-microsoft-com:office:word" xmlns:w="http://schemas.openxmlformats.org/wordprocessingml/2006/main" xmlns:w14="http://schemas.microsoft.com/office/word/2010/wordml" xmlns:w15="http://schemas.microsoft.com/office/word/2012/wordml" xmlns:w16cei="http://schemas.microsoft.com/office/word/2026/wordml/cei" xmlns:w16cex="http://schemas.microsoft.com/office/word/2018/wordml/cex" xmlns:w16cid="http://schemas.microsoft.com/office/word/2016/wordml/cid" xmlns:w16="http://schemas.microsoft.com/office/word/2018/wordml" xmlns:w16du="http://schemas.microsoft.com/office/word/2023/wordml/word16du" xmlns:w16sdtdh="http://schemas.microsoft.com/office/word/2020/wordml/sdtdatahash" xmlns:w16sdtfl="http://schemas.microsoft.com/office/word/2024/wordml/sdtformatlock" xmlns:w16se="http://schemas.microsoft.com/office/word/2015/wordml/symex" xmlns:wpg="http://schemas.microsoft.com/office/word/2010/wordprocessingGroup" xmlns:wpi="http://schemas.microsoft.com/office/word/2010/wordprocessingInk" xmlns:wne="http://schemas.microsoft.com/office/word/2006/wordml" xmlns:wps="http://schemas.microsoft.com/office/word/2010/wordprocessingShape" mc:Ignorable="w14 w15 w16se w16cid w16 w16cex w16sdtdh w16sdtfl w16du wp14">
   <w:p>
     <w:pPr>
       <w:pBdr>
@@ -12634,7 +14462,7 @@
 </file>
 
 <file path=word/header2.xml><?xml version="1.0" encoding="utf-8"?>
-<w:hdr xmlns:wpc="http://schemas.microsoft.com/office/word/2010/wordprocessingCanvas" xmlns:cx="http://schemas.microsoft.com/office/drawing/2014/chartex" xmlns:cx1="http://schemas.microsoft.com/office/drawing/2015/9/8/chartex" xmlns:cx2="http://schemas.microsoft.com/office/drawing/2015/10/21/chartex" xmlns:cx3="http://schemas.microsoft.com/office/drawing/2016/5/9/chartex" xmlns:cx4="http://schemas.microsoft.com/office/drawing/2016/5/10/chartex" xmlns:cx5="http://schemas.microsoft.com/office/drawing/2016/5/11/chartex" xmlns:cx6="http://schemas.microsoft.com/office/drawing/2016/5/12/chartex" xmlns:cx7="http://schemas.microsoft.com/office/drawing/2016/5/13/chartex" xmlns:cx8="http://schemas.microsoft.com/office/drawing/2016/5/14/chartex" xmlns:mc="http://schemas.openxmlformats.org/markup-compatibility/2006" xmlns:aink="http://schemas.microsoft.com/office/drawing/2016/ink" xmlns:am3d="http://schemas.microsoft.com/office/drawing/2017/model3d" xmlns:o="urn:schemas-microsoft-com:office:office" xmlns:oel="http://schemas.microsoft.com/office/2019/extlst" xmlns:r="http://schemas.openxmlformats.org/officeDocument/2006/relationships" xmlns:m="http://schemas.openxmlformats.org/officeDocument/2006/math" xmlns:v="urn:schemas-microsoft-com:vml" xmlns:wp14="http://schemas.microsoft.com/office/word/2010/wordprocessingDrawing" xmlns:wp="http://schemas.openxmlformats.org/drawingml/2006/wordprocessingDrawing" xmlns:w10="urn:schemas-microsoft-com:office:word" xmlns:w="http://schemas.openxmlformats.org/wordprocessingml/2006/main" xmlns:w14="http://schemas.microsoft.com/office/word/2010/wordml" xmlns:w15="http://schemas.microsoft.com/office/word/2012/wordml" xmlns:w16cex="http://schemas.microsoft.com/office/word/2018/wordml/cex" xmlns:w16cid="http://schemas.microsoft.com/office/word/2016/wordml/cid" xmlns:w16="http://schemas.microsoft.com/office/word/2018/wordml" xmlns:w16du="http://schemas.microsoft.com/office/word/2023/wordml/word16du" xmlns:w16sdtdh="http://schemas.microsoft.com/office/word/2020/wordml/sdtdatahash" xmlns:w16sdtfl="http://schemas.microsoft.com/office/word/2024/wordml/sdtformatlock" xmlns:w16se="http://schemas.microsoft.com/office/word/2015/wordml/symex" xmlns:wpg="http://schemas.microsoft.com/office/word/2010/wordprocessingGroup" xmlns:wpi="http://schemas.microsoft.com/office/word/2010/wordprocessingInk" xmlns:wne="http://schemas.microsoft.com/office/word/2006/wordml" xmlns:wps="http://schemas.microsoft.com/office/word/2010/wordprocessingShape" mc:Ignorable="w14 w15 w16se w16cid w16 w16cex w16sdtdh w16sdtfl w16du wp14">
+<w:hdr xmlns:wpc="http://schemas.microsoft.com/office/word/2010/wordprocessingCanvas" xmlns:cx="http://schemas.microsoft.com/office/drawing/2014/chartex" xmlns:cx1="http://schemas.microsoft.com/office/drawing/2015/9/8/chartex" xmlns:cx2="http://schemas.microsoft.com/office/drawing/2015/10/21/chartex" xmlns:cx3="http://schemas.microsoft.com/office/drawing/2016/5/9/chartex" xmlns:cx4="http://schemas.microsoft.com/office/drawing/2016/5/10/chartex" xmlns:cx5="http://schemas.microsoft.com/office/drawing/2016/5/11/chartex" xmlns:cx6="http://schemas.microsoft.com/office/drawing/2016/5/12/chartex" xmlns:cx7="http://schemas.microsoft.com/office/drawing/2016/5/13/chartex" xmlns:cx8="http://schemas.microsoft.com/office/drawing/2016/5/14/chartex" xmlns:mc="http://schemas.openxmlformats.org/markup-compatibility/2006" xmlns:aink="http://schemas.microsoft.com/office/drawing/2016/ink" xmlns:am3d="http://schemas.microsoft.com/office/drawing/2017/model3d" xmlns:o="urn:schemas-microsoft-com:office:office" xmlns:oel="http://schemas.microsoft.com/office/2019/extlst" xmlns:r="http://schemas.openxmlformats.org/officeDocument/2006/relationships" xmlns:m="http://schemas.openxmlformats.org/officeDocument/2006/math" xmlns:v="urn:schemas-microsoft-com:vml" xmlns:wp14="http://schemas.microsoft.com/office/word/2010/wordprocessingDrawing" xmlns:wp="http://schemas.openxmlformats.org/drawingml/2006/wordprocessingDrawing" xmlns:w10="urn:schemas-microsoft-com:office:word" xmlns:w="http://schemas.openxmlformats.org/wordprocessingml/2006/main" xmlns:w14="http://schemas.microsoft.com/office/word/2010/wordml" xmlns:w15="http://schemas.microsoft.com/office/word/2012/wordml" xmlns:w16cei="http://schemas.microsoft.com/office/word/2026/wordml/cei" xmlns:w16cex="http://schemas.microsoft.com/office/word/2018/wordml/cex" xmlns:w16cid="http://schemas.microsoft.com/office/word/2016/wordml/cid" xmlns:w16="http://schemas.microsoft.com/office/word/2018/wordml" xmlns:w16du="http://schemas.microsoft.com/office/word/2023/wordml/word16du" xmlns:w16sdtdh="http://schemas.microsoft.com/office/word/2020/wordml/sdtdatahash" xmlns:w16sdtfl="http://schemas.microsoft.com/office/word/2024/wordml/sdtformatlock" xmlns:w16se="http://schemas.microsoft.com/office/word/2015/wordml/symex" xmlns:wpg="http://schemas.microsoft.com/office/word/2010/wordprocessingGroup" xmlns:wpi="http://schemas.microsoft.com/office/word/2010/wordprocessingInk" xmlns:wne="http://schemas.microsoft.com/office/word/2006/wordml" xmlns:wps="http://schemas.microsoft.com/office/word/2010/wordprocessingShape" mc:Ignorable="w14 w15 w16se w16cid w16 w16cex w16sdtdh w16sdtfl w16du wp14">
   <w:tbl>
     <w:tblPr>
       <w:tblW w:w="0" w:type="auto"/>
@@ -12695,7 +14523,7 @@
 </file>
 
 <file path=word/header3.xml><?xml version="1.0" encoding="utf-8"?>
-<w:hdr xmlns:wpc="http://schemas.microsoft.com/office/word/2010/wordprocessingCanvas" xmlns:cx="http://schemas.microsoft.com/office/drawing/2014/chartex" xmlns:cx1="http://schemas.microsoft.com/office/drawing/2015/9/8/chartex" xmlns:cx2="http://schemas.microsoft.com/office/drawing/2015/10/21/chartex" xmlns:cx3="http://schemas.microsoft.com/office/drawing/2016/5/9/chartex" xmlns:cx4="http://schemas.microsoft.com/office/drawing/2016/5/10/chartex" xmlns:cx5="http://schemas.microsoft.com/office/drawing/2016/5/11/chartex" xmlns:cx6="http://schemas.microsoft.com/office/drawing/2016/5/12/chartex" xmlns:cx7="http://schemas.microsoft.com/office/drawing/2016/5/13/chartex" xmlns:cx8="http://schemas.microsoft.com/office/drawing/2016/5/14/chartex" xmlns:mc="http://schemas.openxmlformats.org/markup-compatibility/2006" xmlns:aink="http://schemas.microsoft.com/office/drawing/2016/ink" xmlns:am3d="http://schemas.microsoft.com/office/drawing/2017/model3d" xmlns:o="urn:schemas-microsoft-com:office:office" xmlns:oel="http://schemas.microsoft.com/office/2019/extlst" xmlns:r="http://schemas.openxmlformats.org/officeDocument/2006/relationships" xmlns:m="http://schemas.openxmlformats.org/officeDocument/2006/math" xmlns:v="urn:schemas-microsoft-com:vml" xmlns:wp14="http://schemas.microsoft.com/office/word/2010/wordprocessingDrawing" xmlns:wp="http://schemas.openxmlformats.org/drawingml/2006/wordprocessingDrawing" xmlns:w10="urn:schemas-microsoft-com:office:word" xmlns:w="http://schemas.openxmlformats.org/wordprocessingml/2006/main" xmlns:w14="http://schemas.microsoft.com/office/word/2010/wordml" xmlns:w15="http://schemas.microsoft.com/office/word/2012/wordml" xmlns:w16cex="http://schemas.microsoft.com/office/word/2018/wordml/cex" xmlns:w16cid="http://schemas.microsoft.com/office/word/2016/wordml/cid" xmlns:w16="http://schemas.microsoft.com/office/word/2018/wordml" xmlns:w16du="http://schemas.microsoft.com/office/word/2023/wordml/word16du" xmlns:w16sdtdh="http://schemas.microsoft.com/office/word/2020/wordml/sdtdatahash" xmlns:w16sdtfl="http://schemas.microsoft.com/office/word/2024/wordml/sdtformatlock" xmlns:w16se="http://schemas.microsoft.com/office/word/2015/wordml/symex" xmlns:wpg="http://schemas.microsoft.com/office/word/2010/wordprocessingGroup" xmlns:wpi="http://schemas.microsoft.com/office/word/2010/wordprocessingInk" xmlns:wne="http://schemas.microsoft.com/office/word/2006/wordml" xmlns:wps="http://schemas.microsoft.com/office/word/2010/wordprocessingShape" mc:Ignorable="w14 w15 w16se w16cid w16 w16cex w16sdtdh w16sdtfl w16du wp14">
+<w:hdr xmlns:wpc="http://schemas.microsoft.com/office/word/2010/wordprocessingCanvas" xmlns:cx="http://schemas.microsoft.com/office/drawing/2014/chartex" xmlns:cx1="http://schemas.microsoft.com/office/drawing/2015/9/8/chartex" xmlns:cx2="http://schemas.microsoft.com/office/drawing/2015/10/21/chartex" xmlns:cx3="http://schemas.microsoft.com/office/drawing/2016/5/9/chartex" xmlns:cx4="http://schemas.microsoft.com/office/drawing/2016/5/10/chartex" xmlns:cx5="http://schemas.microsoft.com/office/drawing/2016/5/11/chartex" xmlns:cx6="http://schemas.microsoft.com/office/drawing/2016/5/12/chartex" xmlns:cx7="http://schemas.microsoft.com/office/drawing/2016/5/13/chartex" xmlns:cx8="http://schemas.microsoft.com/office/drawing/2016/5/14/chartex" xmlns:mc="http://schemas.openxmlformats.org/markup-compatibility/2006" xmlns:aink="http://schemas.microsoft.com/office/drawing/2016/ink" xmlns:am3d="http://schemas.microsoft.com/office/drawing/2017/model3d" xmlns:o="urn:schemas-microsoft-com:office:office" xmlns:oel="http://schemas.microsoft.com/office/2019/extlst" xmlns:r="http://schemas.openxmlformats.org/officeDocument/2006/relationships" xmlns:m="http://schemas.openxmlformats.org/officeDocument/2006/math" xmlns:v="urn:schemas-microsoft-com:vml" xmlns:wp14="http://schemas.microsoft.com/office/word/2010/wordprocessingDrawing" xmlns:wp="http://schemas.openxmlformats.org/drawingml/2006/wordprocessingDrawing" xmlns:w10="urn:schemas-microsoft-com:office:word" xmlns:w="http://schemas.openxmlformats.org/wordprocessingml/2006/main" xmlns:w14="http://schemas.microsoft.com/office/word/2010/wordml" xmlns:w15="http://schemas.microsoft.com/office/word/2012/wordml" xmlns:w16cei="http://schemas.microsoft.com/office/word/2026/wordml/cei" xmlns:w16cex="http://schemas.microsoft.com/office/word/2018/wordml/cex" xmlns:w16cid="http://schemas.microsoft.com/office/word/2016/wordml/cid" xmlns:w16="http://schemas.microsoft.com/office/word/2018/wordml" xmlns:w16du="http://schemas.microsoft.com/office/word/2023/wordml/word16du" xmlns:w16sdtdh="http://schemas.microsoft.com/office/word/2020/wordml/sdtdatahash" xmlns:w16sdtfl="http://schemas.microsoft.com/office/word/2024/wordml/sdtformatlock" xmlns:w16se="http://schemas.microsoft.com/office/word/2015/wordml/symex" xmlns:wpg="http://schemas.microsoft.com/office/word/2010/wordprocessingGroup" xmlns:wpi="http://schemas.microsoft.com/office/word/2010/wordprocessingInk" xmlns:wne="http://schemas.microsoft.com/office/word/2006/wordml" xmlns:wps="http://schemas.microsoft.com/office/word/2010/wordprocessingShape" mc:Ignorable="w14 w15 w16se w16cid w16 w16cex w16sdtdh w16sdtfl w16du wp14">
   <w:p>
     <w:pPr>
       <w:tabs>
@@ -12787,7 +14615,7 @@
 </file>
 
 <file path=word/numbering.xml><?xml version="1.0" encoding="utf-8"?>
-<w:numbering xmlns:wpc="http://schemas.microsoft.com/office/word/2010/wordprocessingCanvas" xmlns:cx="http://schemas.microsoft.com/office/drawing/2014/chartex" xmlns:cx1="http://schemas.microsoft.com/office/drawing/2015/9/8/chartex" xmlns:cx2="http://schemas.microsoft.com/office/drawing/2015/10/21/chartex" xmlns:cx3="http://schemas.microsoft.com/office/drawing/2016/5/9/chartex" xmlns:cx4="http://schemas.microsoft.com/office/drawing/2016/5/10/chartex" xmlns:cx5="http://schemas.microsoft.com/office/drawing/2016/5/11/chartex" xmlns:cx6="http://schemas.microsoft.com/office/drawing/2016/5/12/chartex" xmlns:cx7="http://schemas.microsoft.com/office/drawing/2016/5/13/chartex" xmlns:cx8="http://schemas.microsoft.com/office/drawing/2016/5/14/chartex" xmlns:mc="http://schemas.openxmlformats.org/markup-compatibility/2006" xmlns:aink="http://schemas.microsoft.com/office/drawing/2016/ink" xmlns:am3d="http://schemas.microsoft.com/office/drawing/2017/model3d" xmlns:o="urn:schemas-microsoft-com:office:office" xmlns:oel="http://schemas.microsoft.com/office/2019/extlst" xmlns:r="http://schemas.openxmlformats.org/officeDocument/2006/relationships" xmlns:m="http://schemas.openxmlformats.org/officeDocument/2006/math" xmlns:v="urn:schemas-microsoft-com:vml" xmlns:wp14="http://schemas.microsoft.com/office/word/2010/wordprocessingDrawing" xmlns:wp="http://schemas.openxmlformats.org/drawingml/2006/wordprocessingDrawing" xmlns:w10="urn:schemas-microsoft-com:office:word" xmlns:w="http://schemas.openxmlformats.org/wordprocessingml/2006/main" xmlns:w14="http://schemas.microsoft.com/office/word/2010/wordml" xmlns:w15="http://schemas.microsoft.com/office/word/2012/wordml" xmlns:w16cex="http://schemas.microsoft.com/office/word/2018/wordml/cex" xmlns:w16cid="http://schemas.microsoft.com/office/word/2016/wordml/cid" xmlns:w16="http://schemas.microsoft.com/office/word/2018/wordml" xmlns:w16du="http://schemas.microsoft.com/office/word/2023/wordml/word16du" xmlns:w16sdtdh="http://schemas.microsoft.com/office/word/2020/wordml/sdtdatahash" xmlns:w16sdtfl="http://schemas.microsoft.com/office/word/2024/wordml/sdtformatlock" xmlns:w16se="http://schemas.microsoft.com/office/word/2015/wordml/symex" xmlns:wpg="http://schemas.microsoft.com/office/word/2010/wordprocessingGroup" xmlns:wpi="http://schemas.microsoft.com/office/word/2010/wordprocessingInk" xmlns:wne="http://schemas.microsoft.com/office/word/2006/wordml" xmlns:wps="http://schemas.microsoft.com/office/word/2010/wordprocessingShape" mc:Ignorable="w14 w15 w16se w16cid w16 w16cex w16sdtdh w16sdtfl w16du wp14">
+<w:numbering xmlns:wpc="http://schemas.microsoft.com/office/word/2010/wordprocessingCanvas" xmlns:cx="http://schemas.microsoft.com/office/drawing/2014/chartex" xmlns:cx1="http://schemas.microsoft.com/office/drawing/2015/9/8/chartex" xmlns:cx2="http://schemas.microsoft.com/office/drawing/2015/10/21/chartex" xmlns:cx3="http://schemas.microsoft.com/office/drawing/2016/5/9/chartex" xmlns:cx4="http://schemas.microsoft.com/office/drawing/2016/5/10/chartex" xmlns:cx5="http://schemas.microsoft.com/office/drawing/2016/5/11/chartex" xmlns:cx6="http://schemas.microsoft.com/office/drawing/2016/5/12/chartex" xmlns:cx7="http://schemas.microsoft.com/office/drawing/2016/5/13/chartex" xmlns:cx8="http://schemas.microsoft.com/office/drawing/2016/5/14/chartex" xmlns:mc="http://schemas.openxmlformats.org/markup-compatibility/2006" xmlns:aink="http://schemas.microsoft.com/office/drawing/2016/ink" xmlns:am3d="http://schemas.microsoft.com/office/drawing/2017/model3d" xmlns:o="urn:schemas-microsoft-com:office:office" xmlns:oel="http://schemas.microsoft.com/office/2019/extlst" xmlns:r="http://schemas.openxmlformats.org/officeDocument/2006/relationships" xmlns:m="http://schemas.openxmlformats.org/officeDocument/2006/math" xmlns:v="urn:schemas-microsoft-com:vml" xmlns:wp14="http://schemas.microsoft.com/office/word/2010/wordprocessingDrawing" xmlns:wp="http://schemas.openxmlformats.org/drawingml/2006/wordprocessingDrawing" xmlns:w10="urn:schemas-microsoft-com:office:word" xmlns:w="http://schemas.openxmlformats.org/wordprocessingml/2006/main" xmlns:w14="http://schemas.microsoft.com/office/word/2010/wordml" xmlns:w15="http://schemas.microsoft.com/office/word/2012/wordml" xmlns:w16cei="http://schemas.microsoft.com/office/word/2026/wordml/cei" xmlns:w16cex="http://schemas.microsoft.com/office/word/2018/wordml/cex" xmlns:w16cid="http://schemas.microsoft.com/office/word/2016/wordml/cid" xmlns:w16="http://schemas.microsoft.com/office/word/2018/wordml" xmlns:w16du="http://schemas.microsoft.com/office/word/2023/wordml/word16du" xmlns:w16sdtdh="http://schemas.microsoft.com/office/word/2020/wordml/sdtdatahash" xmlns:w16sdtfl="http://schemas.microsoft.com/office/word/2024/wordml/sdtformatlock" xmlns:w16se="http://schemas.microsoft.com/office/word/2015/wordml/symex" xmlns:wpg="http://schemas.microsoft.com/office/word/2010/wordprocessingGroup" xmlns:wpi="http://schemas.microsoft.com/office/word/2010/wordprocessingInk" xmlns:wne="http://schemas.microsoft.com/office/word/2006/wordml" xmlns:wps="http://schemas.microsoft.com/office/word/2010/wordprocessingShape" mc:Ignorable="w14 w15 w16se w16cid w16 w16cex w16sdtdh w16sdtfl w16du wp14">
   <w:numPicBullet w:numPicBulletId="0">
     <w:pict>
       <v:shapetype id="_x0000_t75" coordsize="21600,21600" o:spt="75" o:preferrelative="t" path="m@4@5l@4@11@9@11@9@5xe" filled="f" stroked="f">
@@ -12809,7 +14637,7 @@
         <v:path o:extrusionok="f" gradientshapeok="t" o:connecttype="rect"/>
         <o:lock v:ext="edit" aspectratio="t"/>
       </v:shapetype>
-      <v:shape id="_x0000_i1025" type="#_x0000_t75" style="width:100.65pt;height:47.35pt" o:bullet="t">
+      <v:shape id="_x0000_i1025" type="#_x0000_t75" style="width:100.8pt;height:50.4pt" o:bullet="t">
         <v:imagedata r:id="rId1" o:title="CMG Arrow"/>
       </v:shape>
     </w:pict>
@@ -13676,7 +15504,7 @@
   <w:abstractNum w:abstractNumId="8" w15:restartNumberingAfterBreak="0">
     <w:nsid w:val="47C1AB72"/>
     <w:multiLevelType w:val="hybridMultilevel"/>
-    <w:tmpl w:val="FFFFFFFF"/>
+    <w:tmpl w:val="EE140D50"/>
     <w:lvl w:ilvl="0" w:tplc="D840C558">
       <w:start w:val="1"/>
       <w:numFmt w:val="bullet"/>
@@ -13689,7 +15517,7 @@
         <w:rFonts w:ascii="Symbol" w:hAnsi="Symbol" w:hint="default"/>
       </w:rPr>
     </w:lvl>
-    <w:lvl w:ilvl="1" w:tplc="4B60F3A4">
+    <w:lvl w:ilvl="1" w:tplc="F9560C10">
       <w:start w:val="1"/>
       <w:numFmt w:val="bullet"/>
       <w:lvlText w:val="o"/>
@@ -13699,6 +15527,7 @@
       </w:pPr>
       <w:rPr>
         <w:rFonts w:ascii="&quot;Courier New&quot;" w:hAnsi="&quot;Courier New&quot;" w:hint="default"/>
+        <w:color w:val="EE0000"/>
       </w:rPr>
     </w:lvl>
     <w:lvl w:ilvl="2" w:tplc="727EBE54">
@@ -14251,7 +16080,7 @@
       <w:lvlText w:val="●"/>
       <w:lvlJc w:val="left"/>
       <w:pPr>
-        <w:ind w:left="425" w:hanging="425"/>
+        <w:ind w:left="1134" w:hanging="425"/>
       </w:pPr>
       <w:rPr>
         <w:rFonts w:ascii="Noto Sans Symbols" w:eastAsia="Noto Sans Symbols" w:hAnsi="Noto Sans Symbols" w:cs="Noto Sans Symbols"/>
@@ -14263,7 +16092,7 @@
       <w:lvlText w:val=""/>
       <w:lvlJc w:val="left"/>
       <w:pPr>
-        <w:ind w:left="0" w:firstLine="0"/>
+        <w:ind w:left="709" w:firstLine="0"/>
       </w:pPr>
     </w:lvl>
     <w:lvl w:ilvl="2">
@@ -14272,7 +16101,7 @@
       <w:lvlText w:val=""/>
       <w:lvlJc w:val="left"/>
       <w:pPr>
-        <w:ind w:left="0" w:firstLine="0"/>
+        <w:ind w:left="709" w:firstLine="0"/>
       </w:pPr>
     </w:lvl>
     <w:lvl w:ilvl="3">
@@ -14281,7 +16110,7 @@
       <w:lvlText w:val=""/>
       <w:lvlJc w:val="left"/>
       <w:pPr>
-        <w:ind w:left="0" w:firstLine="0"/>
+        <w:ind w:left="709" w:firstLine="0"/>
       </w:pPr>
     </w:lvl>
     <w:lvl w:ilvl="4">
@@ -14290,7 +16119,7 @@
       <w:lvlText w:val=""/>
       <w:lvlJc w:val="left"/>
       <w:pPr>
-        <w:ind w:left="0" w:firstLine="0"/>
+        <w:ind w:left="709" w:firstLine="0"/>
       </w:pPr>
     </w:lvl>
     <w:lvl w:ilvl="5">
@@ -14299,7 +16128,7 @@
       <w:lvlText w:val=""/>
       <w:lvlJc w:val="left"/>
       <w:pPr>
-        <w:ind w:left="0" w:firstLine="0"/>
+        <w:ind w:left="709" w:firstLine="0"/>
       </w:pPr>
     </w:lvl>
     <w:lvl w:ilvl="6">
@@ -14308,7 +16137,7 @@
       <w:lvlText w:val=""/>
       <w:lvlJc w:val="left"/>
       <w:pPr>
-        <w:ind w:left="0" w:firstLine="0"/>
+        <w:ind w:left="709" w:firstLine="0"/>
       </w:pPr>
     </w:lvl>
     <w:lvl w:ilvl="7">
@@ -14317,7 +16146,7 @@
       <w:lvlText w:val=""/>
       <w:lvlJc w:val="left"/>
       <w:pPr>
-        <w:ind w:left="0" w:firstLine="0"/>
+        <w:ind w:left="709" w:firstLine="0"/>
       </w:pPr>
     </w:lvl>
     <w:lvl w:ilvl="8">
@@ -14326,7 +16155,7 @@
       <w:lvlText w:val=""/>
       <w:lvlJc w:val="left"/>
       <w:pPr>
-        <w:ind w:left="0" w:firstLine="0"/>
+        <w:ind w:left="709" w:firstLine="0"/>
       </w:pPr>
     </w:lvl>
   </w:abstractNum>
@@ -16810,16 +18639,12 @@
 </file>
 
 <file path=customXml/item1.xml><?xml version="1.0" encoding="utf-8"?>
-<b:Sources xmlns:b="http://schemas.openxmlformats.org/officeDocument/2006/bibliography" xmlns="http://schemas.openxmlformats.org/officeDocument/2006/bibliography" SelectedStyle="\APASixthEditionOfficeOnline.xsl" StyleName="APA" Version="6"/>
-</file>
-
-<file path=customXml/item2.xml><?xml version="1.0" encoding="utf-8"?>
 <go:gDocsCustomXmlDataStorage xmlns:go="http://customooxmlschemas.google.com/" xmlns:r="http://schemas.openxmlformats.org/officeDocument/2006/relationships" uri="GoogleDocsCustomDataVersion2">
   <go:docsCustomData xmlns:go="http://customooxmlschemas.google.com/" roundtripDataSignature="AMtx7mjT00KyiMpCMVtmI0iilXRVRo+qBw==">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</go:docsCustomData>
 </go:gDocsCustomXmlDataStorage>
 </file>
 
-<file path=customXml/item3.xml><?xml version="1.0" encoding="utf-8"?>
+<file path=customXml/item2.xml><?xml version="1.0" encoding="utf-8"?>
 <?mso-contentType ?>
 <FormTemplates xmlns="http://schemas.microsoft.com/sharepoint/v3/contenttype/forms">
   <Display>DocumentLibraryForm</Display>
@@ -16828,7 +18653,7 @@
 </FormTemplates>
 </file>
 
-<file path=customXml/item4.xml><?xml version="1.0" encoding="utf-8"?>
+<file path=customXml/item3.xml><?xml version="1.0" encoding="utf-8"?>
 <p:properties xmlns:p="http://schemas.microsoft.com/office/2006/metadata/properties" xmlns:xsi="http://www.w3.org/2001/XMLSchema-instance" xmlns:pc="http://schemas.microsoft.com/office/infopath/2007/PartnerControls">
   <documentManagement>
     <TaxCatchAll xmlns="e7e5e8d9-3acf-499a-b2ec-caee31267ae3" xsi:nil="true"/>
@@ -16839,7 +18664,7 @@
 </p:properties>
 </file>
 
-<file path=customXml/item5.xml><?xml version="1.0" encoding="utf-8"?>
+<file path=customXml/item4.xml><?xml version="1.0" encoding="utf-8"?>
 <ct:contentTypeSchema xmlns:ct="http://schemas.microsoft.com/office/2006/metadata/contentType" xmlns:ma="http://schemas.microsoft.com/office/2006/metadata/properties/metaAttributes" ct:_="" ma:_="" ma:contentTypeName="Document" ma:contentTypeID="0x0101001CACF5B7A58D554795A28E7DF1D45FB2" ma:contentTypeVersion="12" ma:contentTypeDescription="Create a new document." ma:contentTypeScope="" ma:versionID="5cfadec9bccf68338cdb162740d64a99">
   <xsd:schema xmlns:xsd="http://www.w3.org/2001/XMLSchema" xmlns:xs="http://www.w3.org/2001/XMLSchema" xmlns:p="http://schemas.microsoft.com/office/2006/metadata/properties" xmlns:ns2="63f055bc-48c0-461c-a5ed-e9ee69fac0bb" xmlns:ns3="e7e5e8d9-3acf-499a-b2ec-caee31267ae3" targetNamespace="http://schemas.microsoft.com/office/2006/metadata/properties" ma:root="true" ma:fieldsID="4484a2026f246cebba8b36372c5f3c56" ns2:_="" ns3:_="">
     <xsd:import namespace="63f055bc-48c0-461c-a5ed-e9ee69fac0bb"/>
@@ -17056,15 +18881,11 @@
 </ct:contentTypeSchema>
 </file>
 
-<file path=customXml/itemProps1.xml><?xml version="1.0" encoding="utf-8"?>
-<ds:datastoreItem xmlns:ds="http://schemas.openxmlformats.org/officeDocument/2006/customXml" ds:itemID="{EB0E3FAB-D9C3-42C7-901A-DB2BE2C5D495}">
-  <ds:schemaRefs>
-    <ds:schemaRef ds:uri="http://schemas.openxmlformats.org/officeDocument/2006/bibliography"/>
-  </ds:schemaRefs>
-</ds:datastoreItem>
+<file path=customXml/item5.xml><?xml version="1.0" encoding="utf-8"?>
+<b:Sources xmlns:b="http://schemas.openxmlformats.org/officeDocument/2006/bibliography" xmlns="http://schemas.openxmlformats.org/officeDocument/2006/bibliography" SelectedStyle="\APASixthEditionOfficeOnline.xsl" StyleName="APA" Version="6"/>
 </file>
 
-<file path=customXml/itemProps2.xml><?xml version="1.0" encoding="utf-8"?>
+<file path=customXml/itemProps1.xml><?xml version="1.0" encoding="utf-8"?>
 <ds:datastoreItem xmlns:ds="http://schemas.openxmlformats.org/officeDocument/2006/customXml" ds:itemID="{11111111-1234-1234-1234-123412341234}">
   <ds:schemaRefs>
     <ds:schemaRef ds:uri="http://customooxmlschemas.google.com/"/>
@@ -17073,7 +18894,7 @@
 </ds:datastoreItem>
 </file>
 
-<file path=customXml/itemProps3.xml><?xml version="1.0" encoding="utf-8"?>
+<file path=customXml/itemProps2.xml><?xml version="1.0" encoding="utf-8"?>
 <ds:datastoreItem xmlns:ds="http://schemas.openxmlformats.org/officeDocument/2006/customXml" ds:itemID="{1A921F40-AE61-4521-8537-7B1DC1998BF7}">
   <ds:schemaRefs>
     <ds:schemaRef ds:uri="http://schemas.microsoft.com/sharepoint/v3/contenttype/forms"/>
@@ -17081,7 +18902,7 @@
 </ds:datastoreItem>
 </file>
 
-<file path=customXml/itemProps4.xml><?xml version="1.0" encoding="utf-8"?>
+<file path=customXml/itemProps3.xml><?xml version="1.0" encoding="utf-8"?>
 <ds:datastoreItem xmlns:ds="http://schemas.openxmlformats.org/officeDocument/2006/customXml" ds:itemID="{472B01B0-FA0C-4C92-BCA7-6F8FA7D66B27}">
   <ds:schemaRefs>
     <ds:schemaRef ds:uri="http://schemas.microsoft.com/office/2006/metadata/properties"/>
@@ -17092,7 +18913,7 @@
 </ds:datastoreItem>
 </file>
 
-<file path=customXml/itemProps5.xml><?xml version="1.0" encoding="utf-8"?>
+<file path=customXml/itemProps4.xml><?xml version="1.0" encoding="utf-8"?>
 <ds:datastoreItem xmlns:ds="http://schemas.openxmlformats.org/officeDocument/2006/customXml" ds:itemID="{FB1D13B2-4AB7-465A-859F-397A717B121C}">
   <ds:schemaRefs>
     <ds:schemaRef ds:uri="http://schemas.microsoft.com/office/2006/metadata/contentType"/>
@@ -17109,4 +18930,12 @@
     <ds:schemaRef ds:uri="http://schemas.microsoft.com/internal/obd"/>
   </ds:schemaRefs>
 </ds:datastoreItem>
+</file>
+
+<file path=customXml/itemProps5.xml><?xml version="1.0" encoding="utf-8"?>
+<ds:datastoreItem xmlns:ds="http://schemas.openxmlformats.org/officeDocument/2006/customXml" ds:itemID="{EB0E3FAB-D9C3-42C7-901A-DB2BE2C5D495}">
+  <ds:schemaRefs>
+    <ds:schemaRef ds:uri="http://schemas.openxmlformats.org/officeDocument/2006/bibliography"/>
+  </ds:schemaRefs>
+</ds:datastoreItem>
 </file>